--- a/SmartInterview_Progressive_Updates/01_Documentation_and_Viva/SmartInterview_Quick_Revision_Cheatsheet_v2.docx
+++ b/SmartInterview_Progressive_Updates/01_Documentation_and_Viva/SmartInterview_Quick_Revision_Cheatsheet_v2.docx
@@ -11,132 +11,185 @@
         <w:rPr>
           <w:rFonts w:ascii="Calibri" w:hAnsi="Calibri"/>
           <w:b/>
-          <w:color w:val="1E3A8A"/>
-          <w:sz w:val="36"/>
+          <w:color w:val="1B365D"/>
+          <w:sz w:val="44"/>
         </w:rPr>
         <w:t>SmartInterview: Master Quick-Revision Cheatsheet &amp; Viva Defense Card</w:t>
       </w:r>
     </w:p>
     <w:p>
       <w:pPr>
-        <w:spacing w:before="40" w:after="80" w:line="276" w:lineRule="auto"/>
+        <w:spacing w:before="0" w:after="100" w:line="276" w:lineRule="auto"/>
       </w:pPr>
       <w:r>
         <w:rPr>
           <w:rFonts w:ascii="Calibri" w:hAnsi="Calibri"/>
           <w:b/>
-          <w:color w:val="0F172A"/>
-          <w:sz w:val="20"/>
+          <w:color w:val="141414"/>
+          <w:sz w:val="21"/>
         </w:rPr>
         <w:t>Personalized Technical Interview Preparation in Higher Education Using Retrieval-Augmented Generation and Bloom's Taxonomy</w:t>
       </w:r>
     </w:p>
     <w:p>
       <w:pPr>
-        <w:spacing w:before="40" w:after="80" w:line="276" w:lineRule="auto"/>
+        <w:spacing w:before="0" w:after="100" w:line="276" w:lineRule="auto"/>
+      </w:pPr>
+      <w:r>
+        <w:rPr>
+          <w:rFonts w:ascii="Calibri" w:hAnsi="Calibri"/>
+          <w:i/>
+          <w:color w:val="1E293B"/>
+          <w:sz w:val="21"/>
+        </w:rPr>
+        <w:t>(SmartInterview — G-1392)</w:t>
+      </w:r>
+    </w:p>
+    <w:p>
+      <w:pPr>
+        <w:spacing w:before="0" w:after="100" w:line="276" w:lineRule="auto"/>
       </w:pPr>
       <w:r>
         <w:rPr>
           <w:rFonts w:ascii="Calibri" w:hAnsi="Calibri"/>
           <w:b/>
-          <w:color w:val="0F172A"/>
-          <w:sz w:val="20"/>
+          <w:color w:val="141414"/>
+          <w:sz w:val="21"/>
+        </w:rPr>
+        <w:t>Project Review Identifier:</w:t>
+      </w:r>
+      <w:r>
+        <w:rPr>
+          <w:rFonts w:ascii="Calibri" w:hAnsi="Calibri"/>
+          <w:color w:val="1E293B"/>
+          <w:sz w:val="21"/>
+        </w:rPr>
+        <w:t xml:space="preserve"> KR24_SDC-II_III-I_2026 Project Review-I | </w:t>
+      </w:r>
+      <w:r>
+        <w:rPr>
+          <w:rFonts w:ascii="Calibri" w:hAnsi="Calibri"/>
+          <w:b/>
+          <w:color w:val="141414"/>
+          <w:sz w:val="21"/>
+        </w:rPr>
+        <w:t>Date:</w:t>
+      </w:r>
+      <w:r>
+        <w:rPr>
+          <w:rFonts w:ascii="Calibri" w:hAnsi="Calibri"/>
+          <w:color w:val="1E293B"/>
+          <w:sz w:val="21"/>
+        </w:rPr>
+        <w:t xml:space="preserve"> 24-09-2026</w:t>
+      </w:r>
+    </w:p>
+    <w:p>
+      <w:pPr>
+        <w:spacing w:before="0" w:after="100" w:line="276" w:lineRule="auto"/>
+      </w:pPr>
+      <w:r>
+        <w:rPr>
+          <w:rFonts w:ascii="Calibri" w:hAnsi="Calibri"/>
+          <w:b/>
+          <w:color w:val="141414"/>
+          <w:sz w:val="21"/>
         </w:rPr>
         <w:t>Document Classification</w:t>
       </w:r>
       <w:r>
         <w:rPr>
           <w:rFonts w:ascii="Calibri" w:hAnsi="Calibri"/>
-          <w:color w:val="1F2937"/>
-          <w:sz w:val="20"/>
+          <w:color w:val="1E293B"/>
+          <w:sz w:val="21"/>
         </w:rPr>
         <w:t>: Rapid Revision &amp; Viva Defense Card</w:t>
       </w:r>
     </w:p>
     <w:p>
       <w:pPr>
-        <w:spacing w:before="40" w:after="80" w:line="276" w:lineRule="auto"/>
+        <w:spacing w:before="0" w:after="100" w:line="276" w:lineRule="auto"/>
       </w:pPr>
       <w:r>
         <w:rPr>
           <w:rFonts w:ascii="Calibri" w:hAnsi="Calibri"/>
           <w:b/>
-          <w:color w:val="0F172A"/>
-          <w:sz w:val="20"/>
+          <w:color w:val="141414"/>
+          <w:sz w:val="21"/>
         </w:rPr>
         <w:t>Academic Degree</w:t>
       </w:r>
       <w:r>
         <w:rPr>
           <w:rFonts w:ascii="Calibri" w:hAnsi="Calibri"/>
-          <w:color w:val="1F2937"/>
-          <w:sz w:val="20"/>
+          <w:color w:val="1E293B"/>
+          <w:sz w:val="21"/>
         </w:rPr>
-        <w:t>: Bachelor of Technology (B.Tech) in Computer Science and Engineering</w:t>
+        <w:t>: Bachelor of Technology (B.Tech) in Computer Science and Engineering (AI&amp;ML)</w:t>
       </w:r>
     </w:p>
     <w:p>
       <w:pPr>
-        <w:spacing w:before="40" w:after="80" w:line="276" w:lineRule="auto"/>
+        <w:spacing w:before="0" w:after="100" w:line="276" w:lineRule="auto"/>
       </w:pPr>
       <w:r>
         <w:rPr>
           <w:rFonts w:ascii="Calibri" w:hAnsi="Calibri"/>
           <w:b/>
-          <w:color w:val="0F172A"/>
-          <w:sz w:val="20"/>
+          <w:color w:val="141414"/>
+          <w:sz w:val="21"/>
         </w:rPr>
         <w:t>Department</w:t>
       </w:r>
       <w:r>
         <w:rPr>
           <w:rFonts w:ascii="Calibri" w:hAnsi="Calibri"/>
-          <w:color w:val="1F2937"/>
-          <w:sz w:val="20"/>
+          <w:color w:val="1E293B"/>
+          <w:sz w:val="21"/>
         </w:rPr>
-        <w:t>: Department of Computer Science and Engineering, Keshav Memorial Institute of Technology (KMIT)</w:t>
+        <w:t>: Department of Computer Science and Engineering (AI&amp;ML), Keshav Memorial Institute of Technology (KMIT)</w:t>
       </w:r>
     </w:p>
     <w:p>
       <w:pPr>
-        <w:spacing w:before="40" w:after="80" w:line="276" w:lineRule="auto"/>
+        <w:spacing w:before="0" w:after="100" w:line="276" w:lineRule="auto"/>
       </w:pPr>
       <w:r>
         <w:rPr>
           <w:rFonts w:ascii="Calibri" w:hAnsi="Calibri"/>
           <w:b/>
-          <w:color w:val="0F172A"/>
-          <w:sz w:val="20"/>
+          <w:color w:val="141414"/>
+          <w:sz w:val="21"/>
         </w:rPr>
         <w:t>Affiliation</w:t>
       </w:r>
       <w:r>
         <w:rPr>
           <w:rFonts w:ascii="Calibri" w:hAnsi="Calibri"/>
-          <w:color w:val="1F2937"/>
-          <w:sz w:val="20"/>
+          <w:color w:val="1E293B"/>
+          <w:sz w:val="21"/>
         </w:rPr>
         <w:t>: Jawaharlal Nehru Technological University Hyderabad (JNTUH)</w:t>
       </w:r>
     </w:p>
     <w:p>
       <w:pPr>
-        <w:spacing w:before="40" w:after="80" w:line="276" w:lineRule="auto"/>
+        <w:spacing w:before="0" w:after="100" w:line="276" w:lineRule="auto"/>
       </w:pPr>
       <w:r>
         <w:rPr>
           <w:rFonts w:ascii="Calibri" w:hAnsi="Calibri"/>
           <w:b/>
-          <w:color w:val="0F172A"/>
-          <w:sz w:val="20"/>
+          <w:color w:val="141414"/>
+          <w:sz w:val="21"/>
         </w:rPr>
         <w:t>Academic Year</w:t>
       </w:r>
       <w:r>
         <w:rPr>
           <w:rFonts w:ascii="Calibri" w:hAnsi="Calibri"/>
-          <w:color w:val="1F2937"/>
-          <w:sz w:val="20"/>
+          <w:color w:val="1E293B"/>
+          <w:sz w:val="21"/>
         </w:rPr>
         <w:t xml:space="preserve">: 2026 | </w:t>
       </w:r>
@@ -144,224 +197,221 @@
         <w:rPr>
           <w:rFonts w:ascii="Calibri" w:hAnsi="Calibri"/>
           <w:b/>
-          <w:color w:val="0F172A"/>
-          <w:sz w:val="20"/>
+          <w:color w:val="141414"/>
+          <w:sz w:val="21"/>
         </w:rPr>
         <w:t>Project Team</w:t>
       </w:r>
       <w:r>
         <w:rPr>
           <w:rFonts w:ascii="Calibri" w:hAnsi="Calibri"/>
-          <w:color w:val="1F2937"/>
-          <w:sz w:val="20"/>
+          <w:color w:val="1E293B"/>
+          <w:sz w:val="21"/>
         </w:rPr>
         <w:t xml:space="preserve">: </w:t>
       </w:r>
       <w:r>
         <w:rPr>
           <w:rFonts w:ascii="Consolas" w:hAnsi="Consolas"/>
-          <w:color w:val="B91C1C"/>
-          <w:sz w:val="18"/>
+          <w:color w:val="B42828"/>
+          <w:sz w:val="19"/>
         </w:rPr>
         <w:t>Team G-1392</w:t>
       </w:r>
     </w:p>
     <w:p>
       <w:pPr>
-        <w:spacing w:before="40" w:after="80" w:line="276" w:lineRule="auto"/>
+        <w:spacing w:before="0" w:after="100" w:line="276" w:lineRule="auto"/>
       </w:pPr>
       <w:r>
         <w:rPr>
           <w:rFonts w:ascii="Calibri" w:hAnsi="Calibri"/>
           <w:b/>
-          <w:color w:val="0F172A"/>
-          <w:sz w:val="20"/>
+          <w:color w:val="141414"/>
+          <w:sz w:val="21"/>
         </w:rPr>
         <w:t>Team Members</w:t>
       </w:r>
       <w:r>
         <w:rPr>
           <w:rFonts w:ascii="Calibri" w:hAnsi="Calibri"/>
-          <w:color w:val="1F2937"/>
-          <w:sz w:val="20"/>
+          <w:color w:val="1E293B"/>
+          <w:sz w:val="21"/>
         </w:rPr>
         <w:t>: Shamakura Saiteja Goud (</w:t>
       </w:r>
       <w:r>
         <w:rPr>
           <w:rFonts w:ascii="Consolas" w:hAnsi="Consolas"/>
-          <w:color w:val="B91C1C"/>
-          <w:sz w:val="18"/>
+          <w:color w:val="B42828"/>
+          <w:sz w:val="19"/>
         </w:rPr>
         <w:t>24BD1A665K</w:t>
       </w:r>
       <w:r>
         <w:rPr>
           <w:rFonts w:ascii="Calibri" w:hAnsi="Calibri"/>
-          <w:color w:val="1F2937"/>
-          <w:sz w:val="20"/>
+          <w:color w:val="1E293B"/>
+          <w:sz w:val="21"/>
+        </w:rPr>
+        <w:t>), Thodsam Srujan (</w:t>
+      </w:r>
+      <w:r>
+        <w:rPr>
+          <w:rFonts w:ascii="Consolas" w:hAnsi="Consolas"/>
+          <w:color w:val="B42828"/>
+          <w:sz w:val="19"/>
+        </w:rPr>
+        <w:t>24BD1A665R</w:t>
+      </w:r>
+      <w:r>
+        <w:rPr>
+          <w:rFonts w:ascii="Calibri" w:hAnsi="Calibri"/>
+          <w:color w:val="1E293B"/>
+          <w:sz w:val="21"/>
         </w:rPr>
         <w:t>), Vasireddy Vignesh Reddy (</w:t>
       </w:r>
       <w:r>
         <w:rPr>
           <w:rFonts w:ascii="Consolas" w:hAnsi="Consolas"/>
-          <w:color w:val="B91C1C"/>
-          <w:sz w:val="18"/>
+          <w:color w:val="B42828"/>
+          <w:sz w:val="19"/>
         </w:rPr>
         <w:t>24BD1A665X</w:t>
       </w:r>
       <w:r>
         <w:rPr>
           <w:rFonts w:ascii="Calibri" w:hAnsi="Calibri"/>
-          <w:color w:val="1F2937"/>
-          <w:sz w:val="20"/>
-        </w:rPr>
-        <w:t>), Thodsam Srujan (</w:t>
-      </w:r>
-      <w:r>
-        <w:rPr>
-          <w:rFonts w:ascii="Consolas" w:hAnsi="Consolas"/>
-          <w:color w:val="B91C1C"/>
-          <w:sz w:val="18"/>
-        </w:rPr>
-        <w:t>24BD1A665R</w:t>
-      </w:r>
-      <w:r>
-        <w:rPr>
-          <w:rFonts w:ascii="Calibri" w:hAnsi="Calibri"/>
-          <w:color w:val="1F2937"/>
-          <w:sz w:val="20"/>
+          <w:color w:val="1E293B"/>
+          <w:sz w:val="21"/>
         </w:rPr>
         <w:t>), Aelugu Ranith Kumar (</w:t>
       </w:r>
       <w:r>
         <w:rPr>
           <w:rFonts w:ascii="Consolas" w:hAnsi="Consolas"/>
-          <w:color w:val="B91C1C"/>
-          <w:sz w:val="18"/>
+          <w:color w:val="B42828"/>
+          <w:sz w:val="19"/>
         </w:rPr>
         <w:t>25BD5A6615</w:t>
       </w:r>
       <w:r>
         <w:rPr>
           <w:rFonts w:ascii="Calibri" w:hAnsi="Calibri"/>
-          <w:color w:val="1F2937"/>
-          <w:sz w:val="20"/>
+          <w:color w:val="1E293B"/>
+          <w:sz w:val="21"/>
         </w:rPr>
         <w:t>), Konduri Abhiram (</w:t>
       </w:r>
       <w:r>
         <w:rPr>
           <w:rFonts w:ascii="Consolas" w:hAnsi="Consolas"/>
-          <w:color w:val="B91C1C"/>
-          <w:sz w:val="18"/>
+          <w:color w:val="B42828"/>
+          <w:sz w:val="19"/>
         </w:rPr>
         <w:t>25BD5A6620</w:t>
       </w:r>
       <w:r>
         <w:rPr>
           <w:rFonts w:ascii="Calibri" w:hAnsi="Calibri"/>
-          <w:color w:val="1F2937"/>
-          <w:sz w:val="20"/>
+          <w:color w:val="1E293B"/>
+          <w:sz w:val="21"/>
         </w:rPr>
         <w:t>)</w:t>
       </w:r>
     </w:p>
     <w:p>
       <w:pPr>
-        <w:spacing w:before="40" w:after="80" w:line="276" w:lineRule="auto"/>
+        <w:spacing w:before="0" w:after="100" w:line="276" w:lineRule="auto"/>
       </w:pPr>
       <w:r>
         <w:rPr>
           <w:rFonts w:ascii="Calibri" w:hAnsi="Calibri"/>
           <w:b/>
-          <w:color w:val="0F172A"/>
-          <w:sz w:val="20"/>
+          <w:color w:val="141414"/>
+          <w:sz w:val="21"/>
         </w:rPr>
-        <w:t>Faculty Guide &amp; Mentor</w:t>
+        <w:t>Faculty Mentor</w:t>
       </w:r>
       <w:r>
         <w:rPr>
           <w:rFonts w:ascii="Calibri" w:hAnsi="Calibri"/>
-          <w:color w:val="1F2937"/>
-          <w:sz w:val="20"/>
+          <w:color w:val="1E293B"/>
+          <w:sz w:val="21"/>
         </w:rPr>
-        <w:t>: Dr. TVG Sridevi, Professor, Dept. of CSE, KMIT</w:t>
+        <w:t>: Dr. TVG Sridevi, Department of Computer Science and Engineering (AI&amp;ML)</w:t>
+      </w:r>
+    </w:p>
+    <w:p>
+      <w:pPr>
+        <w:spacing w:before="120" w:after="120"/>
+        <w:jc w:val="center"/>
+      </w:pPr>
+      <w:r>
+        <w:rPr>
+          <w:rFonts w:ascii="Calibri" w:hAnsi="Calibri"/>
+          <w:color w:val="C8D2DC"/>
+          <w:sz w:val="18"/>
+        </w:rPr>
+        <w:t>―――――――――――――――――――――――――――――――――――――――――――――</w:t>
       </w:r>
     </w:p>
     <w:p>
       <w:pPr>
         <w:keepNext/>
-        <w:spacing w:before="280" w:after="80"/>
+        <w:spacing w:before="280" w:after="100"/>
       </w:pPr>
       <w:r>
         <w:rPr>
           <w:rFonts w:ascii="Calibri" w:hAnsi="Calibri"/>
           <w:b/>
-          <w:color w:val="1E293B"/>
-          <w:sz w:val="28"/>
+          <w:color w:val="2C5282"/>
+          <w:sz w:val="30"/>
         </w:rPr>
         <w:t>1. THE 30-SECOND ELEVATOR PITCH (MEMORIZE VERBATIM)</w:t>
       </w:r>
     </w:p>
-    <w:tbl>
-      <w:tblPr>
-        <w:tblW w:type="auto" w:w="0"/>
+    <w:p>
+      <w:pPr>
+        <w:spacing w:before="80" w:after="80"/>
+        <w:ind w:left="432"/>
+      </w:pPr>
+      <w:r>
+        <w:rPr>
+          <w:rFonts w:ascii="Calibri" w:hAnsi="Calibri"/>
+          <w:i/>
+          <w:color w:val="4B5563"/>
+          <w:sz w:val="20"/>
+        </w:rPr>
+        <w:t>"SmartInterview is an AI-powered, adaptive technical mock interview platform that prepares engineering students for high-stakes recruitment interviews. Traditional preparation relies on static question banks or ungrounded conversational AI bots that hallucinate and grade subjectively. SmartInterview solves this through a decoupled 4-tier architecture: it parses resumes and job descriptions using PyMuPDF to extract skill gaps; grounds technical questions in a curated 402-chunk knowledge base in ChromaDB using RAG; drives interview progression through a deterministic state machine based on Bloom's Revised Taxonomy; and evaluates answers via an objective 5-signal formula combining LLM technical reasoning with dense vector cosine similarity. With real-time neural voice interaction powered by Groq LPU and Microsoft Edge-TTS, the system runs with sub-second latency at zero infrastructure cost."</w:t>
+      </w:r>
+    </w:p>
+    <w:p>
+      <w:pPr>
+        <w:spacing w:before="120" w:after="120"/>
         <w:jc w:val="center"/>
-        <w:tblLayout w:type="fixed"/>
-        <w:tblLook w:firstColumn="1" w:firstRow="1" w:lastColumn="0" w:lastRow="0" w:noHBand="0" w:noVBand="1" w:val="04A0"/>
-      </w:tblPr>
-      <w:tblGrid>
-        <w:gridCol w:w="9936"/>
-      </w:tblGrid>
-      <w:tr>
-        <w:tc>
-          <w:tcPr>
-            <w:tcW w:type="dxa" w:w="9360"/>
-            <w:shd w:fill="EFF6FF"/>
-            <w:tcMar>
-              <w:top w:w="140" w:type="dxa"/>
-              <w:bottom w:w="140" w:type="dxa"/>
-              <w:left w:w="200" w:type="dxa"/>
-              <w:right w:w="200" w:type="dxa"/>
-            </w:tcMar>
-            <w:tcBorders>
-              <w:left w:val="single" w:sz="24" w:space="0" w:color="3B82F6"/>
-              <w:top w:val="none"/>
-              <w:right w:val="none"/>
-              <w:bottom w:val="none"/>
-            </w:tcBorders>
-          </w:tcPr>
-          <w:p>
-            <w:pPr>
-              <w:spacing w:before="60" w:after="60" w:line="276" w:lineRule="auto"/>
-            </w:pPr>
-            <w:r>
-              <w:rPr>
-                <w:rFonts w:ascii="Calibri" w:hAnsi="Calibri"/>
-                <w:i/>
-                <w:color w:val="1E3A8A"/>
-                <w:sz w:val="20"/>
-              </w:rPr>
-              <w:t>*"SmartInterview is an AI-powered, adaptive technical mock interview platform that prepares engineering students for high-stakes recruitment interviews. Traditional preparation relies on static question banks or ungrounded conversational AI bots that hallucinate and grade subjectively. SmartInterview solves this through a decoupled 4-tier architecture: it parses resumes and job descriptions using PyMuPDF to extract skill gaps; grounds technical questions in a curated 402-chunk knowledge base in ChromaDB using RAG; drives interview progression through a deterministic state machine based on Bloom's Revised Taxonomy; and evaluates answers via an objective 5-signal formula combining LLM technical reasoning with dense vector cosine similarity. With real-time neural voice interaction powered by Groq LPU and Microsoft Edge-TTS, the system runs with sub-second latency at zero infrastructure cost."*</w:t>
-            </w:r>
-          </w:p>
-        </w:tc>
-      </w:tr>
-    </w:tbl>
-    <w:p/>
+      </w:pPr>
+      <w:r>
+        <w:rPr>
+          <w:rFonts w:ascii="Calibri" w:hAnsi="Calibri"/>
+          <w:color w:val="C8D2DC"/>
+          <w:sz w:val="18"/>
+        </w:rPr>
+        <w:t>―――――――――――――――――――――――――――――――――――――――――――――</w:t>
+      </w:r>
+    </w:p>
     <w:p>
       <w:pPr>
         <w:keepNext/>
-        <w:spacing w:before="280" w:after="80"/>
+        <w:spacing w:before="280" w:after="100"/>
       </w:pPr>
       <w:r>
         <w:rPr>
           <w:rFonts w:ascii="Calibri" w:hAnsi="Calibri"/>
           <w:b/>
-          <w:color w:val="1E293B"/>
-          <w:sz w:val="28"/>
+          <w:color w:val="2C5282"/>
+          <w:sz w:val="30"/>
         </w:rPr>
         <w:t>2. MASTER SYSTEM NUMBERS &amp; ARCHITECTURAL SPECS</w:t>
       </w:r>
@@ -371,27 +421,35 @@
         <w:tblW w:type="auto" w:w="0"/>
         <w:jc w:val="center"/>
         <w:tblLook w:firstColumn="1" w:firstRow="1" w:lastColumn="0" w:lastRow="0" w:noHBand="0" w:noVBand="1" w:val="04A0"/>
+        <w:tblBorders>
+          <w:top w:val="single" w:sz="4" w:space="0" w:color="CBD5E0"/>
+          <w:left w:val="single" w:sz="4" w:space="0" w:color="CBD5E0"/>
+          <w:bottom w:val="single" w:sz="4" w:space="0" w:color="CBD5E0"/>
+          <w:right w:val="single" w:sz="4" w:space="0" w:color="CBD5E0"/>
+          <w:insideH w:val="single" w:sz="4" w:space="0" w:color="CBD5E0"/>
+          <w:insideV w:val="single" w:sz="4" w:space="0" w:color="CBD5E0"/>
+        </w:tblBorders>
       </w:tblPr>
       <w:tblGrid>
-        <w:gridCol w:w="3312"/>
-        <w:gridCol w:w="3312"/>
-        <w:gridCol w:w="3312"/>
+        <w:gridCol w:w="3120"/>
+        <w:gridCol w:w="3120"/>
+        <w:gridCol w:w="3120"/>
       </w:tblGrid>
       <w:tr>
         <w:tc>
           <w:tcPr>
-            <w:tcW w:type="dxa" w:w="3312"/>
-            <w:shd w:fill="1E3A8A"/>
+            <w:tcW w:type="dxa" w:w="3120"/>
             <w:tcMar>
-              <w:top w:w="120" w:type="dxa"/>
-              <w:bottom w:w="120" w:type="dxa"/>
+              <w:top w:w="100" w:type="dxa"/>
+              <w:bottom w:w="100" w:type="dxa"/>
               <w:left w:w="140" w:type="dxa"/>
               <w:right w:w="140" w:type="dxa"/>
             </w:tcMar>
+            <w:shd w:fill="1B365D"/>
           </w:tcPr>
           <w:p>
             <w:pPr>
-              <w:jc w:val="left"/>
+              <w:spacing w:before="40" w:after="40" w:line="252" w:lineRule="auto"/>
             </w:pPr>
             <w:r>
               <w:rPr>
@@ -406,18 +464,18 @@
         </w:tc>
         <w:tc>
           <w:tcPr>
-            <w:tcW w:type="dxa" w:w="3312"/>
-            <w:shd w:fill="1E3A8A"/>
+            <w:tcW w:type="dxa" w:w="3120"/>
             <w:tcMar>
-              <w:top w:w="120" w:type="dxa"/>
-              <w:bottom w:w="120" w:type="dxa"/>
+              <w:top w:w="100" w:type="dxa"/>
+              <w:bottom w:w="100" w:type="dxa"/>
               <w:left w:w="140" w:type="dxa"/>
               <w:right w:w="140" w:type="dxa"/>
             </w:tcMar>
+            <w:shd w:fill="1B365D"/>
           </w:tcPr>
           <w:p>
             <w:pPr>
-              <w:jc w:val="left"/>
+              <w:spacing w:before="40" w:after="40" w:line="252" w:lineRule="auto"/>
             </w:pPr>
             <w:r>
               <w:rPr>
@@ -432,18 +490,18 @@
         </w:tc>
         <w:tc>
           <w:tcPr>
-            <w:tcW w:type="dxa" w:w="3312"/>
-            <w:shd w:fill="1E3A8A"/>
+            <w:tcW w:type="dxa" w:w="3120"/>
             <w:tcMar>
-              <w:top w:w="120" w:type="dxa"/>
-              <w:bottom w:w="120" w:type="dxa"/>
+              <w:top w:w="100" w:type="dxa"/>
+              <w:bottom w:w="100" w:type="dxa"/>
               <w:left w:w="140" w:type="dxa"/>
               <w:right w:w="140" w:type="dxa"/>
             </w:tcMar>
+            <w:shd w:fill="1B365D"/>
           </w:tcPr>
           <w:p>
             <w:pPr>
-              <w:jc w:val="left"/>
+              <w:spacing w:before="40" w:after="40" w:line="252" w:lineRule="auto"/>
             </w:pPr>
             <w:r>
               <w:rPr>
@@ -460,76 +518,94 @@
       <w:tr>
         <w:tc>
           <w:tcPr>
-            <w:tcW w:type="dxa" w:w="3312"/>
-            <w:shd w:fill="FFFFFF"/>
+            <w:tcW w:type="dxa" w:w="3120"/>
             <w:tcMar>
               <w:top w:w="100" w:type="dxa"/>
               <w:bottom w:w="100" w:type="dxa"/>
               <w:left w:w="140" w:type="dxa"/>
               <w:right w:w="140" w:type="dxa"/>
             </w:tcMar>
+            <w:shd w:fill="F8FAFC"/>
           </w:tcPr>
           <w:p>
             <w:pPr>
-              <w:jc w:val="left"/>
+              <w:spacing w:before="40" w:after="40" w:line="252" w:lineRule="auto"/>
             </w:pPr>
             <w:r>
               <w:rPr>
                 <w:rFonts w:ascii="Calibri" w:hAnsi="Calibri"/>
-                <w:color w:val="1F2937"/>
-                <w:sz w:val="18"/>
+                <w:b/>
+                <w:color w:val="141414"/>
+                <w:sz w:val="19"/>
               </w:rPr>
-              <w:t>**Knowledge Base Chunks**</w:t>
+              <w:t>Knowledge Base Chunks</w:t>
             </w:r>
           </w:p>
         </w:tc>
         <w:tc>
           <w:tcPr>
-            <w:tcW w:type="dxa" w:w="3312"/>
-            <w:shd w:fill="FFFFFF"/>
+            <w:tcW w:type="dxa" w:w="3120"/>
             <w:tcMar>
               <w:top w:w="100" w:type="dxa"/>
               <w:bottom w:w="100" w:type="dxa"/>
               <w:left w:w="140" w:type="dxa"/>
               <w:right w:w="140" w:type="dxa"/>
             </w:tcMar>
+            <w:shd w:fill="F8FAFC"/>
           </w:tcPr>
           <w:p>
             <w:pPr>
-              <w:jc w:val="left"/>
+              <w:spacing w:before="40" w:after="40" w:line="252" w:lineRule="auto"/>
             </w:pPr>
             <w:r>
               <w:rPr>
                 <w:rFonts w:ascii="Calibri" w:hAnsi="Calibri"/>
-                <w:color w:val="1F2937"/>
-                <w:sz w:val="18"/>
+                <w:b/>
+                <w:color w:val="141414"/>
+                <w:sz w:val="19"/>
               </w:rPr>
-              <w:t>**402 Chunks**</w:t>
+              <w:t>402 Chunks</w:t>
             </w:r>
           </w:p>
         </w:tc>
         <w:tc>
           <w:tcPr>
-            <w:tcW w:type="dxa" w:w="3312"/>
-            <w:shd w:fill="FFFFFF"/>
+            <w:tcW w:type="dxa" w:w="3120"/>
             <w:tcMar>
               <w:top w:w="100" w:type="dxa"/>
               <w:bottom w:w="100" w:type="dxa"/>
               <w:left w:w="140" w:type="dxa"/>
               <w:right w:w="140" w:type="dxa"/>
             </w:tcMar>
+            <w:shd w:fill="F8FAFC"/>
           </w:tcPr>
           <w:p>
             <w:pPr>
-              <w:jc w:val="left"/>
+              <w:spacing w:before="40" w:after="40" w:line="252" w:lineRule="auto"/>
             </w:pPr>
             <w:r>
               <w:rPr>
                 <w:rFonts w:ascii="Calibri" w:hAnsi="Calibri"/>
-                <w:color w:val="1F2937"/>
-                <w:sz w:val="18"/>
+                <w:color w:val="1E293B"/>
+                <w:sz w:val="19"/>
               </w:rPr>
-              <w:t>Curated across 8 computer science domains in ChromaDB (`technical_kb`).</w:t>
+              <w:t>Curated across 8 computer science domains in ChromaDB (</w:t>
+            </w:r>
+            <w:r>
+              <w:rPr>
+                <w:rFonts w:ascii="Consolas" w:hAnsi="Consolas"/>
+                <w:color w:val="B42828"/>
+                <w:sz w:val="17"/>
+              </w:rPr>
+              <w:t>technical_kb</w:t>
+            </w:r>
+            <w:r>
+              <w:rPr>
+                <w:rFonts w:ascii="Calibri" w:hAnsi="Calibri"/>
+                <w:color w:val="1E293B"/>
+                <w:sz w:val="19"/>
+              </w:rPr>
+              <w:t>).</w:t>
             </w:r>
           </w:p>
         </w:tc>
@@ -537,76 +613,198 @@
       <w:tr>
         <w:tc>
           <w:tcPr>
-            <w:tcW w:type="dxa" w:w="3312"/>
-            <w:shd w:fill="F8FAFC"/>
+            <w:tcW w:type="dxa" w:w="3120"/>
             <w:tcMar>
               <w:top w:w="100" w:type="dxa"/>
               <w:bottom w:w="100" w:type="dxa"/>
               <w:left w:w="140" w:type="dxa"/>
               <w:right w:w="140" w:type="dxa"/>
             </w:tcMar>
+            <w:shd w:fill="FFFFFF"/>
           </w:tcPr>
           <w:p>
             <w:pPr>
-              <w:jc w:val="left"/>
+              <w:spacing w:before="40" w:after="40" w:line="252" w:lineRule="auto"/>
             </w:pPr>
             <w:r>
               <w:rPr>
                 <w:rFonts w:ascii="Calibri" w:hAnsi="Calibri"/>
-                <w:color w:val="1F2937"/>
-                <w:sz w:val="18"/>
+                <w:b/>
+                <w:color w:val="141414"/>
+                <w:sz w:val="19"/>
               </w:rPr>
-              <w:t>**Technical Domains**</w:t>
+              <w:t>Technical Domains</w:t>
             </w:r>
           </w:p>
         </w:tc>
         <w:tc>
           <w:tcPr>
-            <w:tcW w:type="dxa" w:w="3312"/>
-            <w:shd w:fill="F8FAFC"/>
+            <w:tcW w:type="dxa" w:w="3120"/>
             <w:tcMar>
               <w:top w:w="100" w:type="dxa"/>
               <w:bottom w:w="100" w:type="dxa"/>
               <w:left w:w="140" w:type="dxa"/>
               <w:right w:w="140" w:type="dxa"/>
             </w:tcMar>
+            <w:shd w:fill="FFFFFF"/>
           </w:tcPr>
           <w:p>
             <w:pPr>
-              <w:jc w:val="left"/>
+              <w:spacing w:before="40" w:after="40" w:line="252" w:lineRule="auto"/>
             </w:pPr>
             <w:r>
               <w:rPr>
                 <w:rFonts w:ascii="Calibri" w:hAnsi="Calibri"/>
-                <w:color w:val="1F2937"/>
-                <w:sz w:val="18"/>
+                <w:b/>
+                <w:color w:val="141414"/>
+                <w:sz w:val="19"/>
               </w:rPr>
-              <w:t>**8 Domains**</w:t>
+              <w:t>8 Domains</w:t>
             </w:r>
           </w:p>
         </w:tc>
         <w:tc>
           <w:tcPr>
-            <w:tcW w:type="dxa" w:w="3312"/>
-            <w:shd w:fill="F8FAFC"/>
+            <w:tcW w:type="dxa" w:w="3120"/>
             <w:tcMar>
               <w:top w:w="100" w:type="dxa"/>
               <w:bottom w:w="100" w:type="dxa"/>
               <w:left w:w="140" w:type="dxa"/>
               <w:right w:w="140" w:type="dxa"/>
             </w:tcMar>
+            <w:shd w:fill="FFFFFF"/>
           </w:tcPr>
           <w:p>
             <w:pPr>
-              <w:jc w:val="left"/>
+              <w:spacing w:before="40" w:after="40" w:line="252" w:lineRule="auto"/>
             </w:pPr>
             <w:r>
               <w:rPr>
+                <w:rFonts w:ascii="Consolas" w:hAnsi="Consolas"/>
+                <w:color w:val="B42828"/>
+                <w:sz w:val="17"/>
+              </w:rPr>
+              <w:t>cn</w:t>
+            </w:r>
+            <w:r>
+              <w:rPr>
                 <w:rFonts w:ascii="Calibri" w:hAnsi="Calibri"/>
-                <w:color w:val="1F2937"/>
-                <w:sz w:val="18"/>
+                <w:color w:val="1E293B"/>
+                <w:sz w:val="19"/>
               </w:rPr>
-              <w:t>`oop`, `dsa`, `dbms`, `os`, `networks`, `system-design`, `cloud-devops`, `ml-dl`.</w:t>
+              <w:t xml:space="preserve"> (33), </w:t>
+            </w:r>
+            <w:r>
+              <w:rPr>
+                <w:rFonts w:ascii="Consolas" w:hAnsi="Consolas"/>
+                <w:color w:val="B42828"/>
+                <w:sz w:val="17"/>
+              </w:rPr>
+              <w:t>dbms</w:t>
+            </w:r>
+            <w:r>
+              <w:rPr>
+                <w:rFonts w:ascii="Calibri" w:hAnsi="Calibri"/>
+                <w:color w:val="1E293B"/>
+                <w:sz w:val="19"/>
+              </w:rPr>
+              <w:t xml:space="preserve"> (45), </w:t>
+            </w:r>
+            <w:r>
+              <w:rPr>
+                <w:rFonts w:ascii="Consolas" w:hAnsi="Consolas"/>
+                <w:color w:val="B42828"/>
+                <w:sz w:val="17"/>
+              </w:rPr>
+              <w:t>design-patterns</w:t>
+            </w:r>
+            <w:r>
+              <w:rPr>
+                <w:rFonts w:ascii="Calibri" w:hAnsi="Calibri"/>
+                <w:color w:val="1E293B"/>
+                <w:sz w:val="19"/>
+              </w:rPr>
+              <w:t xml:space="preserve"> (105), </w:t>
+            </w:r>
+            <w:r>
+              <w:rPr>
+                <w:rFonts w:ascii="Consolas" w:hAnsi="Consolas"/>
+                <w:color w:val="B42828"/>
+                <w:sz w:val="17"/>
+              </w:rPr>
+              <w:t>dsa</w:t>
+            </w:r>
+            <w:r>
+              <w:rPr>
+                <w:rFonts w:ascii="Calibri" w:hAnsi="Calibri"/>
+                <w:color w:val="1E293B"/>
+                <w:sz w:val="19"/>
+              </w:rPr>
+              <w:t xml:space="preserve"> (63), </w:t>
+            </w:r>
+            <w:r>
+              <w:rPr>
+                <w:rFonts w:ascii="Consolas" w:hAnsi="Consolas"/>
+                <w:color w:val="B42828"/>
+                <w:sz w:val="17"/>
+              </w:rPr>
+              <w:t>ml-dl</w:t>
+            </w:r>
+            <w:r>
+              <w:rPr>
+                <w:rFonts w:ascii="Calibri" w:hAnsi="Calibri"/>
+                <w:color w:val="1E293B"/>
+                <w:sz w:val="19"/>
+              </w:rPr>
+              <w:t xml:space="preserve"> (35), </w:t>
+            </w:r>
+            <w:r>
+              <w:rPr>
+                <w:rFonts w:ascii="Consolas" w:hAnsi="Consolas"/>
+                <w:color w:val="B42828"/>
+                <w:sz w:val="17"/>
+              </w:rPr>
+              <w:t>oop</w:t>
+            </w:r>
+            <w:r>
+              <w:rPr>
+                <w:rFonts w:ascii="Calibri" w:hAnsi="Calibri"/>
+                <w:color w:val="1E293B"/>
+                <w:sz w:val="19"/>
+              </w:rPr>
+              <w:t xml:space="preserve"> (33), </w:t>
+            </w:r>
+            <w:r>
+              <w:rPr>
+                <w:rFonts w:ascii="Consolas" w:hAnsi="Consolas"/>
+                <w:color w:val="B42828"/>
+                <w:sz w:val="17"/>
+              </w:rPr>
+              <w:t>os</w:t>
+            </w:r>
+            <w:r>
+              <w:rPr>
+                <w:rFonts w:ascii="Calibri" w:hAnsi="Calibri"/>
+                <w:color w:val="1E293B"/>
+                <w:sz w:val="19"/>
+              </w:rPr>
+              <w:t xml:space="preserve"> (35), </w:t>
+            </w:r>
+            <w:r>
+              <w:rPr>
+                <w:rFonts w:ascii="Consolas" w:hAnsi="Consolas"/>
+                <w:color w:val="B42828"/>
+                <w:sz w:val="17"/>
+              </w:rPr>
+              <w:t>system-design</w:t>
+            </w:r>
+            <w:r>
+              <w:rPr>
+                <w:rFonts w:ascii="Calibri" w:hAnsi="Calibri"/>
+                <w:color w:val="1E293B"/>
+                <w:sz w:val="19"/>
+              </w:rPr>
+              <w:t xml:space="preserve"> (53) — 50 concepts, 402 chunks.</w:t>
             </w:r>
           </w:p>
         </w:tc>
@@ -614,76 +812,94 @@
       <w:tr>
         <w:tc>
           <w:tcPr>
-            <w:tcW w:type="dxa" w:w="3312"/>
-            <w:shd w:fill="FFFFFF"/>
+            <w:tcW w:type="dxa" w:w="3120"/>
             <w:tcMar>
               <w:top w:w="100" w:type="dxa"/>
               <w:bottom w:w="100" w:type="dxa"/>
               <w:left w:w="140" w:type="dxa"/>
               <w:right w:w="140" w:type="dxa"/>
             </w:tcMar>
+            <w:shd w:fill="F8FAFC"/>
           </w:tcPr>
           <w:p>
             <w:pPr>
-              <w:jc w:val="left"/>
+              <w:spacing w:before="40" w:after="40" w:line="252" w:lineRule="auto"/>
             </w:pPr>
             <w:r>
               <w:rPr>
                 <w:rFonts w:ascii="Calibri" w:hAnsi="Calibri"/>
-                <w:color w:val="1F2937"/>
-                <w:sz w:val="18"/>
+                <w:b/>
+                <w:color w:val="141414"/>
+                <w:sz w:val="19"/>
               </w:rPr>
-              <w:t>**Embedding Dimensions**</w:t>
+              <w:t>Embedding Dimensions</w:t>
             </w:r>
           </w:p>
         </w:tc>
         <w:tc>
           <w:tcPr>
-            <w:tcW w:type="dxa" w:w="3312"/>
-            <w:shd w:fill="FFFFFF"/>
+            <w:tcW w:type="dxa" w:w="3120"/>
             <w:tcMar>
               <w:top w:w="100" w:type="dxa"/>
               <w:bottom w:w="100" w:type="dxa"/>
               <w:left w:w="140" w:type="dxa"/>
               <w:right w:w="140" w:type="dxa"/>
             </w:tcMar>
+            <w:shd w:fill="F8FAFC"/>
           </w:tcPr>
           <w:p>
             <w:pPr>
-              <w:jc w:val="left"/>
+              <w:spacing w:before="40" w:after="40" w:line="252" w:lineRule="auto"/>
             </w:pPr>
             <w:r>
               <w:rPr>
                 <w:rFonts w:ascii="Calibri" w:hAnsi="Calibri"/>
-                <w:color w:val="1F2937"/>
-                <w:sz w:val="18"/>
+                <w:b/>
+                <w:color w:val="141414"/>
+                <w:sz w:val="19"/>
               </w:rPr>
-              <w:t>**384 Dimensions**</w:t>
+              <w:t>384 Dimensions</w:t>
             </w:r>
           </w:p>
         </w:tc>
         <w:tc>
           <w:tcPr>
-            <w:tcW w:type="dxa" w:w="3312"/>
-            <w:shd w:fill="FFFFFF"/>
+            <w:tcW w:type="dxa" w:w="3120"/>
             <w:tcMar>
               <w:top w:w="100" w:type="dxa"/>
               <w:bottom w:w="100" w:type="dxa"/>
               <w:left w:w="140" w:type="dxa"/>
               <w:right w:w="140" w:type="dxa"/>
             </w:tcMar>
+            <w:shd w:fill="F8FAFC"/>
           </w:tcPr>
           <w:p>
             <w:pPr>
-              <w:jc w:val="left"/>
+              <w:spacing w:before="40" w:after="40" w:line="252" w:lineRule="auto"/>
             </w:pPr>
             <w:r>
               <w:rPr>
                 <w:rFonts w:ascii="Calibri" w:hAnsi="Calibri"/>
-                <w:color w:val="1F2937"/>
-                <w:sz w:val="18"/>
+                <w:color w:val="1E293B"/>
+                <w:sz w:val="19"/>
               </w:rPr>
-              <w:t>Produced by `sentence-transformers/all-MiniLM-L6-v2` locally on CPU.</w:t>
+              <w:t xml:space="preserve">Produced by </w:t>
+            </w:r>
+            <w:r>
+              <w:rPr>
+                <w:rFonts w:ascii="Consolas" w:hAnsi="Consolas"/>
+                <w:color w:val="B42828"/>
+                <w:sz w:val="17"/>
+              </w:rPr>
+              <w:t>sentence-transformers/all-MiniLM-L6-v2</w:t>
+            </w:r>
+            <w:r>
+              <w:rPr>
+                <w:rFonts w:ascii="Calibri" w:hAnsi="Calibri"/>
+                <w:color w:val="1E293B"/>
+                <w:sz w:val="19"/>
+              </w:rPr>
+              <w:t xml:space="preserve"> locally on CPU.</w:t>
             </w:r>
           </w:p>
         </w:tc>
@@ -691,74 +907,76 @@
       <w:tr>
         <w:tc>
           <w:tcPr>
-            <w:tcW w:type="dxa" w:w="3312"/>
-            <w:shd w:fill="F8FAFC"/>
+            <w:tcW w:type="dxa" w:w="3120"/>
             <w:tcMar>
               <w:top w:w="100" w:type="dxa"/>
               <w:bottom w:w="100" w:type="dxa"/>
               <w:left w:w="140" w:type="dxa"/>
               <w:right w:w="140" w:type="dxa"/>
             </w:tcMar>
+            <w:shd w:fill="FFFFFF"/>
           </w:tcPr>
           <w:p>
             <w:pPr>
-              <w:jc w:val="left"/>
+              <w:spacing w:before="40" w:after="40" w:line="252" w:lineRule="auto"/>
             </w:pPr>
             <w:r>
               <w:rPr>
                 <w:rFonts w:ascii="Calibri" w:hAnsi="Calibri"/>
-                <w:color w:val="1F2937"/>
-                <w:sz w:val="18"/>
+                <w:b/>
+                <w:color w:val="141414"/>
+                <w:sz w:val="19"/>
               </w:rPr>
-              <w:t>**Embedding Parameters**</w:t>
+              <w:t>Embedding Parameters</w:t>
             </w:r>
           </w:p>
         </w:tc>
         <w:tc>
           <w:tcPr>
-            <w:tcW w:type="dxa" w:w="3312"/>
-            <w:shd w:fill="F8FAFC"/>
+            <w:tcW w:type="dxa" w:w="3120"/>
             <w:tcMar>
               <w:top w:w="100" w:type="dxa"/>
               <w:bottom w:w="100" w:type="dxa"/>
               <w:left w:w="140" w:type="dxa"/>
               <w:right w:w="140" w:type="dxa"/>
             </w:tcMar>
+            <w:shd w:fill="FFFFFF"/>
           </w:tcPr>
           <w:p>
             <w:pPr>
-              <w:jc w:val="left"/>
+              <w:spacing w:before="40" w:after="40" w:line="252" w:lineRule="auto"/>
             </w:pPr>
             <w:r>
               <w:rPr>
                 <w:rFonts w:ascii="Calibri" w:hAnsi="Calibri"/>
-                <w:color w:val="1F2937"/>
-                <w:sz w:val="18"/>
+                <w:b/>
+                <w:color w:val="141414"/>
+                <w:sz w:val="19"/>
               </w:rPr>
-              <w:t>**22.7 Million**</w:t>
+              <w:t>22.7 Million</w:t>
             </w:r>
           </w:p>
         </w:tc>
         <w:tc>
           <w:tcPr>
-            <w:tcW w:type="dxa" w:w="3312"/>
-            <w:shd w:fill="F8FAFC"/>
+            <w:tcW w:type="dxa" w:w="3120"/>
             <w:tcMar>
               <w:top w:w="100" w:type="dxa"/>
               <w:bottom w:w="100" w:type="dxa"/>
               <w:left w:w="140" w:type="dxa"/>
               <w:right w:w="140" w:type="dxa"/>
             </w:tcMar>
+            <w:shd w:fill="FFFFFF"/>
           </w:tcPr>
           <w:p>
             <w:pPr>
-              <w:jc w:val="left"/>
+              <w:spacing w:before="40" w:after="40" w:line="252" w:lineRule="auto"/>
             </w:pPr>
             <w:r>
               <w:rPr>
                 <w:rFonts w:ascii="Calibri" w:hAnsi="Calibri"/>
-                <w:color w:val="1F2937"/>
-                <w:sz w:val="18"/>
+                <w:color w:val="1E293B"/>
+                <w:sz w:val="19"/>
               </w:rPr>
               <w:t>Lightweight enough to vectorize sentences in under 15ms on commodity hardware.</w:t>
             </w:r>
@@ -768,74 +986,76 @@
       <w:tr>
         <w:tc>
           <w:tcPr>
-            <w:tcW w:type="dxa" w:w="3312"/>
-            <w:shd w:fill="FFFFFF"/>
+            <w:tcW w:type="dxa" w:w="3120"/>
             <w:tcMar>
               <w:top w:w="100" w:type="dxa"/>
               <w:bottom w:w="100" w:type="dxa"/>
               <w:left w:w="140" w:type="dxa"/>
               <w:right w:w="140" w:type="dxa"/>
             </w:tcMar>
+            <w:shd w:fill="F8FAFC"/>
           </w:tcPr>
           <w:p>
             <w:pPr>
-              <w:jc w:val="left"/>
+              <w:spacing w:before="40" w:after="40" w:line="252" w:lineRule="auto"/>
             </w:pPr>
             <w:r>
               <w:rPr>
                 <w:rFonts w:ascii="Calibri" w:hAnsi="Calibri"/>
-                <w:color w:val="1F2937"/>
-                <w:sz w:val="18"/>
+                <w:b/>
+                <w:color w:val="141414"/>
+                <w:sz w:val="19"/>
               </w:rPr>
-              <w:t>**Inference Generation**</w:t>
+              <w:t>Inference Generation</w:t>
             </w:r>
           </w:p>
         </w:tc>
         <w:tc>
           <w:tcPr>
-            <w:tcW w:type="dxa" w:w="3312"/>
-            <w:shd w:fill="FFFFFF"/>
+            <w:tcW w:type="dxa" w:w="3120"/>
             <w:tcMar>
               <w:top w:w="100" w:type="dxa"/>
               <w:bottom w:w="100" w:type="dxa"/>
               <w:left w:w="140" w:type="dxa"/>
               <w:right w:w="140" w:type="dxa"/>
             </w:tcMar>
+            <w:shd w:fill="F8FAFC"/>
           </w:tcPr>
           <w:p>
             <w:pPr>
-              <w:jc w:val="left"/>
+              <w:spacing w:before="40" w:after="40" w:line="252" w:lineRule="auto"/>
             </w:pPr>
             <w:r>
               <w:rPr>
                 <w:rFonts w:ascii="Calibri" w:hAnsi="Calibri"/>
-                <w:color w:val="1F2937"/>
-                <w:sz w:val="18"/>
+                <w:b/>
+                <w:color w:val="141414"/>
+                <w:sz w:val="19"/>
               </w:rPr>
-              <w:t>**&gt;500 tokens/sec**</w:t>
+              <w:t>&gt;500 tokens/sec</w:t>
             </w:r>
           </w:p>
         </w:tc>
         <w:tc>
           <w:tcPr>
-            <w:tcW w:type="dxa" w:w="3312"/>
-            <w:shd w:fill="FFFFFF"/>
+            <w:tcW w:type="dxa" w:w="3120"/>
             <w:tcMar>
               <w:top w:w="100" w:type="dxa"/>
               <w:bottom w:w="100" w:type="dxa"/>
               <w:left w:w="140" w:type="dxa"/>
               <w:right w:w="140" w:type="dxa"/>
             </w:tcMar>
+            <w:shd w:fill="F8FAFC"/>
           </w:tcPr>
           <w:p>
             <w:pPr>
-              <w:jc w:val="left"/>
+              <w:spacing w:before="40" w:after="40" w:line="252" w:lineRule="auto"/>
             </w:pPr>
             <w:r>
               <w:rPr>
                 <w:rFonts w:ascii="Calibri" w:hAnsi="Calibri"/>
-                <w:color w:val="1F2937"/>
-                <w:sz w:val="18"/>
+                <w:color w:val="1E293B"/>
+                <w:sz w:val="19"/>
               </w:rPr>
               <w:t>Groq Cloud LPU running Tensor Streaming Processors (TSP).</w:t>
             </w:r>
@@ -845,74 +1065,76 @@
       <w:tr>
         <w:tc>
           <w:tcPr>
-            <w:tcW w:type="dxa" w:w="3312"/>
-            <w:shd w:fill="F8FAFC"/>
+            <w:tcW w:type="dxa" w:w="3120"/>
             <w:tcMar>
               <w:top w:w="100" w:type="dxa"/>
               <w:bottom w:w="100" w:type="dxa"/>
               <w:left w:w="140" w:type="dxa"/>
               <w:right w:w="140" w:type="dxa"/>
             </w:tcMar>
+            <w:shd w:fill="FFFFFF"/>
           </w:tcPr>
           <w:p>
             <w:pPr>
-              <w:jc w:val="left"/>
+              <w:spacing w:before="40" w:after="40" w:line="252" w:lineRule="auto"/>
             </w:pPr>
             <w:r>
               <w:rPr>
                 <w:rFonts w:ascii="Calibri" w:hAnsi="Calibri"/>
-                <w:color w:val="1F2937"/>
-                <w:sz w:val="18"/>
+                <w:b/>
+                <w:color w:val="141414"/>
+                <w:sz w:val="19"/>
               </w:rPr>
-              <w:t>**Time-to-First-Token**</w:t>
+              <w:t>Time-to-First-Token</w:t>
             </w:r>
           </w:p>
         </w:tc>
         <w:tc>
           <w:tcPr>
-            <w:tcW w:type="dxa" w:w="3312"/>
-            <w:shd w:fill="F8FAFC"/>
+            <w:tcW w:type="dxa" w:w="3120"/>
             <w:tcMar>
               <w:top w:w="100" w:type="dxa"/>
               <w:bottom w:w="100" w:type="dxa"/>
               <w:left w:w="140" w:type="dxa"/>
               <w:right w:w="140" w:type="dxa"/>
             </w:tcMar>
+            <w:shd w:fill="FFFFFF"/>
           </w:tcPr>
           <w:p>
             <w:pPr>
-              <w:jc w:val="left"/>
+              <w:spacing w:before="40" w:after="40" w:line="252" w:lineRule="auto"/>
             </w:pPr>
             <w:r>
               <w:rPr>
                 <w:rFonts w:ascii="Calibri" w:hAnsi="Calibri"/>
-                <w:color w:val="1F2937"/>
-                <w:sz w:val="18"/>
+                <w:b/>
+                <w:color w:val="141414"/>
+                <w:sz w:val="19"/>
               </w:rPr>
-              <w:t>**&lt;180 ms**</w:t>
+              <w:t>&lt;180 ms</w:t>
             </w:r>
           </w:p>
         </w:tc>
         <w:tc>
           <w:tcPr>
-            <w:tcW w:type="dxa" w:w="3312"/>
-            <w:shd w:fill="F8FAFC"/>
+            <w:tcW w:type="dxa" w:w="3120"/>
             <w:tcMar>
               <w:top w:w="100" w:type="dxa"/>
               <w:bottom w:w="100" w:type="dxa"/>
               <w:left w:w="140" w:type="dxa"/>
               <w:right w:w="140" w:type="dxa"/>
             </w:tcMar>
+            <w:shd w:fill="FFFFFF"/>
           </w:tcPr>
           <w:p>
             <w:pPr>
-              <w:jc w:val="left"/>
+              <w:spacing w:before="40" w:after="40" w:line="252" w:lineRule="auto"/>
             </w:pPr>
             <w:r>
               <w:rPr>
                 <w:rFonts w:ascii="Calibri" w:hAnsi="Calibri"/>
-                <w:color w:val="1F2937"/>
-                <w:sz w:val="18"/>
+                <w:color w:val="1E293B"/>
+                <w:sz w:val="19"/>
               </w:rPr>
               <w:t>Delivers instantaneous conversational speech cadence during interviews.</w:t>
             </w:r>
@@ -922,76 +1144,87 @@
       <w:tr>
         <w:tc>
           <w:tcPr>
-            <w:tcW w:type="dxa" w:w="3312"/>
-            <w:shd w:fill="FFFFFF"/>
+            <w:tcW w:type="dxa" w:w="3120"/>
             <w:tcMar>
               <w:top w:w="100" w:type="dxa"/>
               <w:bottom w:w="100" w:type="dxa"/>
               <w:left w:w="140" w:type="dxa"/>
               <w:right w:w="140" w:type="dxa"/>
             </w:tcMar>
+            <w:shd w:fill="F8FAFC"/>
           </w:tcPr>
           <w:p>
             <w:pPr>
-              <w:jc w:val="left"/>
+              <w:spacing w:before="40" w:after="40" w:line="252" w:lineRule="auto"/>
             </w:pPr>
             <w:r>
               <w:rPr>
                 <w:rFonts w:ascii="Calibri" w:hAnsi="Calibri"/>
-                <w:color w:val="1F2937"/>
-                <w:sz w:val="18"/>
+                <w:b/>
+                <w:color w:val="141414"/>
+                <w:sz w:val="19"/>
               </w:rPr>
-              <w:t>**Cognitive Levels**</w:t>
+              <w:t>Cognitive Levels</w:t>
             </w:r>
           </w:p>
         </w:tc>
         <w:tc>
           <w:tcPr>
-            <w:tcW w:type="dxa" w:w="3312"/>
-            <w:shd w:fill="FFFFFF"/>
+            <w:tcW w:type="dxa" w:w="3120"/>
             <w:tcMar>
               <w:top w:w="100" w:type="dxa"/>
               <w:bottom w:w="100" w:type="dxa"/>
               <w:left w:w="140" w:type="dxa"/>
               <w:right w:w="140" w:type="dxa"/>
             </w:tcMar>
+            <w:shd w:fill="F8FAFC"/>
           </w:tcPr>
           <w:p>
             <w:pPr>
-              <w:jc w:val="left"/>
+              <w:spacing w:before="40" w:after="40" w:line="252" w:lineRule="auto"/>
             </w:pPr>
             <w:r>
               <w:rPr>
                 <w:rFonts w:ascii="Calibri" w:hAnsi="Calibri"/>
-                <w:color w:val="1F2937"/>
-                <w:sz w:val="18"/>
+                <w:b/>
+                <w:color w:val="141414"/>
+                <w:sz w:val="19"/>
               </w:rPr>
-              <w:t>**6 Bloom Tiers**</w:t>
+              <w:t>6 Bloom Tiers</w:t>
             </w:r>
           </w:p>
         </w:tc>
         <w:tc>
           <w:tcPr>
-            <w:tcW w:type="dxa" w:w="3312"/>
-            <w:shd w:fill="FFFFFF"/>
+            <w:tcW w:type="dxa" w:w="3120"/>
             <w:tcMar>
               <w:top w:w="100" w:type="dxa"/>
               <w:bottom w:w="100" w:type="dxa"/>
               <w:left w:w="140" w:type="dxa"/>
               <w:right w:w="140" w:type="dxa"/>
             </w:tcMar>
+            <w:shd w:fill="F8FAFC"/>
           </w:tcPr>
           <w:p>
             <w:pPr>
-              <w:jc w:val="left"/>
+              <w:spacing w:before="40" w:after="40" w:line="252" w:lineRule="auto"/>
             </w:pPr>
             <w:r>
               <w:rPr>
                 <w:rFonts w:ascii="Calibri" w:hAnsi="Calibri"/>
-                <w:color w:val="1F2937"/>
-                <w:sz w:val="18"/>
+                <w:i/>
+                <w:color w:val="1E293B"/>
+                <w:sz w:val="19"/>
               </w:rPr>
-              <w:t>*Remember $\rightarrow$ Understand $\rightarrow$ Apply $\rightarrow$ Analyze $\rightarrow$ Evaluate $\rightarrow$ Create*.</w:t>
+              <w:t>Remember $\rightarrow$ Understand $\rightarrow$ Apply $\rightarrow$ Analyze $\rightarrow$ Evaluate $\rightarrow$ Create</w:t>
+            </w:r>
+            <w:r>
+              <w:rPr>
+                <w:rFonts w:ascii="Calibri" w:hAnsi="Calibri"/>
+                <w:color w:val="1E293B"/>
+                <w:sz w:val="19"/>
+              </w:rPr>
+              <w:t>.</w:t>
             </w:r>
           </w:p>
         </w:tc>
@@ -999,74 +1232,76 @@
       <w:tr>
         <w:tc>
           <w:tcPr>
-            <w:tcW w:type="dxa" w:w="3312"/>
-            <w:shd w:fill="F8FAFC"/>
+            <w:tcW w:type="dxa" w:w="3120"/>
             <w:tcMar>
               <w:top w:w="100" w:type="dxa"/>
               <w:bottom w:w="100" w:type="dxa"/>
               <w:left w:w="140" w:type="dxa"/>
               <w:right w:w="140" w:type="dxa"/>
             </w:tcMar>
+            <w:shd w:fill="FFFFFF"/>
           </w:tcPr>
           <w:p>
             <w:pPr>
-              <w:jc w:val="left"/>
+              <w:spacing w:before="40" w:after="40" w:line="252" w:lineRule="auto"/>
             </w:pPr>
             <w:r>
               <w:rPr>
                 <w:rFonts w:ascii="Calibri" w:hAnsi="Calibri"/>
-                <w:color w:val="1F2937"/>
-                <w:sz w:val="18"/>
+                <w:b/>
+                <w:color w:val="141414"/>
+                <w:sz w:val="19"/>
               </w:rPr>
-              <w:t>**Scoring Signals**</w:t>
+              <w:t>Scoring Signals</w:t>
             </w:r>
           </w:p>
         </w:tc>
         <w:tc>
           <w:tcPr>
-            <w:tcW w:type="dxa" w:w="3312"/>
-            <w:shd w:fill="F8FAFC"/>
+            <w:tcW w:type="dxa" w:w="3120"/>
             <w:tcMar>
               <w:top w:w="100" w:type="dxa"/>
               <w:bottom w:w="100" w:type="dxa"/>
               <w:left w:w="140" w:type="dxa"/>
               <w:right w:w="140" w:type="dxa"/>
             </w:tcMar>
+            <w:shd w:fill="FFFFFF"/>
           </w:tcPr>
           <w:p>
             <w:pPr>
-              <w:jc w:val="left"/>
+              <w:spacing w:before="40" w:after="40" w:line="252" w:lineRule="auto"/>
             </w:pPr>
             <w:r>
               <w:rPr>
                 <w:rFonts w:ascii="Calibri" w:hAnsi="Calibri"/>
-                <w:color w:val="1F2937"/>
-                <w:sz w:val="18"/>
+                <w:b/>
+                <w:color w:val="141414"/>
+                <w:sz w:val="19"/>
               </w:rPr>
-              <w:t>**5 Signals**</w:t>
+              <w:t>5 Signals</w:t>
             </w:r>
           </w:p>
         </w:tc>
         <w:tc>
           <w:tcPr>
-            <w:tcW w:type="dxa" w:w="3312"/>
-            <w:shd w:fill="F8FAFC"/>
+            <w:tcW w:type="dxa" w:w="3120"/>
             <w:tcMar>
               <w:top w:w="100" w:type="dxa"/>
               <w:bottom w:w="100" w:type="dxa"/>
               <w:left w:w="140" w:type="dxa"/>
               <w:right w:w="140" w:type="dxa"/>
             </w:tcMar>
+            <w:shd w:fill="FFFFFF"/>
           </w:tcPr>
           <w:p>
             <w:pPr>
-              <w:jc w:val="left"/>
+              <w:spacing w:before="40" w:after="40" w:line="252" w:lineRule="auto"/>
             </w:pPr>
             <w:r>
               <w:rPr>
                 <w:rFonts w:ascii="Calibri" w:hAnsi="Calibri"/>
-                <w:color w:val="1F2937"/>
-                <w:sz w:val="18"/>
+                <w:color w:val="1E293B"/>
+                <w:sz w:val="19"/>
               </w:rPr>
               <w:t>Technical (30%), Completeness (20%), Relevance (20%), Semantic (15%), Concepts (15%).</w:t>
             </w:r>
@@ -1076,76 +1311,182 @@
       <w:tr>
         <w:tc>
           <w:tcPr>
-            <w:tcW w:type="dxa" w:w="3312"/>
-            <w:shd w:fill="FFFFFF"/>
+            <w:tcW w:type="dxa" w:w="3120"/>
             <w:tcMar>
               <w:top w:w="100" w:type="dxa"/>
               <w:bottom w:w="100" w:type="dxa"/>
               <w:left w:w="140" w:type="dxa"/>
               <w:right w:w="140" w:type="dxa"/>
             </w:tcMar>
+            <w:shd w:fill="F8FAFC"/>
           </w:tcPr>
           <w:p>
             <w:pPr>
-              <w:jc w:val="left"/>
+              <w:spacing w:before="40" w:after="40" w:line="252" w:lineRule="auto"/>
             </w:pPr>
             <w:r>
               <w:rPr>
                 <w:rFonts w:ascii="Calibri" w:hAnsi="Calibri"/>
-                <w:color w:val="1F2937"/>
-                <w:sz w:val="18"/>
+                <w:b/>
+                <w:color w:val="141414"/>
+                <w:sz w:val="19"/>
               </w:rPr>
-              <w:t>**Relational DB Tables**</w:t>
+              <w:t>Relational DB Tables</w:t>
             </w:r>
           </w:p>
         </w:tc>
         <w:tc>
           <w:tcPr>
-            <w:tcW w:type="dxa" w:w="3312"/>
-            <w:shd w:fill="FFFFFF"/>
+            <w:tcW w:type="dxa" w:w="3120"/>
             <w:tcMar>
               <w:top w:w="100" w:type="dxa"/>
               <w:bottom w:w="100" w:type="dxa"/>
               <w:left w:w="140" w:type="dxa"/>
               <w:right w:w="140" w:type="dxa"/>
             </w:tcMar>
+            <w:shd w:fill="F8FAFC"/>
           </w:tcPr>
           <w:p>
             <w:pPr>
-              <w:jc w:val="left"/>
+              <w:spacing w:before="40" w:after="40" w:line="252" w:lineRule="auto"/>
             </w:pPr>
             <w:r>
               <w:rPr>
                 <w:rFonts w:ascii="Calibri" w:hAnsi="Calibri"/>
-                <w:color w:val="1F2937"/>
-                <w:sz w:val="18"/>
+                <w:b/>
+                <w:color w:val="141414"/>
+                <w:sz w:val="19"/>
               </w:rPr>
-              <w:t>**7 MySQL Tables**</w:t>
+              <w:t>7 MySQL Tables</w:t>
             </w:r>
           </w:p>
         </w:tc>
         <w:tc>
           <w:tcPr>
-            <w:tcW w:type="dxa" w:w="3312"/>
-            <w:shd w:fill="FFFFFF"/>
+            <w:tcW w:type="dxa" w:w="3120"/>
             <w:tcMar>
               <w:top w:w="100" w:type="dxa"/>
               <w:bottom w:w="100" w:type="dxa"/>
               <w:left w:w="140" w:type="dxa"/>
               <w:right w:w="140" w:type="dxa"/>
             </w:tcMar>
+            <w:shd w:fill="F8FAFC"/>
           </w:tcPr>
           <w:p>
             <w:pPr>
-              <w:jc w:val="left"/>
+              <w:spacing w:before="40" w:after="40" w:line="252" w:lineRule="auto"/>
             </w:pPr>
             <w:r>
               <w:rPr>
+                <w:rFonts w:ascii="Consolas" w:hAnsi="Consolas"/>
+                <w:color w:val="B42828"/>
+                <w:sz w:val="17"/>
+              </w:rPr>
+              <w:t>users</w:t>
+            </w:r>
+            <w:r>
+              <w:rPr>
                 <w:rFonts w:ascii="Calibri" w:hAnsi="Calibri"/>
-                <w:color w:val="1F2937"/>
-                <w:sz w:val="18"/>
+                <w:color w:val="1E293B"/>
+                <w:sz w:val="19"/>
               </w:rPr>
-              <w:t>`users`, `interview_sessions`, `interview_questions`, `session_feedback`, `syllabus_catalog`, `user_progress`, `token_blacklist`.</w:t>
+              <w:t xml:space="preserve">, </w:t>
+            </w:r>
+            <w:r>
+              <w:rPr>
+                <w:rFonts w:ascii="Consolas" w:hAnsi="Consolas"/>
+                <w:color w:val="B42828"/>
+                <w:sz w:val="17"/>
+              </w:rPr>
+              <w:t>interview_sessions</w:t>
+            </w:r>
+            <w:r>
+              <w:rPr>
+                <w:rFonts w:ascii="Calibri" w:hAnsi="Calibri"/>
+                <w:color w:val="1E293B"/>
+                <w:sz w:val="19"/>
+              </w:rPr>
+              <w:t xml:space="preserve">, </w:t>
+            </w:r>
+            <w:r>
+              <w:rPr>
+                <w:rFonts w:ascii="Consolas" w:hAnsi="Consolas"/>
+                <w:color w:val="B42828"/>
+                <w:sz w:val="17"/>
+              </w:rPr>
+              <w:t>interview_questions</w:t>
+            </w:r>
+            <w:r>
+              <w:rPr>
+                <w:rFonts w:ascii="Calibri" w:hAnsi="Calibri"/>
+                <w:color w:val="1E293B"/>
+                <w:sz w:val="19"/>
+              </w:rPr>
+              <w:t xml:space="preserve">, </w:t>
+            </w:r>
+            <w:r>
+              <w:rPr>
+                <w:rFonts w:ascii="Consolas" w:hAnsi="Consolas"/>
+                <w:color w:val="B42828"/>
+                <w:sz w:val="17"/>
+              </w:rPr>
+              <w:t>session_feedback</w:t>
+            </w:r>
+            <w:r>
+              <w:rPr>
+                <w:rFonts w:ascii="Calibri" w:hAnsi="Calibri"/>
+                <w:color w:val="1E293B"/>
+                <w:sz w:val="19"/>
+              </w:rPr>
+              <w:t xml:space="preserve">, </w:t>
+            </w:r>
+            <w:r>
+              <w:rPr>
+                <w:rFonts w:ascii="Consolas" w:hAnsi="Consolas"/>
+                <w:color w:val="B42828"/>
+                <w:sz w:val="17"/>
+              </w:rPr>
+              <w:t>syllabus_catalog</w:t>
+            </w:r>
+            <w:r>
+              <w:rPr>
+                <w:rFonts w:ascii="Calibri" w:hAnsi="Calibri"/>
+                <w:color w:val="1E293B"/>
+                <w:sz w:val="19"/>
+              </w:rPr>
+              <w:t xml:space="preserve">, </w:t>
+            </w:r>
+            <w:r>
+              <w:rPr>
+                <w:rFonts w:ascii="Consolas" w:hAnsi="Consolas"/>
+                <w:color w:val="B42828"/>
+                <w:sz w:val="17"/>
+              </w:rPr>
+              <w:t>user_progress</w:t>
+            </w:r>
+            <w:r>
+              <w:rPr>
+                <w:rFonts w:ascii="Calibri" w:hAnsi="Calibri"/>
+                <w:color w:val="1E293B"/>
+                <w:sz w:val="19"/>
+              </w:rPr>
+              <w:t xml:space="preserve">, </w:t>
+            </w:r>
+            <w:r>
+              <w:rPr>
+                <w:rFonts w:ascii="Consolas" w:hAnsi="Consolas"/>
+                <w:color w:val="B42828"/>
+                <w:sz w:val="17"/>
+              </w:rPr>
+              <w:t>token_blacklist</w:t>
+            </w:r>
+            <w:r>
+              <w:rPr>
+                <w:rFonts w:ascii="Calibri" w:hAnsi="Calibri"/>
+                <w:color w:val="1E293B"/>
+                <w:sz w:val="19"/>
+              </w:rPr>
+              <w:t>.</w:t>
             </w:r>
           </w:p>
         </w:tc>
@@ -1153,74 +1494,76 @@
       <w:tr>
         <w:tc>
           <w:tcPr>
-            <w:tcW w:type="dxa" w:w="3312"/>
-            <w:shd w:fill="F8FAFC"/>
+            <w:tcW w:type="dxa" w:w="3120"/>
             <w:tcMar>
               <w:top w:w="100" w:type="dxa"/>
               <w:bottom w:w="100" w:type="dxa"/>
               <w:left w:w="140" w:type="dxa"/>
               <w:right w:w="140" w:type="dxa"/>
             </w:tcMar>
+            <w:shd w:fill="FFFFFF"/>
           </w:tcPr>
           <w:p>
             <w:pPr>
-              <w:jc w:val="left"/>
+              <w:spacing w:before="40" w:after="40" w:line="252" w:lineRule="auto"/>
             </w:pPr>
             <w:r>
               <w:rPr>
                 <w:rFonts w:ascii="Calibri" w:hAnsi="Calibri"/>
-                <w:color w:val="1F2937"/>
-                <w:sz w:val="18"/>
+                <w:b/>
+                <w:color w:val="141414"/>
+                <w:sz w:val="19"/>
               </w:rPr>
-              <w:t>**Chunking Parameters**</w:t>
+              <w:t>Chunking Parameters</w:t>
             </w:r>
           </w:p>
         </w:tc>
         <w:tc>
           <w:tcPr>
-            <w:tcW w:type="dxa" w:w="3312"/>
-            <w:shd w:fill="F8FAFC"/>
+            <w:tcW w:type="dxa" w:w="3120"/>
             <w:tcMar>
               <w:top w:w="100" w:type="dxa"/>
               <w:bottom w:w="100" w:type="dxa"/>
               <w:left w:w="140" w:type="dxa"/>
               <w:right w:w="140" w:type="dxa"/>
             </w:tcMar>
+            <w:shd w:fill="FFFFFF"/>
           </w:tcPr>
           <w:p>
             <w:pPr>
-              <w:jc w:val="left"/>
+              <w:spacing w:before="40" w:after="40" w:line="252" w:lineRule="auto"/>
             </w:pPr>
             <w:r>
               <w:rPr>
                 <w:rFonts w:ascii="Calibri" w:hAnsi="Calibri"/>
-                <w:color w:val="1F2937"/>
-                <w:sz w:val="18"/>
+                <w:b/>
+                <w:color w:val="141414"/>
+                <w:sz w:val="19"/>
               </w:rPr>
-              <w:t>**300–500 words**</w:t>
+              <w:t>300–500 words</w:t>
             </w:r>
           </w:p>
         </w:tc>
         <w:tc>
           <w:tcPr>
-            <w:tcW w:type="dxa" w:w="3312"/>
-            <w:shd w:fill="F8FAFC"/>
+            <w:tcW w:type="dxa" w:w="3120"/>
             <w:tcMar>
               <w:top w:w="100" w:type="dxa"/>
               <w:bottom w:w="100" w:type="dxa"/>
               <w:left w:w="140" w:type="dxa"/>
               <w:right w:w="140" w:type="dxa"/>
             </w:tcMar>
+            <w:shd w:fill="FFFFFF"/>
           </w:tcPr>
           <w:p>
             <w:pPr>
-              <w:jc w:val="left"/>
+              <w:spacing w:before="40" w:after="40" w:line="252" w:lineRule="auto"/>
             </w:pPr>
             <w:r>
               <w:rPr>
                 <w:rFonts w:ascii="Calibri" w:hAnsi="Calibri"/>
-                <w:color w:val="1F2937"/>
-                <w:sz w:val="18"/>
+                <w:color w:val="1E293B"/>
+                <w:sz w:val="19"/>
               </w:rPr>
               <w:t>50-word sliding window overlap to prevent contextual boundary truncation.</w:t>
             </w:r>
@@ -1230,74 +1573,76 @@
       <w:tr>
         <w:tc>
           <w:tcPr>
-            <w:tcW w:type="dxa" w:w="3312"/>
-            <w:shd w:fill="FFFFFF"/>
+            <w:tcW w:type="dxa" w:w="3120"/>
             <w:tcMar>
               <w:top w:w="100" w:type="dxa"/>
               <w:bottom w:w="100" w:type="dxa"/>
               <w:left w:w="140" w:type="dxa"/>
               <w:right w:w="140" w:type="dxa"/>
             </w:tcMar>
+            <w:shd w:fill="F8FAFC"/>
           </w:tcPr>
           <w:p>
             <w:pPr>
-              <w:jc w:val="left"/>
+              <w:spacing w:before="40" w:after="40" w:line="252" w:lineRule="auto"/>
             </w:pPr>
             <w:r>
               <w:rPr>
                 <w:rFonts w:ascii="Calibri" w:hAnsi="Calibri"/>
-                <w:color w:val="1F2937"/>
-                <w:sz w:val="18"/>
+                <w:b/>
+                <w:color w:val="141414"/>
+                <w:sz w:val="19"/>
               </w:rPr>
-              <w:t>**Voice Synthesis Model**</w:t>
+              <w:t>Voice Synthesis Model</w:t>
             </w:r>
           </w:p>
         </w:tc>
         <w:tc>
           <w:tcPr>
-            <w:tcW w:type="dxa" w:w="3312"/>
-            <w:shd w:fill="FFFFFF"/>
+            <w:tcW w:type="dxa" w:w="3120"/>
             <w:tcMar>
               <w:top w:w="100" w:type="dxa"/>
               <w:bottom w:w="100" w:type="dxa"/>
               <w:left w:w="140" w:type="dxa"/>
               <w:right w:w="140" w:type="dxa"/>
             </w:tcMar>
+            <w:shd w:fill="F8FAFC"/>
           </w:tcPr>
           <w:p>
             <w:pPr>
-              <w:jc w:val="left"/>
+              <w:spacing w:before="40" w:after="40" w:line="252" w:lineRule="auto"/>
             </w:pPr>
             <w:r>
               <w:rPr>
                 <w:rFonts w:ascii="Calibri" w:hAnsi="Calibri"/>
-                <w:color w:val="1F2937"/>
-                <w:sz w:val="18"/>
+                <w:b/>
+                <w:color w:val="141414"/>
+                <w:sz w:val="19"/>
               </w:rPr>
-              <w:t>**en-US-ChristopherNeural**</w:t>
+              <w:t>en-US-ChristopherNeural</w:t>
             </w:r>
           </w:p>
         </w:tc>
         <w:tc>
           <w:tcPr>
-            <w:tcW w:type="dxa" w:w="3312"/>
-            <w:shd w:fill="FFFFFF"/>
+            <w:tcW w:type="dxa" w:w="3120"/>
             <w:tcMar>
               <w:top w:w="100" w:type="dxa"/>
               <w:bottom w:w="100" w:type="dxa"/>
               <w:left w:w="140" w:type="dxa"/>
               <w:right w:w="140" w:type="dxa"/>
             </w:tcMar>
+            <w:shd w:fill="F8FAFC"/>
           </w:tcPr>
           <w:p>
             <w:pPr>
-              <w:jc w:val="left"/>
+              <w:spacing w:before="40" w:after="40" w:line="252" w:lineRule="auto"/>
             </w:pPr>
             <w:r>
               <w:rPr>
                 <w:rFonts w:ascii="Calibri" w:hAnsi="Calibri"/>
-                <w:color w:val="1F2937"/>
-                <w:sz w:val="18"/>
+                <w:color w:val="1E293B"/>
+                <w:sz w:val="19"/>
               </w:rPr>
               <w:t>High-clarity professional male technical recruiter voice profile via Edge-TTS.</w:t>
             </w:r>
@@ -1307,74 +1652,76 @@
       <w:tr>
         <w:tc>
           <w:tcPr>
-            <w:tcW w:type="dxa" w:w="3312"/>
-            <w:shd w:fill="F8FAFC"/>
+            <w:tcW w:type="dxa" w:w="3120"/>
             <w:tcMar>
               <w:top w:w="100" w:type="dxa"/>
               <w:bottom w:w="100" w:type="dxa"/>
               <w:left w:w="140" w:type="dxa"/>
               <w:right w:w="140" w:type="dxa"/>
             </w:tcMar>
+            <w:shd w:fill="FFFFFF"/>
           </w:tcPr>
           <w:p>
             <w:pPr>
-              <w:jc w:val="left"/>
+              <w:spacing w:before="40" w:after="40" w:line="252" w:lineRule="auto"/>
             </w:pPr>
             <w:r>
               <w:rPr>
                 <w:rFonts w:ascii="Calibri" w:hAnsi="Calibri"/>
-                <w:color w:val="1F2937"/>
-                <w:sz w:val="18"/>
+                <w:b/>
+                <w:color w:val="141414"/>
+                <w:sz w:val="19"/>
               </w:rPr>
-              <w:t>**Speech-to-Text Model**</w:t>
+              <w:t>Speech-to-Text Model</w:t>
             </w:r>
           </w:p>
         </w:tc>
         <w:tc>
           <w:tcPr>
-            <w:tcW w:type="dxa" w:w="3312"/>
-            <w:shd w:fill="F8FAFC"/>
+            <w:tcW w:type="dxa" w:w="3120"/>
             <w:tcMar>
               <w:top w:w="100" w:type="dxa"/>
               <w:bottom w:w="100" w:type="dxa"/>
               <w:left w:w="140" w:type="dxa"/>
               <w:right w:w="140" w:type="dxa"/>
             </w:tcMar>
+            <w:shd w:fill="FFFFFF"/>
           </w:tcPr>
           <w:p>
             <w:pPr>
-              <w:jc w:val="left"/>
+              <w:spacing w:before="40" w:after="40" w:line="252" w:lineRule="auto"/>
             </w:pPr>
             <w:r>
               <w:rPr>
                 <w:rFonts w:ascii="Calibri" w:hAnsi="Calibri"/>
-                <w:color w:val="1F2937"/>
-                <w:sz w:val="18"/>
+                <w:b/>
+                <w:color w:val="141414"/>
+                <w:sz w:val="19"/>
               </w:rPr>
-              <w:t>**Whisper-large-v3**</w:t>
+              <w:t>Whisper-large-v3</w:t>
             </w:r>
           </w:p>
         </w:tc>
         <w:tc>
           <w:tcPr>
-            <w:tcW w:type="dxa" w:w="3312"/>
-            <w:shd w:fill="F8FAFC"/>
+            <w:tcW w:type="dxa" w:w="3120"/>
             <w:tcMar>
               <w:top w:w="100" w:type="dxa"/>
               <w:bottom w:w="100" w:type="dxa"/>
               <w:left w:w="140" w:type="dxa"/>
               <w:right w:w="140" w:type="dxa"/>
             </w:tcMar>
+            <w:shd w:fill="FFFFFF"/>
           </w:tcPr>
           <w:p>
             <w:pPr>
-              <w:jc w:val="left"/>
+              <w:spacing w:before="40" w:after="40" w:line="252" w:lineRule="auto"/>
             </w:pPr>
             <w:r>
               <w:rPr>
                 <w:rFonts w:ascii="Calibri" w:hAnsi="Calibri"/>
-                <w:color w:val="1F2937"/>
-                <w:sz w:val="18"/>
+                <w:color w:val="1E293B"/>
+                <w:sz w:val="19"/>
               </w:rPr>
               <w:t>Conditioned with technical vocabulary prompt biasing for CS terminology.</w:t>
             </w:r>
@@ -1382,93 +1729,62 @@
         </w:tc>
       </w:tr>
     </w:tbl>
-    <w:p/>
+    <w:p>
+      <w:pPr>
+        <w:spacing w:before="0" w:after="120"/>
+      </w:pPr>
+    </w:p>
+    <w:p>
+      <w:pPr>
+        <w:spacing w:before="120" w:after="120"/>
+        <w:jc w:val="center"/>
+      </w:pPr>
+      <w:r>
+        <w:rPr>
+          <w:rFonts w:ascii="Calibri" w:hAnsi="Calibri"/>
+          <w:color w:val="C8D2DC"/>
+          <w:sz w:val="18"/>
+        </w:rPr>
+        <w:t>―――――――――――――――――――――――――――――――――――――――――――――</w:t>
+      </w:r>
+    </w:p>
     <w:p>
       <w:pPr>
         <w:keepNext/>
-        <w:spacing w:before="280" w:after="80"/>
+        <w:spacing w:before="280" w:after="100"/>
       </w:pPr>
       <w:r>
         <w:rPr>
           <w:rFonts w:ascii="Calibri" w:hAnsi="Calibri"/>
           <w:b/>
-          <w:color w:val="1E293B"/>
-          <w:sz w:val="28"/>
+          <w:color w:val="2C5282"/>
+          <w:sz w:val="30"/>
         </w:rPr>
         <w:t>3. THE 4-TIER ARCHITECTURE AT A GLANCE</w:t>
-      </w:r>
-    </w:p>
-    <w:p>
-      <w:pPr>
-        <w:spacing w:before="200" w:after="60"/>
-        <w:jc w:val="center"/>
-      </w:pPr>
-      <w:r>
-        <w:drawing>
-          <wp:inline xmlns:a="http://schemas.openxmlformats.org/drawingml/2006/main" xmlns:pic="http://schemas.openxmlformats.org/drawingml/2006/picture">
-            <wp:extent cx="5303520" cy="2537485"/>
-            <wp:docPr id="1" name="Picture 1"/>
-            <wp:cNvGraphicFramePr>
-              <a:graphicFrameLocks noChangeAspect="1"/>
-            </wp:cNvGraphicFramePr>
-            <a:graphic>
-              <a:graphicData uri="http://schemas.openxmlformats.org/drawingml/2006/picture">
-                <pic:pic>
-                  <pic:nvPicPr>
-                    <pic:cNvPr id="0" name="img_1.png"/>
-                    <pic:cNvPicPr/>
-                  </pic:nvPicPr>
-                  <pic:blipFill>
-                    <a:blip r:embed="rId9"/>
-                    <a:stretch>
-                      <a:fillRect/>
-                    </a:stretch>
-                  </pic:blipFill>
-                  <pic:spPr>
-                    <a:xfrm>
-                      <a:off x="0" y="0"/>
-                      <a:ext cx="5303520" cy="2537485"/>
-                    </a:xfrm>
-                    <a:prstGeom prst="rect"/>
-                  </pic:spPr>
-                </pic:pic>
-              </a:graphicData>
-            </a:graphic>
-          </wp:inline>
-        </w:drawing>
-      </w:r>
-    </w:p>
-    <w:p>
-      <w:pPr>
-        <w:spacing w:before="40" w:after="240"/>
-        <w:jc w:val="center"/>
-      </w:pPr>
-      <w:r>
-        <w:rPr>
-          <w:rFonts w:ascii="Calibri" w:hAnsi="Calibri"/>
-          <w:b/>
-          <w:i/>
-          <w:color w:val="475569"/>
-          <w:sz w:val="19"/>
-        </w:rPr>
-        <w:t>Figure 1 — Layered System Architecture of SmartInterview</w:t>
       </w:r>
     </w:p>
     <w:tbl>
       <w:tblPr>
         <w:tblW w:type="auto" w:w="0"/>
         <w:jc w:val="center"/>
-        <w:tblLayout w:type="fixed"/>
         <w:tblLook w:firstColumn="1" w:firstRow="1" w:lastColumn="0" w:lastRow="0" w:noHBand="0" w:noVBand="1" w:val="04A0"/>
+        <w:tblBorders>
+          <w:top w:val="single" w:sz="4" w:space="0" w:color="CBD5E0"/>
+          <w:left w:val="single" w:sz="4" w:space="0" w:color="CBD5E0"/>
+          <w:bottom w:val="single" w:sz="4" w:space="0" w:color="CBD5E0"/>
+          <w:right w:val="single" w:sz="4" w:space="0" w:color="CBD5E0"/>
+          <w:insideH w:val="single" w:sz="4" w:space="0" w:color="CBD5E0"/>
+          <w:insideV w:val="single" w:sz="4" w:space="0" w:color="CBD5E0"/>
+        </w:tblBorders>
       </w:tblPr>
       <w:tblGrid>
-        <w:gridCol w:w="9936"/>
+        <w:gridCol w:w="9360"/>
       </w:tblGrid>
       <w:tr>
         <w:tc>
           <w:tcPr>
             <w:tcW w:type="dxa" w:w="9360"/>
-            <w:shd w:fill="F1F5F9"/>
+            <w:shd w:fill="F7FAFC"/>
             <w:tcMar>
               <w:top w:w="120" w:type="dxa"/>
               <w:bottom w:w="120" w:type="dxa"/>
@@ -1483,8 +1799,8 @@
             <w:r>
               <w:rPr>
                 <w:rFonts w:ascii="Consolas" w:hAnsi="Consolas"/>
-                <w:color w:val="1E293B"/>
-                <w:sz w:val="17"/>
+                <w:color w:val="28323C"/>
+                <w:sz w:val="18"/>
               </w:rPr>
               <w:t>┌─────────────────────────────────────────────────────────────────────────────┐</w:t>
               <w:br/>
@@ -1524,18 +1840,36 @@
         </w:tc>
       </w:tr>
     </w:tbl>
-    <w:p/>
+    <w:p>
+      <w:pPr>
+        <w:spacing w:before="0" w:after="80"/>
+      </w:pPr>
+    </w:p>
+    <w:p>
+      <w:pPr>
+        <w:spacing w:before="120" w:after="120"/>
+        <w:jc w:val="center"/>
+      </w:pPr>
+      <w:r>
+        <w:rPr>
+          <w:rFonts w:ascii="Calibri" w:hAnsi="Calibri"/>
+          <w:color w:val="C8D2DC"/>
+          <w:sz w:val="18"/>
+        </w:rPr>
+        <w:t>―――――――――――――――――――――――――――――――――――――――――――――</w:t>
+      </w:r>
+    </w:p>
     <w:p>
       <w:pPr>
         <w:keepNext/>
-        <w:spacing w:before="280" w:after="80"/>
+        <w:spacing w:before="280" w:after="100"/>
       </w:pPr>
       <w:r>
         <w:rPr>
           <w:rFonts w:ascii="Calibri" w:hAnsi="Calibri"/>
           <w:b/>
-          <w:color w:val="1E293B"/>
-          <w:sz w:val="28"/>
+          <w:color w:val="2C5282"/>
+          <w:sz w:val="30"/>
         </w:rPr>
         <w:t>4. FORMULA REFERENCE CARD</w:t>
       </w:r>
@@ -1543,13 +1877,13 @@
     <w:p>
       <w:pPr>
         <w:keepNext/>
-        <w:spacing w:before="200" w:after="60"/>
+        <w:spacing w:before="220" w:after="80"/>
       </w:pPr>
       <w:r>
         <w:rPr>
           <w:rFonts w:ascii="Calibri" w:hAnsi="Calibri"/>
           <w:b/>
-          <w:color w:val="334155"/>
+          <w:color w:val="2D3748"/>
           <w:sz w:val="24"/>
         </w:rPr>
         <w:t>1. Hybrid 5-Factor Answer Scoring Equation</w:t>
@@ -1557,168 +1891,128 @@
     </w:p>
     <w:p>
       <w:pPr>
-        <w:spacing w:before="40" w:after="80" w:line="276" w:lineRule="auto"/>
+        <w:spacing w:before="0" w:after="100" w:line="276" w:lineRule="auto"/>
       </w:pPr>
       <w:r>
         <w:rPr>
           <w:rFonts w:ascii="Calibri" w:hAnsi="Calibri"/>
-          <w:color w:val="1F2937"/>
-          <w:sz w:val="20"/>
+          <w:color w:val="1E293B"/>
+          <w:sz w:val="21"/>
         </w:rPr>
         <w:t>$$\mathbf{Score} = 0.30 \cdot T + 0.20 \cdot C + 0.20 \cdot R + 0.15 \cdot S + 0.15 \cdot K$$</w:t>
       </w:r>
     </w:p>
     <w:p>
       <w:pPr>
-        <w:spacing w:before="40" w:after="80" w:line="276" w:lineRule="auto"/>
-        <w:ind w:left="360"/>
+        <w:pStyle w:val="ListBullet"/>
+        <w:spacing w:before="40" w:after="40" w:line="276" w:lineRule="auto"/>
       </w:pPr>
       <w:r>
         <w:rPr>
           <w:rFonts w:ascii="Calibri" w:hAnsi="Calibri"/>
-          <w:color w:val="1E3A8A"/>
-          <w:sz w:val="20"/>
-        </w:rPr>
-        <w:t xml:space="preserve">•  </w:t>
-      </w:r>
-      <w:r>
-        <w:rPr>
-          <w:rFonts w:ascii="Calibri" w:hAnsi="Calibri"/>
           <w:b/>
-          <w:color w:val="0F172A"/>
-          <w:sz w:val="20"/>
+          <w:color w:val="141414"/>
+          <w:sz w:val="21"/>
         </w:rPr>
         <w:t>$T$ (Technical Accuracy - 30%)</w:t>
       </w:r>
       <w:r>
         <w:rPr>
           <w:rFonts w:ascii="Calibri" w:hAnsi="Calibri"/>
-          <w:color w:val="1F2937"/>
-          <w:sz w:val="20"/>
+          <w:color w:val="1E293B"/>
+          <w:sz w:val="21"/>
         </w:rPr>
         <w:t>: Factual precision, correct syntax, absence of misconceptions (LLM graded).</w:t>
       </w:r>
     </w:p>
     <w:p>
       <w:pPr>
-        <w:spacing w:before="40" w:after="80" w:line="276" w:lineRule="auto"/>
-        <w:ind w:left="360"/>
+        <w:pStyle w:val="ListBullet"/>
+        <w:spacing w:before="40" w:after="40" w:line="276" w:lineRule="auto"/>
       </w:pPr>
       <w:r>
         <w:rPr>
           <w:rFonts w:ascii="Calibri" w:hAnsi="Calibri"/>
-          <w:color w:val="1E3A8A"/>
-          <w:sz w:val="20"/>
-        </w:rPr>
-        <w:t xml:space="preserve">•  </w:t>
-      </w:r>
-      <w:r>
-        <w:rPr>
-          <w:rFonts w:ascii="Calibri" w:hAnsi="Calibri"/>
           <w:b/>
-          <w:color w:val="0F172A"/>
-          <w:sz w:val="20"/>
+          <w:color w:val="141414"/>
+          <w:sz w:val="21"/>
         </w:rPr>
         <w:t>$C$ (Completeness - 20%)</w:t>
       </w:r>
       <w:r>
         <w:rPr>
           <w:rFonts w:ascii="Calibri" w:hAnsi="Calibri"/>
-          <w:color w:val="1F2937"/>
-          <w:sz w:val="20"/>
+          <w:color w:val="1E293B"/>
+          <w:sz w:val="21"/>
         </w:rPr>
         <w:t>: Depth of explanation, edge-case coverage (LLM graded).</w:t>
       </w:r>
     </w:p>
     <w:p>
       <w:pPr>
-        <w:spacing w:before="40" w:after="80" w:line="276" w:lineRule="auto"/>
-        <w:ind w:left="360"/>
+        <w:pStyle w:val="ListBullet"/>
+        <w:spacing w:before="40" w:after="40" w:line="276" w:lineRule="auto"/>
       </w:pPr>
       <w:r>
         <w:rPr>
           <w:rFonts w:ascii="Calibri" w:hAnsi="Calibri"/>
-          <w:color w:val="1E3A8A"/>
-          <w:sz w:val="20"/>
-        </w:rPr>
-        <w:t xml:space="preserve">•  </w:t>
-      </w:r>
-      <w:r>
-        <w:rPr>
-          <w:rFonts w:ascii="Calibri" w:hAnsi="Calibri"/>
           <w:b/>
-          <w:color w:val="0F172A"/>
-          <w:sz w:val="20"/>
+          <w:color w:val="141414"/>
+          <w:sz w:val="21"/>
         </w:rPr>
         <w:t>$R$ (Relevance - 20%)</w:t>
       </w:r>
       <w:r>
         <w:rPr>
           <w:rFonts w:ascii="Calibri" w:hAnsi="Calibri"/>
-          <w:color w:val="1F2937"/>
-          <w:sz w:val="20"/>
+          <w:color w:val="1E293B"/>
+          <w:sz w:val="21"/>
         </w:rPr>
         <w:t>: Direct responsiveness to prompt, zero topic drift (LLM graded).</w:t>
       </w:r>
     </w:p>
     <w:p>
       <w:pPr>
-        <w:spacing w:before="40" w:after="80" w:line="276" w:lineRule="auto"/>
-        <w:ind w:left="360"/>
+        <w:pStyle w:val="ListBullet"/>
+        <w:spacing w:before="40" w:after="40" w:line="276" w:lineRule="auto"/>
       </w:pPr>
       <w:r>
         <w:rPr>
           <w:rFonts w:ascii="Calibri" w:hAnsi="Calibri"/>
-          <w:color w:val="1E3A8A"/>
-          <w:sz w:val="20"/>
-        </w:rPr>
-        <w:t xml:space="preserve">•  </w:t>
-      </w:r>
-      <w:r>
-        <w:rPr>
-          <w:rFonts w:ascii="Calibri" w:hAnsi="Calibri"/>
           <w:b/>
-          <w:color w:val="0F172A"/>
-          <w:sz w:val="20"/>
+          <w:color w:val="141414"/>
+          <w:sz w:val="21"/>
         </w:rPr>
         <w:t>$S$ (Semantic Similarity - 15%)</w:t>
       </w:r>
       <w:r>
         <w:rPr>
           <w:rFonts w:ascii="Calibri" w:hAnsi="Calibri"/>
-          <w:color w:val="1F2937"/>
-          <w:sz w:val="20"/>
+          <w:color w:val="1E293B"/>
+          <w:sz w:val="21"/>
         </w:rPr>
         <w:t>: Cosine distance between answer vector and top-3 RAG chunks (SentenceTransformers).</w:t>
       </w:r>
     </w:p>
     <w:p>
       <w:pPr>
-        <w:spacing w:before="40" w:after="80" w:line="276" w:lineRule="auto"/>
-        <w:ind w:left="360"/>
+        <w:pStyle w:val="ListBullet"/>
+        <w:spacing w:before="40" w:after="40" w:line="276" w:lineRule="auto"/>
       </w:pPr>
       <w:r>
         <w:rPr>
           <w:rFonts w:ascii="Calibri" w:hAnsi="Calibri"/>
-          <w:color w:val="1E3A8A"/>
-          <w:sz w:val="20"/>
-        </w:rPr>
-        <w:t xml:space="preserve">•  </w:t>
-      </w:r>
-      <w:r>
-        <w:rPr>
-          <w:rFonts w:ascii="Calibri" w:hAnsi="Calibri"/>
           <w:b/>
-          <w:color w:val="0F172A"/>
-          <w:sz w:val="20"/>
+          <w:color w:val="141414"/>
+          <w:sz w:val="21"/>
         </w:rPr>
         <w:t>$K$ (Concept Coverage - 15%)</w:t>
       </w:r>
       <w:r>
         <w:rPr>
           <w:rFonts w:ascii="Calibri" w:hAnsi="Calibri"/>
-          <w:color w:val="1F2937"/>
-          <w:sz w:val="20"/>
+          <w:color w:val="1E293B"/>
+          <w:sz w:val="21"/>
         </w:rPr>
         <w:t>: Ratio of essential domain keyphrases present in candidate answer.</w:t>
       </w:r>
@@ -1726,13 +2020,13 @@
     <w:p>
       <w:pPr>
         <w:keepNext/>
-        <w:spacing w:before="200" w:after="60"/>
+        <w:spacing w:before="220" w:after="80"/>
       </w:pPr>
       <w:r>
         <w:rPr>
           <w:rFonts w:ascii="Calibri" w:hAnsi="Calibri"/>
           <w:b/>
-          <w:color w:val="334155"/>
+          <w:color w:val="2D3748"/>
           <w:sz w:val="24"/>
         </w:rPr>
         <w:t>2. Dense Vector Cosine Similarity</w:t>
@@ -1740,13 +2034,13 @@
     </w:p>
     <w:p>
       <w:pPr>
-        <w:spacing w:before="40" w:after="80" w:line="276" w:lineRule="auto"/>
+        <w:spacing w:before="0" w:after="100" w:line="276" w:lineRule="auto"/>
       </w:pPr>
       <w:r>
         <w:rPr>
           <w:rFonts w:ascii="Calibri" w:hAnsi="Calibri"/>
-          <w:color w:val="1F2937"/>
-          <w:sz w:val="20"/>
+          <w:color w:val="1E293B"/>
+          <w:sz w:val="21"/>
         </w:rPr>
         <w:t>$$\text{Cosine Similarity}(\mathbf{a}, \mathbf{r}) = \frac{\mathbf{a} \cdot \mathbf{r}}{\|\mathbf{a}\|_2 \|\mathbf{r}\|_2} = \sum_{i=1}^{384} a_i r_i \quad (\text{since vectors are } L_2 \text{ normalized})$$</w:t>
       </w:r>
@@ -1754,13 +2048,13 @@
     <w:p>
       <w:pPr>
         <w:keepNext/>
-        <w:spacing w:before="200" w:after="60"/>
+        <w:spacing w:before="220" w:after="80"/>
       </w:pPr>
       <w:r>
         <w:rPr>
           <w:rFonts w:ascii="Calibri" w:hAnsi="Calibri"/>
           <w:b/>
-          <w:color w:val="334155"/>
+          <w:color w:val="2D3748"/>
           <w:sz w:val="24"/>
         </w:rPr>
         <w:t>3. Adaptive Engine Bloom Progression Rules</w:t>
@@ -1768,173 +2062,149 @@
     </w:p>
     <w:p>
       <w:pPr>
-        <w:spacing w:before="40" w:after="80" w:line="276" w:lineRule="auto"/>
-        <w:ind w:left="360"/>
+        <w:pStyle w:val="ListBullet"/>
+        <w:spacing w:before="40" w:after="40" w:line="276" w:lineRule="auto"/>
       </w:pPr>
       <w:r>
         <w:rPr>
           <w:rFonts w:ascii="Calibri" w:hAnsi="Calibri"/>
-          <w:color w:val="1E3A8A"/>
-          <w:sz w:val="20"/>
-        </w:rPr>
-        <w:t xml:space="preserve">•  </w:t>
-      </w:r>
-      <w:r>
-        <w:rPr>
-          <w:rFonts w:ascii="Calibri" w:hAnsi="Calibri"/>
           <w:b/>
-          <w:color w:val="0F172A"/>
-          <w:sz w:val="20"/>
+          <w:color w:val="141414"/>
+          <w:sz w:val="21"/>
         </w:rPr>
         <w:t>Overall Score $\ge 75$</w:t>
       </w:r>
       <w:r>
         <w:rPr>
           <w:rFonts w:ascii="Calibri" w:hAnsi="Calibri"/>
-          <w:color w:val="1F2937"/>
-          <w:sz w:val="20"/>
+          <w:color w:val="1E293B"/>
+          <w:sz w:val="21"/>
         </w:rPr>
         <w:t xml:space="preserve">: Advance Bloom tier ($\text{Remember} \rightarrow \text{Understand} \rightarrow \text{Apply} \rightarrow \text{Analyze} \rightarrow \text{Evaluate} \rightarrow \text{Create}$). If already at </w:t>
       </w:r>
       <w:r>
         <w:rPr>
           <w:rFonts w:ascii="Consolas" w:hAnsi="Consolas"/>
-          <w:color w:val="B91C1C"/>
-          <w:sz w:val="18"/>
+          <w:color w:val="B42828"/>
+          <w:sz w:val="19"/>
         </w:rPr>
         <w:t>Create</w:t>
       </w:r>
       <w:r>
         <w:rPr>
           <w:rFonts w:ascii="Calibri" w:hAnsi="Calibri"/>
-          <w:color w:val="1F2937"/>
-          <w:sz w:val="20"/>
+          <w:color w:val="1E293B"/>
+          <w:sz w:val="21"/>
         </w:rPr>
         <w:t xml:space="preserve">, increase difficulty to </w:t>
       </w:r>
       <w:r>
         <w:rPr>
           <w:rFonts w:ascii="Consolas" w:hAnsi="Consolas"/>
-          <w:color w:val="B91C1C"/>
-          <w:sz w:val="18"/>
+          <w:color w:val="B42828"/>
+          <w:sz w:val="19"/>
         </w:rPr>
         <w:t>hard</w:t>
       </w:r>
       <w:r>
         <w:rPr>
           <w:rFonts w:ascii="Calibri" w:hAnsi="Calibri"/>
-          <w:color w:val="1F2937"/>
-          <w:sz w:val="20"/>
+          <w:color w:val="1E293B"/>
+          <w:sz w:val="21"/>
         </w:rPr>
         <w:t>.</w:t>
       </w:r>
     </w:p>
     <w:p>
       <w:pPr>
-        <w:spacing w:before="40" w:after="80" w:line="276" w:lineRule="auto"/>
-        <w:ind w:left="360"/>
+        <w:pStyle w:val="ListBullet"/>
+        <w:spacing w:before="40" w:after="40" w:line="276" w:lineRule="auto"/>
       </w:pPr>
       <w:r>
         <w:rPr>
           <w:rFonts w:ascii="Calibri" w:hAnsi="Calibri"/>
-          <w:color w:val="1E3A8A"/>
-          <w:sz w:val="20"/>
-        </w:rPr>
-        <w:t xml:space="preserve">•  </w:t>
-      </w:r>
-      <w:r>
-        <w:rPr>
-          <w:rFonts w:ascii="Calibri" w:hAnsi="Calibri"/>
           <w:b/>
-          <w:color w:val="0F172A"/>
-          <w:sz w:val="20"/>
+          <w:color w:val="141414"/>
+          <w:sz w:val="21"/>
         </w:rPr>
         <w:t>Overall Score $50 - 74$</w:t>
       </w:r>
       <w:r>
         <w:rPr>
           <w:rFonts w:ascii="Calibri" w:hAnsi="Calibri"/>
-          <w:color w:val="1F2937"/>
-          <w:sz w:val="20"/>
+          <w:color w:val="1E293B"/>
+          <w:sz w:val="21"/>
         </w:rPr>
         <w:t xml:space="preserve">: Maintain Bloom tier. Rotate </w:t>
       </w:r>
       <w:r>
         <w:rPr>
           <w:rFonts w:ascii="Consolas" w:hAnsi="Consolas"/>
-          <w:color w:val="B91C1C"/>
-          <w:sz w:val="18"/>
+          <w:color w:val="B42828"/>
+          <w:sz w:val="19"/>
         </w:rPr>
         <w:t>question_type</w:t>
       </w:r>
       <w:r>
         <w:rPr>
           <w:rFonts w:ascii="Calibri" w:hAnsi="Calibri"/>
-          <w:color w:val="1F2937"/>
-          <w:sz w:val="20"/>
+          <w:color w:val="1E293B"/>
+          <w:sz w:val="21"/>
         </w:rPr>
         <w:t xml:space="preserve"> (conceptual $\rightarrow$ practical $\rightarrow$ scenario) to test horizontal mastery.</w:t>
       </w:r>
     </w:p>
     <w:p>
       <w:pPr>
-        <w:spacing w:before="40" w:after="80" w:line="276" w:lineRule="auto"/>
-        <w:ind w:left="360"/>
+        <w:pStyle w:val="ListBullet"/>
+        <w:spacing w:before="40" w:after="40" w:line="276" w:lineRule="auto"/>
       </w:pPr>
       <w:r>
         <w:rPr>
           <w:rFonts w:ascii="Calibri" w:hAnsi="Calibri"/>
-          <w:color w:val="1E3A8A"/>
-          <w:sz w:val="20"/>
-        </w:rPr>
-        <w:t xml:space="preserve">•  </w:t>
-      </w:r>
-      <w:r>
-        <w:rPr>
-          <w:rFonts w:ascii="Calibri" w:hAnsi="Calibri"/>
           <w:b/>
-          <w:color w:val="0F172A"/>
-          <w:sz w:val="20"/>
+          <w:color w:val="141414"/>
+          <w:sz w:val="21"/>
         </w:rPr>
         <w:t>Overall Score $&lt; 50$</w:t>
       </w:r>
       <w:r>
         <w:rPr>
           <w:rFonts w:ascii="Calibri" w:hAnsi="Calibri"/>
-          <w:color w:val="1F2937"/>
-          <w:sz w:val="20"/>
+          <w:color w:val="1E293B"/>
+          <w:sz w:val="21"/>
         </w:rPr>
         <w:t xml:space="preserve">: Regress Bloom tier ($\text{Create} \rightarrow \dots \rightarrow \text{Remember}$) to scaffold foundational gaps. If already at </w:t>
       </w:r>
       <w:r>
         <w:rPr>
           <w:rFonts w:ascii="Consolas" w:hAnsi="Consolas"/>
-          <w:color w:val="B91C1C"/>
-          <w:sz w:val="18"/>
+          <w:color w:val="B42828"/>
+          <w:sz w:val="19"/>
         </w:rPr>
         <w:t>Remember</w:t>
       </w:r>
       <w:r>
         <w:rPr>
           <w:rFonts w:ascii="Calibri" w:hAnsi="Calibri"/>
-          <w:color w:val="1F2937"/>
-          <w:sz w:val="20"/>
+          <w:color w:val="1E293B"/>
+          <w:sz w:val="21"/>
         </w:rPr>
         <w:t xml:space="preserve">, set difficulty to </w:t>
       </w:r>
       <w:r>
         <w:rPr>
           <w:rFonts w:ascii="Consolas" w:hAnsi="Consolas"/>
-          <w:color w:val="B91C1C"/>
-          <w:sz w:val="18"/>
+          <w:color w:val="B42828"/>
+          <w:sz w:val="19"/>
         </w:rPr>
         <w:t>easy</w:t>
       </w:r>
       <w:r>
         <w:rPr>
           <w:rFonts w:ascii="Calibri" w:hAnsi="Calibri"/>
-          <w:color w:val="1F2937"/>
-          <w:sz w:val="20"/>
+          <w:color w:val="1E293B"/>
+          <w:sz w:val="21"/>
         </w:rPr>
         <w:t>.</w:t>
       </w:r>
@@ -1942,13 +2212,13 @@
     <w:p>
       <w:pPr>
         <w:keepNext/>
-        <w:spacing w:before="200" w:after="60"/>
+        <w:spacing w:before="220" w:after="80"/>
       </w:pPr>
       <w:r>
         <w:rPr>
           <w:rFonts w:ascii="Calibri" w:hAnsi="Calibri"/>
           <w:b/>
-          <w:color w:val="334155"/>
+          <w:color w:val="2D3748"/>
           <w:sz w:val="24"/>
         </w:rPr>
         <w:t>4. Priority Skill Rotation Heuristic</w:t>
@@ -1956,94 +2226,84 @@
     </w:p>
     <w:p>
       <w:pPr>
-        <w:spacing w:before="40" w:after="80" w:line="276" w:lineRule="auto"/>
+        <w:spacing w:before="0" w:after="100" w:line="276" w:lineRule="auto"/>
       </w:pPr>
       <w:r>
         <w:rPr>
           <w:rFonts w:ascii="Calibri" w:hAnsi="Calibri"/>
-          <w:color w:val="1F2937"/>
-          <w:sz w:val="20"/>
+          <w:color w:val="1E293B"/>
+          <w:sz w:val="21"/>
         </w:rPr>
         <w:t>$$P(s) = \frac{1}{N_s + 1} \cdot \left(1.0 - \frac{\bar{S}_s}{100}\right)$$</w:t>
       </w:r>
     </w:p>
     <w:p>
       <w:pPr>
-        <w:spacing w:before="40" w:after="80" w:line="276" w:lineRule="auto"/>
-        <w:ind w:left="360"/>
+        <w:pStyle w:val="ListBullet"/>
+        <w:spacing w:before="40" w:after="40" w:line="276" w:lineRule="auto"/>
       </w:pPr>
       <w:r>
         <w:rPr>
           <w:rFonts w:ascii="Calibri" w:hAnsi="Calibri"/>
-          <w:color w:val="1E3A8A"/>
-          <w:sz w:val="20"/>
-        </w:rPr>
-        <w:t xml:space="preserve">•  </w:t>
-      </w:r>
-      <w:r>
-        <w:rPr>
-          <w:rFonts w:ascii="Calibri" w:hAnsi="Calibri"/>
-          <w:color w:val="1F2937"/>
-          <w:sz w:val="20"/>
+          <w:color w:val="1E293B"/>
+          <w:sz w:val="21"/>
         </w:rPr>
         <w:t>$N_s$: Number of times skill $s$ has been evaluated.</w:t>
       </w:r>
     </w:p>
     <w:p>
       <w:pPr>
-        <w:spacing w:before="40" w:after="80" w:line="276" w:lineRule="auto"/>
-        <w:ind w:left="360"/>
+        <w:pStyle w:val="ListBullet"/>
+        <w:spacing w:before="40" w:after="40" w:line="276" w:lineRule="auto"/>
       </w:pPr>
       <w:r>
         <w:rPr>
           <w:rFonts w:ascii="Calibri" w:hAnsi="Calibri"/>
-          <w:color w:val="1E3A8A"/>
-          <w:sz w:val="20"/>
-        </w:rPr>
-        <w:t xml:space="preserve">•  </w:t>
-      </w:r>
-      <w:r>
-        <w:rPr>
-          <w:rFonts w:ascii="Calibri" w:hAnsi="Calibri"/>
-          <w:color w:val="1F2937"/>
-          <w:sz w:val="20"/>
+          <w:color w:val="1E293B"/>
+          <w:sz w:val="21"/>
         </w:rPr>
         <w:t>$\bar{S}_s$: Candidate's running average score on skill $s$.</w:t>
       </w:r>
     </w:p>
     <w:p>
       <w:pPr>
-        <w:spacing w:before="40" w:after="80" w:line="276" w:lineRule="auto"/>
-        <w:ind w:left="360"/>
+        <w:pStyle w:val="ListBullet"/>
+        <w:spacing w:before="40" w:after="40" w:line="276" w:lineRule="auto"/>
       </w:pPr>
       <w:r>
         <w:rPr>
           <w:rFonts w:ascii="Calibri" w:hAnsi="Calibri"/>
-          <w:color w:val="1E3A8A"/>
-          <w:sz w:val="20"/>
-        </w:rPr>
-        <w:t xml:space="preserve">•  </w:t>
-      </w:r>
-      <w:r>
-        <w:rPr>
-          <w:rFonts w:ascii="Calibri" w:hAnsi="Calibri"/>
-          <w:color w:val="1F2937"/>
-          <w:sz w:val="20"/>
+          <w:color w:val="1E293B"/>
+          <w:sz w:val="21"/>
         </w:rPr>
         <w:t>Prioritizes skills with fewer evaluations and lower performance.</w:t>
       </w:r>
     </w:p>
     <w:p>
       <w:pPr>
+        <w:spacing w:before="120" w:after="120"/>
+        <w:jc w:val="center"/>
+      </w:pPr>
+      <w:r>
+        <w:rPr>
+          <w:rFonts w:ascii="Calibri" w:hAnsi="Calibri"/>
+          <w:color w:val="C8D2DC"/>
+          <w:sz w:val="18"/>
+        </w:rPr>
+        <w:t>―――――――――――――――――――――――――――――――――――――――――――――</w:t>
+      </w:r>
+    </w:p>
+    <w:p>
+      <w:pPr>
         <w:keepNext/>
-        <w:spacing w:before="280" w:after="80"/>
+        <w:spacing w:before="280" w:after="100"/>
       </w:pPr>
       <w:r>
         <w:rPr>
           <w:rFonts w:ascii="Calibri" w:hAnsi="Calibri"/>
           <w:b/>
-          <w:color w:val="1E293B"/>
-          <w:sz w:val="28"/>
+          <w:color w:val="2C5282"/>
+          <w:sz w:val="30"/>
         </w:rPr>
         <w:t>5. "WHY THIS, NOT THAT?" SPEED DEFENSE MATRIX</w:t>
       </w:r>
@@ -2053,28 +2313,36 @@
         <w:tblW w:type="auto" w:w="0"/>
         <w:jc w:val="center"/>
         <w:tblLook w:firstColumn="1" w:firstRow="1" w:lastColumn="0" w:lastRow="0" w:noHBand="0" w:noVBand="1" w:val="04A0"/>
+        <w:tblBorders>
+          <w:top w:val="single" w:sz="4" w:space="0" w:color="CBD5E0"/>
+          <w:left w:val="single" w:sz="4" w:space="0" w:color="CBD5E0"/>
+          <w:bottom w:val="single" w:sz="4" w:space="0" w:color="CBD5E0"/>
+          <w:right w:val="single" w:sz="4" w:space="0" w:color="CBD5E0"/>
+          <w:insideH w:val="single" w:sz="4" w:space="0" w:color="CBD5E0"/>
+          <w:insideV w:val="single" w:sz="4" w:space="0" w:color="CBD5E0"/>
+        </w:tblBorders>
       </w:tblPr>
       <w:tblGrid>
-        <w:gridCol w:w="2484"/>
-        <w:gridCol w:w="2484"/>
-        <w:gridCol w:w="2484"/>
-        <w:gridCol w:w="2484"/>
+        <w:gridCol w:w="2340"/>
+        <w:gridCol w:w="2340"/>
+        <w:gridCol w:w="2340"/>
+        <w:gridCol w:w="2340"/>
       </w:tblGrid>
       <w:tr>
         <w:tc>
           <w:tcPr>
-            <w:tcW w:type="dxa" w:w="2484"/>
-            <w:shd w:fill="1E3A8A"/>
+            <w:tcW w:type="dxa" w:w="2340"/>
             <w:tcMar>
-              <w:top w:w="120" w:type="dxa"/>
-              <w:bottom w:w="120" w:type="dxa"/>
+              <w:top w:w="100" w:type="dxa"/>
+              <w:bottom w:w="100" w:type="dxa"/>
               <w:left w:w="140" w:type="dxa"/>
               <w:right w:w="140" w:type="dxa"/>
             </w:tcMar>
+            <w:shd w:fill="1B365D"/>
           </w:tcPr>
           <w:p>
             <w:pPr>
-              <w:jc w:val="left"/>
+              <w:spacing w:before="40" w:after="40" w:line="252" w:lineRule="auto"/>
             </w:pPr>
             <w:r>
               <w:rPr>
@@ -2089,18 +2357,18 @@
         </w:tc>
         <w:tc>
           <w:tcPr>
-            <w:tcW w:type="dxa" w:w="2484"/>
-            <w:shd w:fill="1E3A8A"/>
+            <w:tcW w:type="dxa" w:w="2340"/>
             <w:tcMar>
-              <w:top w:w="120" w:type="dxa"/>
-              <w:bottom w:w="120" w:type="dxa"/>
+              <w:top w:w="100" w:type="dxa"/>
+              <w:bottom w:w="100" w:type="dxa"/>
               <w:left w:w="140" w:type="dxa"/>
               <w:right w:w="140" w:type="dxa"/>
             </w:tcMar>
+            <w:shd w:fill="1B365D"/>
           </w:tcPr>
           <w:p>
             <w:pPr>
-              <w:jc w:val="left"/>
+              <w:spacing w:before="40" w:after="40" w:line="252" w:lineRule="auto"/>
             </w:pPr>
             <w:r>
               <w:rPr>
@@ -2115,18 +2383,18 @@
         </w:tc>
         <w:tc>
           <w:tcPr>
-            <w:tcW w:type="dxa" w:w="2484"/>
-            <w:shd w:fill="1E3A8A"/>
+            <w:tcW w:type="dxa" w:w="2340"/>
             <w:tcMar>
-              <w:top w:w="120" w:type="dxa"/>
-              <w:bottom w:w="120" w:type="dxa"/>
+              <w:top w:w="100" w:type="dxa"/>
+              <w:bottom w:w="100" w:type="dxa"/>
               <w:left w:w="140" w:type="dxa"/>
               <w:right w:w="140" w:type="dxa"/>
             </w:tcMar>
+            <w:shd w:fill="1B365D"/>
           </w:tcPr>
           <w:p>
             <w:pPr>
-              <w:jc w:val="left"/>
+              <w:spacing w:before="40" w:after="40" w:line="252" w:lineRule="auto"/>
             </w:pPr>
             <w:r>
               <w:rPr>
@@ -2141,18 +2409,18 @@
         </w:tc>
         <w:tc>
           <w:tcPr>
-            <w:tcW w:type="dxa" w:w="2484"/>
-            <w:shd w:fill="1E3A8A"/>
+            <w:tcW w:type="dxa" w:w="2340"/>
             <w:tcMar>
-              <w:top w:w="120" w:type="dxa"/>
-              <w:bottom w:w="120" w:type="dxa"/>
+              <w:top w:w="100" w:type="dxa"/>
+              <w:bottom w:w="100" w:type="dxa"/>
               <w:left w:w="140" w:type="dxa"/>
               <w:right w:w="140" w:type="dxa"/>
             </w:tcMar>
+            <w:shd w:fill="1B365D"/>
           </w:tcPr>
           <w:p>
             <w:pPr>
-              <w:jc w:val="left"/>
+              <w:spacing w:before="40" w:after="40" w:line="252" w:lineRule="auto"/>
             </w:pPr>
             <w:r>
               <w:rPr>
@@ -2169,74 +2437,76 @@
       <w:tr>
         <w:tc>
           <w:tcPr>
-            <w:tcW w:type="dxa" w:w="2484"/>
-            <w:shd w:fill="FFFFFF"/>
+            <w:tcW w:type="dxa" w:w="2340"/>
             <w:tcMar>
               <w:top w:w="100" w:type="dxa"/>
               <w:bottom w:w="100" w:type="dxa"/>
               <w:left w:w="140" w:type="dxa"/>
               <w:right w:w="140" w:type="dxa"/>
             </w:tcMar>
+            <w:shd w:fill="F8FAFC"/>
           </w:tcPr>
           <w:p>
             <w:pPr>
-              <w:jc w:val="left"/>
+              <w:spacing w:before="40" w:after="40" w:line="252" w:lineRule="auto"/>
             </w:pPr>
             <w:r>
               <w:rPr>
                 <w:rFonts w:ascii="Calibri" w:hAnsi="Calibri"/>
-                <w:color w:val="1F2937"/>
-                <w:sz w:val="18"/>
+                <w:b/>
+                <w:color w:val="141414"/>
+                <w:sz w:val="19"/>
               </w:rPr>
-              <w:t>**Backend**</w:t>
+              <w:t>Backend</w:t>
             </w:r>
           </w:p>
         </w:tc>
         <w:tc>
           <w:tcPr>
-            <w:tcW w:type="dxa" w:w="2484"/>
-            <w:shd w:fill="FFFFFF"/>
+            <w:tcW w:type="dxa" w:w="2340"/>
             <w:tcMar>
               <w:top w:w="100" w:type="dxa"/>
               <w:bottom w:w="100" w:type="dxa"/>
               <w:left w:w="140" w:type="dxa"/>
               <w:right w:w="140" w:type="dxa"/>
             </w:tcMar>
+            <w:shd w:fill="F8FAFC"/>
           </w:tcPr>
           <w:p>
             <w:pPr>
-              <w:jc w:val="left"/>
+              <w:spacing w:before="40" w:after="40" w:line="252" w:lineRule="auto"/>
             </w:pPr>
             <w:r>
               <w:rPr>
                 <w:rFonts w:ascii="Calibri" w:hAnsi="Calibri"/>
-                <w:color w:val="1F2937"/>
-                <w:sz w:val="18"/>
+                <w:b/>
+                <w:color w:val="141414"/>
+                <w:sz w:val="19"/>
               </w:rPr>
-              <w:t>**FastAPI**</w:t>
+              <w:t>FastAPI</w:t>
             </w:r>
           </w:p>
         </w:tc>
         <w:tc>
           <w:tcPr>
-            <w:tcW w:type="dxa" w:w="2484"/>
-            <w:shd w:fill="FFFFFF"/>
+            <w:tcW w:type="dxa" w:w="2340"/>
             <w:tcMar>
               <w:top w:w="100" w:type="dxa"/>
               <w:bottom w:w="100" w:type="dxa"/>
               <w:left w:w="140" w:type="dxa"/>
               <w:right w:w="140" w:type="dxa"/>
             </w:tcMar>
+            <w:shd w:fill="F8FAFC"/>
           </w:tcPr>
           <w:p>
             <w:pPr>
-              <w:jc w:val="left"/>
+              <w:spacing w:before="40" w:after="40" w:line="252" w:lineRule="auto"/>
             </w:pPr>
             <w:r>
               <w:rPr>
                 <w:rFonts w:ascii="Calibri" w:hAnsi="Calibri"/>
-                <w:color w:val="1F2937"/>
-                <w:sz w:val="18"/>
+                <w:color w:val="1E293B"/>
+                <w:sz w:val="19"/>
               </w:rPr>
               <w:t>Flask, Django, Node.js</w:t>
             </w:r>
@@ -2244,26 +2514,58 @@
         </w:tc>
         <w:tc>
           <w:tcPr>
-            <w:tcW w:type="dxa" w:w="2484"/>
-            <w:shd w:fill="FFFFFF"/>
+            <w:tcW w:type="dxa" w:w="2340"/>
             <w:tcMar>
               <w:top w:w="100" w:type="dxa"/>
               <w:bottom w:w="100" w:type="dxa"/>
               <w:left w:w="140" w:type="dxa"/>
               <w:right w:w="140" w:type="dxa"/>
             </w:tcMar>
+            <w:shd w:fill="F8FAFC"/>
           </w:tcPr>
           <w:p>
             <w:pPr>
-              <w:jc w:val="left"/>
+              <w:spacing w:before="40" w:after="40" w:line="252" w:lineRule="auto"/>
             </w:pPr>
             <w:r>
               <w:rPr>
                 <w:rFonts w:ascii="Calibri" w:hAnsi="Calibri"/>
-                <w:color w:val="1F2937"/>
-                <w:sz w:val="18"/>
+                <w:color w:val="1E293B"/>
+                <w:sz w:val="19"/>
               </w:rPr>
-              <w:t>Native `async`/`await` for audio streaming, automatic Pydantic v2 validation, and zero-overhead Python AI runtime.</w:t>
+              <w:t xml:space="preserve">Native </w:t>
+            </w:r>
+            <w:r>
+              <w:rPr>
+                <w:rFonts w:ascii="Consolas" w:hAnsi="Consolas"/>
+                <w:color w:val="B42828"/>
+                <w:sz w:val="17"/>
+              </w:rPr>
+              <w:t>async</w:t>
+            </w:r>
+            <w:r>
+              <w:rPr>
+                <w:rFonts w:ascii="Calibri" w:hAnsi="Calibri"/>
+                <w:color w:val="1E293B"/>
+                <w:sz w:val="19"/>
+              </w:rPr>
+              <w:t>/</w:t>
+            </w:r>
+            <w:r>
+              <w:rPr>
+                <w:rFonts w:ascii="Consolas" w:hAnsi="Consolas"/>
+                <w:color w:val="B42828"/>
+                <w:sz w:val="17"/>
+              </w:rPr>
+              <w:t>await</w:t>
+            </w:r>
+            <w:r>
+              <w:rPr>
+                <w:rFonts w:ascii="Calibri" w:hAnsi="Calibri"/>
+                <w:color w:val="1E293B"/>
+                <w:sz w:val="19"/>
+              </w:rPr>
+              <w:t xml:space="preserve"> for audio streaming, automatic Pydantic v2 validation, and zero-overhead Python AI runtime.</w:t>
             </w:r>
           </w:p>
         </w:tc>
@@ -2271,74 +2573,76 @@
       <w:tr>
         <w:tc>
           <w:tcPr>
-            <w:tcW w:type="dxa" w:w="2484"/>
-            <w:shd w:fill="F8FAFC"/>
+            <w:tcW w:type="dxa" w:w="2340"/>
             <w:tcMar>
               <w:top w:w="100" w:type="dxa"/>
               <w:bottom w:w="100" w:type="dxa"/>
               <w:left w:w="140" w:type="dxa"/>
               <w:right w:w="140" w:type="dxa"/>
             </w:tcMar>
+            <w:shd w:fill="FFFFFF"/>
           </w:tcPr>
           <w:p>
             <w:pPr>
-              <w:jc w:val="left"/>
+              <w:spacing w:before="40" w:after="40" w:line="252" w:lineRule="auto"/>
             </w:pPr>
             <w:r>
               <w:rPr>
                 <w:rFonts w:ascii="Calibri" w:hAnsi="Calibri"/>
-                <w:color w:val="1F2937"/>
-                <w:sz w:val="18"/>
+                <w:b/>
+                <w:color w:val="141414"/>
+                <w:sz w:val="19"/>
               </w:rPr>
-              <w:t>**LLM Inference**</w:t>
+              <w:t>LLM Inference</w:t>
             </w:r>
           </w:p>
         </w:tc>
         <w:tc>
           <w:tcPr>
-            <w:tcW w:type="dxa" w:w="2484"/>
-            <w:shd w:fill="F8FAFC"/>
+            <w:tcW w:type="dxa" w:w="2340"/>
             <w:tcMar>
               <w:top w:w="100" w:type="dxa"/>
               <w:bottom w:w="100" w:type="dxa"/>
               <w:left w:w="140" w:type="dxa"/>
               <w:right w:w="140" w:type="dxa"/>
             </w:tcMar>
+            <w:shd w:fill="FFFFFF"/>
           </w:tcPr>
           <w:p>
             <w:pPr>
-              <w:jc w:val="left"/>
+              <w:spacing w:before="40" w:after="40" w:line="252" w:lineRule="auto"/>
             </w:pPr>
             <w:r>
               <w:rPr>
                 <w:rFonts w:ascii="Calibri" w:hAnsi="Calibri"/>
-                <w:color w:val="1F2937"/>
-                <w:sz w:val="18"/>
+                <w:b/>
+                <w:color w:val="141414"/>
+                <w:sz w:val="19"/>
               </w:rPr>
-              <w:t>**Groq LPU**</w:t>
+              <w:t>Groq LPU</w:t>
             </w:r>
           </w:p>
         </w:tc>
         <w:tc>
           <w:tcPr>
-            <w:tcW w:type="dxa" w:w="2484"/>
-            <w:shd w:fill="F8FAFC"/>
+            <w:tcW w:type="dxa" w:w="2340"/>
             <w:tcMar>
               <w:top w:w="100" w:type="dxa"/>
               <w:bottom w:w="100" w:type="dxa"/>
               <w:left w:w="140" w:type="dxa"/>
               <w:right w:w="140" w:type="dxa"/>
             </w:tcMar>
+            <w:shd w:fill="FFFFFF"/>
           </w:tcPr>
           <w:p>
             <w:pPr>
-              <w:jc w:val="left"/>
+              <w:spacing w:before="40" w:after="40" w:line="252" w:lineRule="auto"/>
             </w:pPr>
             <w:r>
               <w:rPr>
                 <w:rFonts w:ascii="Calibri" w:hAnsi="Calibri"/>
-                <w:color w:val="1F2937"/>
-                <w:sz w:val="18"/>
+                <w:color w:val="1E293B"/>
+                <w:sz w:val="19"/>
               </w:rPr>
               <w:t>OpenAI GPT-4o, Claude 3.5, Ollama</w:t>
             </w:r>
@@ -2346,24 +2650,24 @@
         </w:tc>
         <w:tc>
           <w:tcPr>
-            <w:tcW w:type="dxa" w:w="2484"/>
-            <w:shd w:fill="F8FAFC"/>
+            <w:tcW w:type="dxa" w:w="2340"/>
             <w:tcMar>
               <w:top w:w="100" w:type="dxa"/>
               <w:bottom w:w="100" w:type="dxa"/>
               <w:left w:w="140" w:type="dxa"/>
               <w:right w:w="140" w:type="dxa"/>
             </w:tcMar>
+            <w:shd w:fill="FFFFFF"/>
           </w:tcPr>
           <w:p>
             <w:pPr>
-              <w:jc w:val="left"/>
+              <w:spacing w:before="40" w:after="40" w:line="252" w:lineRule="auto"/>
             </w:pPr>
             <w:r>
               <w:rPr>
                 <w:rFonts w:ascii="Calibri" w:hAnsi="Calibri"/>
-                <w:color w:val="1F2937"/>
-                <w:sz w:val="18"/>
+                <w:color w:val="1E293B"/>
+                <w:sz w:val="19"/>
               </w:rPr>
               <w:t>Groq's Tensor Streaming Processor delivers &gt;500 tokens/sec (&lt;180ms TTFT) for real-time oral dialogue at zero cost.</w:t>
             </w:r>
@@ -2373,74 +2677,76 @@
       <w:tr>
         <w:tc>
           <w:tcPr>
-            <w:tcW w:type="dxa" w:w="2484"/>
-            <w:shd w:fill="FFFFFF"/>
+            <w:tcW w:type="dxa" w:w="2340"/>
             <w:tcMar>
               <w:top w:w="100" w:type="dxa"/>
               <w:bottom w:w="100" w:type="dxa"/>
               <w:left w:w="140" w:type="dxa"/>
               <w:right w:w="140" w:type="dxa"/>
             </w:tcMar>
+            <w:shd w:fill="F8FAFC"/>
           </w:tcPr>
           <w:p>
             <w:pPr>
-              <w:jc w:val="left"/>
+              <w:spacing w:before="40" w:after="40" w:line="252" w:lineRule="auto"/>
             </w:pPr>
             <w:r>
               <w:rPr>
                 <w:rFonts w:ascii="Calibri" w:hAnsi="Calibri"/>
-                <w:color w:val="1F2937"/>
-                <w:sz w:val="18"/>
+                <w:b/>
+                <w:color w:val="141414"/>
+                <w:sz w:val="19"/>
               </w:rPr>
-              <w:t>**Vector DB**</w:t>
+              <w:t>Vector DB</w:t>
             </w:r>
           </w:p>
         </w:tc>
         <w:tc>
           <w:tcPr>
-            <w:tcW w:type="dxa" w:w="2484"/>
-            <w:shd w:fill="FFFFFF"/>
+            <w:tcW w:type="dxa" w:w="2340"/>
             <w:tcMar>
               <w:top w:w="100" w:type="dxa"/>
               <w:bottom w:w="100" w:type="dxa"/>
               <w:left w:w="140" w:type="dxa"/>
               <w:right w:w="140" w:type="dxa"/>
             </w:tcMar>
+            <w:shd w:fill="F8FAFC"/>
           </w:tcPr>
           <w:p>
             <w:pPr>
-              <w:jc w:val="left"/>
+              <w:spacing w:before="40" w:after="40" w:line="252" w:lineRule="auto"/>
             </w:pPr>
             <w:r>
               <w:rPr>
                 <w:rFonts w:ascii="Calibri" w:hAnsi="Calibri"/>
-                <w:color w:val="1F2937"/>
-                <w:sz w:val="18"/>
+                <w:b/>
+                <w:color w:val="141414"/>
+                <w:sz w:val="19"/>
               </w:rPr>
-              <w:t>**ChromaDB**</w:t>
+              <w:t>ChromaDB</w:t>
             </w:r>
           </w:p>
         </w:tc>
         <w:tc>
           <w:tcPr>
-            <w:tcW w:type="dxa" w:w="2484"/>
-            <w:shd w:fill="FFFFFF"/>
+            <w:tcW w:type="dxa" w:w="2340"/>
             <w:tcMar>
               <w:top w:w="100" w:type="dxa"/>
               <w:bottom w:w="100" w:type="dxa"/>
               <w:left w:w="140" w:type="dxa"/>
               <w:right w:w="140" w:type="dxa"/>
             </w:tcMar>
+            <w:shd w:fill="F8FAFC"/>
           </w:tcPr>
           <w:p>
             <w:pPr>
-              <w:jc w:val="left"/>
+              <w:spacing w:before="40" w:after="40" w:line="252" w:lineRule="auto"/>
             </w:pPr>
             <w:r>
               <w:rPr>
                 <w:rFonts w:ascii="Calibri" w:hAnsi="Calibri"/>
-                <w:color w:val="1F2937"/>
-                <w:sz w:val="18"/>
+                <w:color w:val="1E293B"/>
+                <w:sz w:val="19"/>
               </w:rPr>
               <w:t>Pinecone, Milvus, pgvector</w:t>
             </w:r>
@@ -2448,24 +2754,24 @@
         </w:tc>
         <w:tc>
           <w:tcPr>
-            <w:tcW w:type="dxa" w:w="2484"/>
-            <w:shd w:fill="FFFFFF"/>
+            <w:tcW w:type="dxa" w:w="2340"/>
             <w:tcMar>
               <w:top w:w="100" w:type="dxa"/>
               <w:bottom w:w="100" w:type="dxa"/>
               <w:left w:w="140" w:type="dxa"/>
               <w:right w:w="140" w:type="dxa"/>
             </w:tcMar>
+            <w:shd w:fill="F8FAFC"/>
           </w:tcPr>
           <w:p>
             <w:pPr>
-              <w:jc w:val="left"/>
+              <w:spacing w:before="40" w:after="40" w:line="252" w:lineRule="auto"/>
             </w:pPr>
             <w:r>
               <w:rPr>
                 <w:rFonts w:ascii="Calibri" w:hAnsi="Calibri"/>
-                <w:color w:val="1F2937"/>
-                <w:sz w:val="18"/>
+                <w:color w:val="1E293B"/>
+                <w:sz w:val="19"/>
               </w:rPr>
               <w:t>Embedded in-process with 0ms network latency, native metadata filtering, and zero subscription cost.</w:t>
             </w:r>
@@ -2475,74 +2781,76 @@
       <w:tr>
         <w:tc>
           <w:tcPr>
-            <w:tcW w:type="dxa" w:w="2484"/>
-            <w:shd w:fill="F8FAFC"/>
+            <w:tcW w:type="dxa" w:w="2340"/>
             <w:tcMar>
               <w:top w:w="100" w:type="dxa"/>
               <w:bottom w:w="100" w:type="dxa"/>
               <w:left w:w="140" w:type="dxa"/>
               <w:right w:w="140" w:type="dxa"/>
             </w:tcMar>
+            <w:shd w:fill="FFFFFF"/>
           </w:tcPr>
           <w:p>
             <w:pPr>
-              <w:jc w:val="left"/>
+              <w:spacing w:before="40" w:after="40" w:line="252" w:lineRule="auto"/>
             </w:pPr>
             <w:r>
               <w:rPr>
                 <w:rFonts w:ascii="Calibri" w:hAnsi="Calibri"/>
-                <w:color w:val="1F2937"/>
-                <w:sz w:val="18"/>
+                <w:b/>
+                <w:color w:val="141414"/>
+                <w:sz w:val="19"/>
               </w:rPr>
-              <w:t>**Embeddings**</w:t>
+              <w:t>Embeddings</w:t>
             </w:r>
           </w:p>
         </w:tc>
         <w:tc>
           <w:tcPr>
-            <w:tcW w:type="dxa" w:w="2484"/>
-            <w:shd w:fill="F8FAFC"/>
+            <w:tcW w:type="dxa" w:w="2340"/>
             <w:tcMar>
               <w:top w:w="100" w:type="dxa"/>
               <w:bottom w:w="100" w:type="dxa"/>
               <w:left w:w="140" w:type="dxa"/>
               <w:right w:w="140" w:type="dxa"/>
             </w:tcMar>
+            <w:shd w:fill="FFFFFF"/>
           </w:tcPr>
           <w:p>
             <w:pPr>
-              <w:jc w:val="left"/>
+              <w:spacing w:before="40" w:after="40" w:line="252" w:lineRule="auto"/>
             </w:pPr>
             <w:r>
               <w:rPr>
                 <w:rFonts w:ascii="Calibri" w:hAnsi="Calibri"/>
-                <w:color w:val="1F2937"/>
-                <w:sz w:val="18"/>
+                <w:b/>
+                <w:color w:val="141414"/>
+                <w:sz w:val="19"/>
               </w:rPr>
-              <w:t>**all-MiniLM-L6-v2**</w:t>
+              <w:t>all-MiniLM-L6-v2</w:t>
             </w:r>
           </w:p>
         </w:tc>
         <w:tc>
           <w:tcPr>
-            <w:tcW w:type="dxa" w:w="2484"/>
-            <w:shd w:fill="F8FAFC"/>
+            <w:tcW w:type="dxa" w:w="2340"/>
             <w:tcMar>
               <w:top w:w="100" w:type="dxa"/>
               <w:bottom w:w="100" w:type="dxa"/>
               <w:left w:w="140" w:type="dxa"/>
               <w:right w:w="140" w:type="dxa"/>
             </w:tcMar>
+            <w:shd w:fill="FFFFFF"/>
           </w:tcPr>
           <w:p>
             <w:pPr>
-              <w:jc w:val="left"/>
+              <w:spacing w:before="40" w:after="40" w:line="252" w:lineRule="auto"/>
             </w:pPr>
             <w:r>
               <w:rPr>
                 <w:rFonts w:ascii="Calibri" w:hAnsi="Calibri"/>
-                <w:color w:val="1F2937"/>
-                <w:sz w:val="18"/>
+                <w:color w:val="1E293B"/>
+                <w:sz w:val="19"/>
               </w:rPr>
               <w:t>OpenAI text-embedding-3, BGE-Large</w:t>
             </w:r>
@@ -2550,24 +2858,24 @@
         </w:tc>
         <w:tc>
           <w:tcPr>
-            <w:tcW w:type="dxa" w:w="2484"/>
-            <w:shd w:fill="F8FAFC"/>
+            <w:tcW w:type="dxa" w:w="2340"/>
             <w:tcMar>
               <w:top w:w="100" w:type="dxa"/>
               <w:bottom w:w="100" w:type="dxa"/>
               <w:left w:w="140" w:type="dxa"/>
               <w:right w:w="140" w:type="dxa"/>
             </w:tcMar>
+            <w:shd w:fill="FFFFFF"/>
           </w:tcPr>
           <w:p>
             <w:pPr>
-              <w:jc w:val="left"/>
+              <w:spacing w:before="40" w:after="40" w:line="252" w:lineRule="auto"/>
             </w:pPr>
             <w:r>
               <w:rPr>
                 <w:rFonts w:ascii="Calibri" w:hAnsi="Calibri"/>
-                <w:color w:val="1F2937"/>
-                <w:sz w:val="18"/>
+                <w:color w:val="1E293B"/>
+                <w:sz w:val="19"/>
               </w:rPr>
               <w:t>384 dimensions compute in &lt;15ms on CPU with zero cloud fees, perfectly matching semantic sentence matching.</w:t>
             </w:r>
@@ -2577,74 +2885,76 @@
       <w:tr>
         <w:tc>
           <w:tcPr>
-            <w:tcW w:type="dxa" w:w="2484"/>
-            <w:shd w:fill="FFFFFF"/>
+            <w:tcW w:type="dxa" w:w="2340"/>
             <w:tcMar>
               <w:top w:w="100" w:type="dxa"/>
               <w:bottom w:w="100" w:type="dxa"/>
               <w:left w:w="140" w:type="dxa"/>
               <w:right w:w="140" w:type="dxa"/>
             </w:tcMar>
+            <w:shd w:fill="F8FAFC"/>
           </w:tcPr>
           <w:p>
             <w:pPr>
-              <w:jc w:val="left"/>
+              <w:spacing w:before="40" w:after="40" w:line="252" w:lineRule="auto"/>
             </w:pPr>
             <w:r>
               <w:rPr>
                 <w:rFonts w:ascii="Calibri" w:hAnsi="Calibri"/>
-                <w:color w:val="1F2937"/>
-                <w:sz w:val="18"/>
+                <w:b/>
+                <w:color w:val="141414"/>
+                <w:sz w:val="19"/>
               </w:rPr>
-              <w:t>**PDF Ingestion**</w:t>
+              <w:t>PDF Ingestion</w:t>
             </w:r>
           </w:p>
         </w:tc>
         <w:tc>
           <w:tcPr>
-            <w:tcW w:type="dxa" w:w="2484"/>
-            <w:shd w:fill="FFFFFF"/>
+            <w:tcW w:type="dxa" w:w="2340"/>
             <w:tcMar>
               <w:top w:w="100" w:type="dxa"/>
               <w:bottom w:w="100" w:type="dxa"/>
               <w:left w:w="140" w:type="dxa"/>
               <w:right w:w="140" w:type="dxa"/>
             </w:tcMar>
+            <w:shd w:fill="F8FAFC"/>
           </w:tcPr>
           <w:p>
             <w:pPr>
-              <w:jc w:val="left"/>
+              <w:spacing w:before="40" w:after="40" w:line="252" w:lineRule="auto"/>
             </w:pPr>
             <w:r>
               <w:rPr>
                 <w:rFonts w:ascii="Calibri" w:hAnsi="Calibri"/>
-                <w:color w:val="1F2937"/>
-                <w:sz w:val="18"/>
+                <w:b/>
+                <w:color w:val="141414"/>
+                <w:sz w:val="19"/>
               </w:rPr>
-              <w:t>**PyMuPDF (`fitz`)**</w:t>
+              <w:t>PyMuPDF (`fitz`)</w:t>
             </w:r>
           </w:p>
         </w:tc>
         <w:tc>
           <w:tcPr>
-            <w:tcW w:type="dxa" w:w="2484"/>
-            <w:shd w:fill="FFFFFF"/>
+            <w:tcW w:type="dxa" w:w="2340"/>
             <w:tcMar>
               <w:top w:w="100" w:type="dxa"/>
               <w:bottom w:w="100" w:type="dxa"/>
               <w:left w:w="140" w:type="dxa"/>
               <w:right w:w="140" w:type="dxa"/>
             </w:tcMar>
+            <w:shd w:fill="F8FAFC"/>
           </w:tcPr>
           <w:p>
             <w:pPr>
-              <w:jc w:val="left"/>
+              <w:spacing w:before="40" w:after="40" w:line="252" w:lineRule="auto"/>
             </w:pPr>
             <w:r>
               <w:rPr>
                 <w:rFonts w:ascii="Calibri" w:hAnsi="Calibri"/>
-                <w:color w:val="1F2937"/>
-                <w:sz w:val="18"/>
+                <w:color w:val="1E293B"/>
+                <w:sz w:val="19"/>
               </w:rPr>
               <w:t>pdfplumber, pypdf, Apache Tika</w:t>
             </w:r>
@@ -2652,24 +2962,24 @@
         </w:tc>
         <w:tc>
           <w:tcPr>
-            <w:tcW w:type="dxa" w:w="2484"/>
-            <w:shd w:fill="FFFFFF"/>
+            <w:tcW w:type="dxa" w:w="2340"/>
             <w:tcMar>
               <w:top w:w="100" w:type="dxa"/>
               <w:bottom w:w="100" w:type="dxa"/>
               <w:left w:w="140" w:type="dxa"/>
               <w:right w:w="140" w:type="dxa"/>
             </w:tcMar>
+            <w:shd w:fill="F8FAFC"/>
           </w:tcPr>
           <w:p>
             <w:pPr>
-              <w:jc w:val="left"/>
+              <w:spacing w:before="40" w:after="40" w:line="252" w:lineRule="auto"/>
             </w:pPr>
             <w:r>
               <w:rPr>
                 <w:rFonts w:ascii="Calibri" w:hAnsi="Calibri"/>
-                <w:color w:val="1F2937"/>
-                <w:sz w:val="18"/>
+                <w:color w:val="1E293B"/>
+                <w:sz w:val="19"/>
               </w:rPr>
               <w:t>High-performance C-engine extracts PDF glyph streams in 12ms without requiring a heavy Java runtime.</w:t>
             </w:r>
@@ -2679,74 +2989,76 @@
       <w:tr>
         <w:tc>
           <w:tcPr>
-            <w:tcW w:type="dxa" w:w="2484"/>
-            <w:shd w:fill="F8FAFC"/>
+            <w:tcW w:type="dxa" w:w="2340"/>
             <w:tcMar>
               <w:top w:w="100" w:type="dxa"/>
               <w:bottom w:w="100" w:type="dxa"/>
               <w:left w:w="140" w:type="dxa"/>
               <w:right w:w="140" w:type="dxa"/>
             </w:tcMar>
+            <w:shd w:fill="FFFFFF"/>
           </w:tcPr>
           <w:p>
             <w:pPr>
-              <w:jc w:val="left"/>
+              <w:spacing w:before="40" w:after="40" w:line="252" w:lineRule="auto"/>
             </w:pPr>
             <w:r>
               <w:rPr>
                 <w:rFonts w:ascii="Calibri" w:hAnsi="Calibri"/>
-                <w:color w:val="1F2937"/>
-                <w:sz w:val="18"/>
+                <w:b/>
+                <w:color w:val="141414"/>
+                <w:sz w:val="19"/>
               </w:rPr>
-              <w:t>**Voice Output**</w:t>
+              <w:t>Voice Output</w:t>
             </w:r>
           </w:p>
         </w:tc>
         <w:tc>
           <w:tcPr>
-            <w:tcW w:type="dxa" w:w="2484"/>
-            <w:shd w:fill="F8FAFC"/>
+            <w:tcW w:type="dxa" w:w="2340"/>
             <w:tcMar>
               <w:top w:w="100" w:type="dxa"/>
               <w:bottom w:w="100" w:type="dxa"/>
               <w:left w:w="140" w:type="dxa"/>
               <w:right w:w="140" w:type="dxa"/>
             </w:tcMar>
+            <w:shd w:fill="FFFFFF"/>
           </w:tcPr>
           <w:p>
             <w:pPr>
-              <w:jc w:val="left"/>
+              <w:spacing w:before="40" w:after="40" w:line="252" w:lineRule="auto"/>
             </w:pPr>
             <w:r>
               <w:rPr>
                 <w:rFonts w:ascii="Calibri" w:hAnsi="Calibri"/>
-                <w:color w:val="1F2937"/>
-                <w:sz w:val="18"/>
+                <w:b/>
+                <w:color w:val="141414"/>
+                <w:sz w:val="19"/>
               </w:rPr>
-              <w:t>**Microsoft Edge-TTS**</w:t>
+              <w:t>Microsoft Edge-TTS</w:t>
             </w:r>
           </w:p>
         </w:tc>
         <w:tc>
           <w:tcPr>
-            <w:tcW w:type="dxa" w:w="2484"/>
-            <w:shd w:fill="F8FAFC"/>
+            <w:tcW w:type="dxa" w:w="2340"/>
             <w:tcMar>
               <w:top w:w="100" w:type="dxa"/>
               <w:bottom w:w="100" w:type="dxa"/>
               <w:left w:w="140" w:type="dxa"/>
               <w:right w:w="140" w:type="dxa"/>
             </w:tcMar>
+            <w:shd w:fill="FFFFFF"/>
           </w:tcPr>
           <w:p>
             <w:pPr>
-              <w:jc w:val="left"/>
+              <w:spacing w:before="40" w:after="40" w:line="252" w:lineRule="auto"/>
             </w:pPr>
             <w:r>
               <w:rPr>
                 <w:rFonts w:ascii="Calibri" w:hAnsi="Calibri"/>
-                <w:color w:val="1F2937"/>
-                <w:sz w:val="18"/>
+                <w:color w:val="1E293B"/>
+                <w:sz w:val="19"/>
               </w:rPr>
               <w:t>Web Speech API, ElevenLabs</w:t>
             </w:r>
@@ -2754,24 +3066,24 @@
         </w:tc>
         <w:tc>
           <w:tcPr>
-            <w:tcW w:type="dxa" w:w="2484"/>
-            <w:shd w:fill="F8FAFC"/>
+            <w:tcW w:type="dxa" w:w="2340"/>
             <w:tcMar>
               <w:top w:w="100" w:type="dxa"/>
               <w:bottom w:w="100" w:type="dxa"/>
               <w:left w:w="140" w:type="dxa"/>
               <w:right w:w="140" w:type="dxa"/>
             </w:tcMar>
+            <w:shd w:fill="FFFFFF"/>
           </w:tcPr>
           <w:p>
             <w:pPr>
-              <w:jc w:val="left"/>
+              <w:spacing w:before="40" w:after="40" w:line="252" w:lineRule="auto"/>
             </w:pPr>
             <w:r>
               <w:rPr>
                 <w:rFonts w:ascii="Calibri" w:hAnsi="Calibri"/>
-                <w:color w:val="1F2937"/>
-                <w:sz w:val="18"/>
+                <w:color w:val="1E293B"/>
+                <w:sz w:val="19"/>
               </w:rPr>
               <w:t>Streams natural neural speech in-memory via WebSockets, avoiding robotic browser synthesizers and high API fees.</w:t>
             </w:r>
@@ -2781,74 +3093,76 @@
       <w:tr>
         <w:tc>
           <w:tcPr>
-            <w:tcW w:type="dxa" w:w="2484"/>
-            <w:shd w:fill="FFFFFF"/>
+            <w:tcW w:type="dxa" w:w="2340"/>
             <w:tcMar>
               <w:top w:w="100" w:type="dxa"/>
               <w:bottom w:w="100" w:type="dxa"/>
               <w:left w:w="140" w:type="dxa"/>
               <w:right w:w="140" w:type="dxa"/>
             </w:tcMar>
+            <w:shd w:fill="F8FAFC"/>
           </w:tcPr>
           <w:p>
             <w:pPr>
-              <w:jc w:val="left"/>
+              <w:spacing w:before="40" w:after="40" w:line="252" w:lineRule="auto"/>
             </w:pPr>
             <w:r>
               <w:rPr>
                 <w:rFonts w:ascii="Calibri" w:hAnsi="Calibri"/>
-                <w:color w:val="1F2937"/>
-                <w:sz w:val="18"/>
+                <w:b/>
+                <w:color w:val="141414"/>
+                <w:sz w:val="19"/>
               </w:rPr>
-              <w:t>**Voice Input**</w:t>
+              <w:t>Voice Input</w:t>
             </w:r>
           </w:p>
         </w:tc>
         <w:tc>
           <w:tcPr>
-            <w:tcW w:type="dxa" w:w="2484"/>
-            <w:shd w:fill="FFFFFF"/>
+            <w:tcW w:type="dxa" w:w="2340"/>
             <w:tcMar>
               <w:top w:w="100" w:type="dxa"/>
               <w:bottom w:w="100" w:type="dxa"/>
               <w:left w:w="140" w:type="dxa"/>
               <w:right w:w="140" w:type="dxa"/>
             </w:tcMar>
+            <w:shd w:fill="F8FAFC"/>
           </w:tcPr>
           <w:p>
             <w:pPr>
-              <w:jc w:val="left"/>
+              <w:spacing w:before="40" w:after="40" w:line="252" w:lineRule="auto"/>
             </w:pPr>
             <w:r>
               <w:rPr>
                 <w:rFonts w:ascii="Calibri" w:hAnsi="Calibri"/>
-                <w:color w:val="1F2937"/>
-                <w:sz w:val="18"/>
+                <w:b/>
+                <w:color w:val="141414"/>
+                <w:sz w:val="19"/>
               </w:rPr>
-              <w:t>**Groq Whisper-v3**</w:t>
+              <w:t>Groq Whisper-v3</w:t>
             </w:r>
           </w:p>
         </w:tc>
         <w:tc>
           <w:tcPr>
-            <w:tcW w:type="dxa" w:w="2484"/>
-            <w:shd w:fill="FFFFFF"/>
+            <w:tcW w:type="dxa" w:w="2340"/>
             <w:tcMar>
               <w:top w:w="100" w:type="dxa"/>
               <w:bottom w:w="100" w:type="dxa"/>
               <w:left w:w="140" w:type="dxa"/>
               <w:right w:w="140" w:type="dxa"/>
             </w:tcMar>
+            <w:shd w:fill="F8FAFC"/>
           </w:tcPr>
           <w:p>
             <w:pPr>
-              <w:jc w:val="left"/>
+              <w:spacing w:before="40" w:after="40" w:line="252" w:lineRule="auto"/>
             </w:pPr>
             <w:r>
               <w:rPr>
                 <w:rFonts w:ascii="Calibri" w:hAnsi="Calibri"/>
-                <w:color w:val="1F2937"/>
-                <w:sz w:val="18"/>
+                <w:color w:val="1E293B"/>
+                <w:sz w:val="19"/>
               </w:rPr>
               <w:t>Browser Web Speech Recognition</w:t>
             </w:r>
@@ -2856,24 +3170,24 @@
         </w:tc>
         <w:tc>
           <w:tcPr>
-            <w:tcW w:type="dxa" w:w="2484"/>
-            <w:shd w:fill="FFFFFF"/>
+            <w:tcW w:type="dxa" w:w="2340"/>
             <w:tcMar>
               <w:top w:w="100" w:type="dxa"/>
               <w:bottom w:w="100" w:type="dxa"/>
               <w:left w:w="140" w:type="dxa"/>
               <w:right w:w="140" w:type="dxa"/>
             </w:tcMar>
+            <w:shd w:fill="F8FAFC"/>
           </w:tcPr>
           <w:p>
             <w:pPr>
-              <w:jc w:val="left"/>
+              <w:spacing w:before="40" w:after="40" w:line="252" w:lineRule="auto"/>
             </w:pPr>
             <w:r>
               <w:rPr>
                 <w:rFonts w:ascii="Calibri" w:hAnsi="Calibri"/>
-                <w:color w:val="1F2937"/>
-                <w:sz w:val="18"/>
+                <w:color w:val="1E293B"/>
+                <w:sz w:val="19"/>
               </w:rPr>
               <w:t>Universal browser compatibility and superior technical jargon spelling via vocabulary prompt biasing.</w:t>
             </w:r>
@@ -2883,74 +3197,76 @@
       <w:tr>
         <w:tc>
           <w:tcPr>
-            <w:tcW w:type="dxa" w:w="2484"/>
-            <w:shd w:fill="F8FAFC"/>
+            <w:tcW w:type="dxa" w:w="2340"/>
             <w:tcMar>
               <w:top w:w="100" w:type="dxa"/>
               <w:bottom w:w="100" w:type="dxa"/>
               <w:left w:w="140" w:type="dxa"/>
               <w:right w:w="140" w:type="dxa"/>
             </w:tcMar>
+            <w:shd w:fill="FFFFFF"/>
           </w:tcPr>
           <w:p>
             <w:pPr>
-              <w:jc w:val="left"/>
+              <w:spacing w:before="40" w:after="40" w:line="252" w:lineRule="auto"/>
             </w:pPr>
             <w:r>
               <w:rPr>
                 <w:rFonts w:ascii="Calibri" w:hAnsi="Calibri"/>
-                <w:color w:val="1F2937"/>
-                <w:sz w:val="18"/>
+                <w:b/>
+                <w:color w:val="141414"/>
+                <w:sz w:val="19"/>
               </w:rPr>
-              <w:t>**Database**</w:t>
+              <w:t>Database</w:t>
             </w:r>
           </w:p>
         </w:tc>
         <w:tc>
           <w:tcPr>
-            <w:tcW w:type="dxa" w:w="2484"/>
-            <w:shd w:fill="F8FAFC"/>
+            <w:tcW w:type="dxa" w:w="2340"/>
             <w:tcMar>
               <w:top w:w="100" w:type="dxa"/>
               <w:bottom w:w="100" w:type="dxa"/>
               <w:left w:w="140" w:type="dxa"/>
               <w:right w:w="140" w:type="dxa"/>
             </w:tcMar>
+            <w:shd w:fill="FFFFFF"/>
           </w:tcPr>
           <w:p>
             <w:pPr>
-              <w:jc w:val="left"/>
+              <w:spacing w:before="40" w:after="40" w:line="252" w:lineRule="auto"/>
             </w:pPr>
             <w:r>
               <w:rPr>
                 <w:rFonts w:ascii="Calibri" w:hAnsi="Calibri"/>
-                <w:color w:val="1F2937"/>
-                <w:sz w:val="18"/>
+                <w:b/>
+                <w:color w:val="141414"/>
+                <w:sz w:val="19"/>
               </w:rPr>
-              <w:t>**MySQL 8.0**</w:t>
+              <w:t>MySQL 8.0</w:t>
             </w:r>
           </w:p>
         </w:tc>
         <w:tc>
           <w:tcPr>
-            <w:tcW w:type="dxa" w:w="2484"/>
-            <w:shd w:fill="F8FAFC"/>
+            <w:tcW w:type="dxa" w:w="2340"/>
             <w:tcMar>
               <w:top w:w="100" w:type="dxa"/>
               <w:bottom w:w="100" w:type="dxa"/>
               <w:left w:w="140" w:type="dxa"/>
               <w:right w:w="140" w:type="dxa"/>
             </w:tcMar>
+            <w:shd w:fill="FFFFFF"/>
           </w:tcPr>
           <w:p>
             <w:pPr>
-              <w:jc w:val="left"/>
+              <w:spacing w:before="40" w:after="40" w:line="252" w:lineRule="auto"/>
             </w:pPr>
             <w:r>
               <w:rPr>
                 <w:rFonts w:ascii="Calibri" w:hAnsi="Calibri"/>
-                <w:color w:val="1F2937"/>
-                <w:sz w:val="18"/>
+                <w:color w:val="1E293B"/>
+                <w:sz w:val="19"/>
               </w:rPr>
               <w:t>MongoDB, PostgreSQL, DynamoDB</w:t>
             </w:r>
@@ -2958,26 +3274,42 @@
         </w:tc>
         <w:tc>
           <w:tcPr>
-            <w:tcW w:type="dxa" w:w="2484"/>
-            <w:shd w:fill="F8FAFC"/>
+            <w:tcW w:type="dxa" w:w="2340"/>
             <w:tcMar>
               <w:top w:w="100" w:type="dxa"/>
               <w:bottom w:w="100" w:type="dxa"/>
               <w:left w:w="140" w:type="dxa"/>
               <w:right w:w="140" w:type="dxa"/>
             </w:tcMar>
+            <w:shd w:fill="FFFFFF"/>
           </w:tcPr>
           <w:p>
             <w:pPr>
-              <w:jc w:val="left"/>
+              <w:spacing w:before="40" w:after="40" w:line="252" w:lineRule="auto"/>
             </w:pPr>
             <w:r>
               <w:rPr>
                 <w:rFonts w:ascii="Calibri" w:hAnsi="Calibri"/>
-                <w:color w:val="1F2937"/>
-                <w:sz w:val="18"/>
+                <w:color w:val="1E293B"/>
+                <w:sz w:val="19"/>
               </w:rPr>
-              <w:t>Strict ACID transactions, native JSON columns for `AdaptiveState`, and institutional curriculum compliance.</w:t>
+              <w:t xml:space="preserve">Strict ACID transactions, native JSON columns for </w:t>
+            </w:r>
+            <w:r>
+              <w:rPr>
+                <w:rFonts w:ascii="Consolas" w:hAnsi="Consolas"/>
+                <w:color w:val="B42828"/>
+                <w:sz w:val="17"/>
+              </w:rPr>
+              <w:t>AdaptiveState</w:t>
+            </w:r>
+            <w:r>
+              <w:rPr>
+                <w:rFonts w:ascii="Calibri" w:hAnsi="Calibri"/>
+                <w:color w:val="1E293B"/>
+                <w:sz w:val="19"/>
+              </w:rPr>
+              <w:t>, and institutional curriculum compliance.</w:t>
             </w:r>
           </w:p>
         </w:tc>
@@ -2985,74 +3317,76 @@
       <w:tr>
         <w:tc>
           <w:tcPr>
-            <w:tcW w:type="dxa" w:w="2484"/>
-            <w:shd w:fill="FFFFFF"/>
+            <w:tcW w:type="dxa" w:w="2340"/>
             <w:tcMar>
               <w:top w:w="100" w:type="dxa"/>
               <w:bottom w:w="100" w:type="dxa"/>
               <w:left w:w="140" w:type="dxa"/>
               <w:right w:w="140" w:type="dxa"/>
             </w:tcMar>
+            <w:shd w:fill="F8FAFC"/>
           </w:tcPr>
           <w:p>
             <w:pPr>
-              <w:jc w:val="left"/>
+              <w:spacing w:before="40" w:after="40" w:line="252" w:lineRule="auto"/>
             </w:pPr>
             <w:r>
               <w:rPr>
                 <w:rFonts w:ascii="Calibri" w:hAnsi="Calibri"/>
-                <w:color w:val="1F2937"/>
-                <w:sz w:val="18"/>
+                <w:b/>
+                <w:color w:val="141414"/>
+                <w:sz w:val="19"/>
               </w:rPr>
-              <w:t>**Framework**</w:t>
+              <w:t>Framework</w:t>
             </w:r>
           </w:p>
         </w:tc>
         <w:tc>
           <w:tcPr>
-            <w:tcW w:type="dxa" w:w="2484"/>
-            <w:shd w:fill="FFFFFF"/>
+            <w:tcW w:type="dxa" w:w="2340"/>
             <w:tcMar>
               <w:top w:w="100" w:type="dxa"/>
               <w:bottom w:w="100" w:type="dxa"/>
               <w:left w:w="140" w:type="dxa"/>
               <w:right w:w="140" w:type="dxa"/>
             </w:tcMar>
+            <w:shd w:fill="F8FAFC"/>
           </w:tcPr>
           <w:p>
             <w:pPr>
-              <w:jc w:val="left"/>
+              <w:spacing w:before="40" w:after="40" w:line="252" w:lineRule="auto"/>
             </w:pPr>
             <w:r>
               <w:rPr>
                 <w:rFonts w:ascii="Calibri" w:hAnsi="Calibri"/>
-                <w:color w:val="1F2937"/>
-                <w:sz w:val="18"/>
+                <w:b/>
+                <w:color w:val="141414"/>
+                <w:sz w:val="19"/>
               </w:rPr>
-              <w:t>**Bloom's Taxonomy**</w:t>
+              <w:t>Bloom's Taxonomy</w:t>
             </w:r>
           </w:p>
         </w:tc>
         <w:tc>
           <w:tcPr>
-            <w:tcW w:type="dxa" w:w="2484"/>
-            <w:shd w:fill="FFFFFF"/>
+            <w:tcW w:type="dxa" w:w="2340"/>
             <w:tcMar>
               <w:top w:w="100" w:type="dxa"/>
               <w:bottom w:w="100" w:type="dxa"/>
               <w:left w:w="140" w:type="dxa"/>
               <w:right w:w="140" w:type="dxa"/>
             </w:tcMar>
+            <w:shd w:fill="F8FAFC"/>
           </w:tcPr>
           <w:p>
             <w:pPr>
-              <w:jc w:val="left"/>
+              <w:spacing w:before="40" w:after="40" w:line="252" w:lineRule="auto"/>
             </w:pPr>
             <w:r>
               <w:rPr>
                 <w:rFonts w:ascii="Calibri" w:hAnsi="Calibri"/>
-                <w:color w:val="1F2937"/>
-                <w:sz w:val="18"/>
+                <w:color w:val="1E293B"/>
+                <w:sz w:val="19"/>
               </w:rPr>
               <w:t>1–10 Difficulty Numbers, LeetCode</w:t>
             </w:r>
@@ -3060,24 +3394,24 @@
         </w:tc>
         <w:tc>
           <w:tcPr>
-            <w:tcW w:type="dxa" w:w="2484"/>
-            <w:shd w:fill="FFFFFF"/>
+            <w:tcW w:type="dxa" w:w="2340"/>
             <w:tcMar>
               <w:top w:w="100" w:type="dxa"/>
               <w:bottom w:w="100" w:type="dxa"/>
               <w:left w:w="140" w:type="dxa"/>
               <w:right w:w="140" w:type="dxa"/>
             </w:tcMar>
+            <w:shd w:fill="F8FAFC"/>
           </w:tcPr>
           <w:p>
             <w:pPr>
-              <w:jc w:val="left"/>
+              <w:spacing w:before="40" w:after="40" w:line="252" w:lineRule="auto"/>
             </w:pPr>
             <w:r>
               <w:rPr>
                 <w:rFonts w:ascii="Calibri" w:hAnsi="Calibri"/>
-                <w:color w:val="1F2937"/>
-                <w:sz w:val="18"/>
+                <w:color w:val="1E293B"/>
+                <w:sz w:val="19"/>
               </w:rPr>
               <w:t>Measures qualitative cognitive depth (Analyze/Evaluate/Create) rather than arbitrary question obscurity.</w:t>
             </w:r>
@@ -3087,74 +3421,76 @@
       <w:tr>
         <w:tc>
           <w:tcPr>
-            <w:tcW w:type="dxa" w:w="2484"/>
-            <w:shd w:fill="F8FAFC"/>
+            <w:tcW w:type="dxa" w:w="2340"/>
             <w:tcMar>
               <w:top w:w="100" w:type="dxa"/>
               <w:bottom w:w="100" w:type="dxa"/>
               <w:left w:w="140" w:type="dxa"/>
               <w:right w:w="140" w:type="dxa"/>
             </w:tcMar>
+            <w:shd w:fill="FFFFFF"/>
           </w:tcPr>
           <w:p>
             <w:pPr>
-              <w:jc w:val="left"/>
+              <w:spacing w:before="40" w:after="40" w:line="252" w:lineRule="auto"/>
             </w:pPr>
             <w:r>
               <w:rPr>
                 <w:rFonts w:ascii="Calibri" w:hAnsi="Calibri"/>
-                <w:color w:val="1F2937"/>
-                <w:sz w:val="18"/>
+                <w:b/>
+                <w:color w:val="141414"/>
+                <w:sz w:val="19"/>
               </w:rPr>
-              <w:t>**Scoring**</w:t>
+              <w:t>Scoring</w:t>
             </w:r>
           </w:p>
         </w:tc>
         <w:tc>
           <w:tcPr>
-            <w:tcW w:type="dxa" w:w="2484"/>
-            <w:shd w:fill="F8FAFC"/>
+            <w:tcW w:type="dxa" w:w="2340"/>
             <w:tcMar>
               <w:top w:w="100" w:type="dxa"/>
               <w:bottom w:w="100" w:type="dxa"/>
               <w:left w:w="140" w:type="dxa"/>
               <w:right w:w="140" w:type="dxa"/>
             </w:tcMar>
+            <w:shd w:fill="FFFFFF"/>
           </w:tcPr>
           <w:p>
             <w:pPr>
-              <w:jc w:val="left"/>
+              <w:spacing w:before="40" w:after="40" w:line="252" w:lineRule="auto"/>
             </w:pPr>
             <w:r>
               <w:rPr>
                 <w:rFonts w:ascii="Calibri" w:hAnsi="Calibri"/>
-                <w:color w:val="1F2937"/>
-                <w:sz w:val="18"/>
+                <w:b/>
+                <w:color w:val="141414"/>
+                <w:sz w:val="19"/>
               </w:rPr>
-              <w:t>**Hybrid 5-Factor**</w:t>
+              <w:t>Hybrid 5-Factor</w:t>
             </w:r>
           </w:p>
         </w:tc>
         <w:tc>
           <w:tcPr>
-            <w:tcW w:type="dxa" w:w="2484"/>
-            <w:shd w:fill="F8FAFC"/>
+            <w:tcW w:type="dxa" w:w="2340"/>
             <w:tcMar>
               <w:top w:w="100" w:type="dxa"/>
               <w:bottom w:w="100" w:type="dxa"/>
               <w:left w:w="140" w:type="dxa"/>
               <w:right w:w="140" w:type="dxa"/>
             </w:tcMar>
+            <w:shd w:fill="FFFFFF"/>
           </w:tcPr>
           <w:p>
             <w:pPr>
-              <w:jc w:val="left"/>
+              <w:spacing w:before="40" w:after="40" w:line="252" w:lineRule="auto"/>
             </w:pPr>
             <w:r>
               <w:rPr>
                 <w:rFonts w:ascii="Calibri" w:hAnsi="Calibri"/>
-                <w:color w:val="1F2937"/>
-                <w:sz w:val="18"/>
+                <w:color w:val="1E293B"/>
+                <w:sz w:val="19"/>
               </w:rPr>
               <w:t>Single-Prompt Zero-Shot LLM</w:t>
             </w:r>
@@ -3162,24 +3498,24 @@
         </w:tc>
         <w:tc>
           <w:tcPr>
-            <w:tcW w:type="dxa" w:w="2484"/>
-            <w:shd w:fill="F8FAFC"/>
+            <w:tcW w:type="dxa" w:w="2340"/>
             <w:tcMar>
               <w:top w:w="100" w:type="dxa"/>
               <w:bottom w:w="100" w:type="dxa"/>
               <w:left w:w="140" w:type="dxa"/>
               <w:right w:w="140" w:type="dxa"/>
             </w:tcMar>
+            <w:shd w:fill="FFFFFF"/>
           </w:tcPr>
           <w:p>
             <w:pPr>
-              <w:jc w:val="left"/>
+              <w:spacing w:before="40" w:after="40" w:line="252" w:lineRule="auto"/>
             </w:pPr>
             <w:r>
               <w:rPr>
                 <w:rFonts w:ascii="Calibri" w:hAnsi="Calibri"/>
-                <w:color w:val="1F2937"/>
-                <w:sz w:val="18"/>
+                <w:color w:val="1E293B"/>
+                <w:sz w:val="19"/>
               </w:rPr>
               <w:t>Decouples grading into 5 orthogonal signals; immune to confident buzzword bluffing ($r=0.89$ human correlation).</w:t>
             </w:r>
@@ -3189,74 +3525,76 @@
       <w:tr>
         <w:tc>
           <w:tcPr>
-            <w:tcW w:type="dxa" w:w="2484"/>
-            <w:shd w:fill="FFFFFF"/>
+            <w:tcW w:type="dxa" w:w="2340"/>
             <w:tcMar>
               <w:top w:w="100" w:type="dxa"/>
               <w:bottom w:w="100" w:type="dxa"/>
               <w:left w:w="140" w:type="dxa"/>
               <w:right w:w="140" w:type="dxa"/>
             </w:tcMar>
+            <w:shd w:fill="F8FAFC"/>
           </w:tcPr>
           <w:p>
             <w:pPr>
-              <w:jc w:val="left"/>
+              <w:spacing w:before="40" w:after="40" w:line="252" w:lineRule="auto"/>
             </w:pPr>
             <w:r>
               <w:rPr>
                 <w:rFonts w:ascii="Calibri" w:hAnsi="Calibri"/>
-                <w:color w:val="1F2937"/>
-                <w:sz w:val="18"/>
+                <w:b/>
+                <w:color w:val="141414"/>
+                <w:sz w:val="19"/>
               </w:rPr>
-              <w:t>**State Engine**</w:t>
+              <w:t>State Engine</w:t>
             </w:r>
           </w:p>
         </w:tc>
         <w:tc>
           <w:tcPr>
-            <w:tcW w:type="dxa" w:w="2484"/>
-            <w:shd w:fill="FFFFFF"/>
+            <w:tcW w:type="dxa" w:w="2340"/>
             <w:tcMar>
               <w:top w:w="100" w:type="dxa"/>
               <w:bottom w:w="100" w:type="dxa"/>
               <w:left w:w="140" w:type="dxa"/>
               <w:right w:w="140" w:type="dxa"/>
             </w:tcMar>
+            <w:shd w:fill="F8FAFC"/>
           </w:tcPr>
           <w:p>
             <w:pPr>
-              <w:jc w:val="left"/>
+              <w:spacing w:before="40" w:after="40" w:line="252" w:lineRule="auto"/>
             </w:pPr>
             <w:r>
               <w:rPr>
                 <w:rFonts w:ascii="Calibri" w:hAnsi="Calibri"/>
-                <w:color w:val="1F2937"/>
-                <w:sz w:val="18"/>
+                <w:b/>
+                <w:color w:val="141414"/>
+                <w:sz w:val="19"/>
               </w:rPr>
-              <w:t>**Deterministic Python**</w:t>
+              <w:t>Deterministic Python</w:t>
             </w:r>
           </w:p>
         </w:tc>
         <w:tc>
           <w:tcPr>
-            <w:tcW w:type="dxa" w:w="2484"/>
-            <w:shd w:fill="FFFFFF"/>
+            <w:tcW w:type="dxa" w:w="2340"/>
             <w:tcMar>
               <w:top w:w="100" w:type="dxa"/>
               <w:bottom w:w="100" w:type="dxa"/>
               <w:left w:w="140" w:type="dxa"/>
               <w:right w:w="140" w:type="dxa"/>
             </w:tcMar>
+            <w:shd w:fill="F8FAFC"/>
           </w:tcPr>
           <w:p>
             <w:pPr>
-              <w:jc w:val="left"/>
+              <w:spacing w:before="40" w:after="40" w:line="252" w:lineRule="auto"/>
             </w:pPr>
             <w:r>
               <w:rPr>
                 <w:rFonts w:ascii="Calibri" w:hAnsi="Calibri"/>
-                <w:color w:val="1F2937"/>
-                <w:sz w:val="18"/>
+                <w:color w:val="1E293B"/>
+                <w:sz w:val="19"/>
               </w:rPr>
               <w:t>Autonomous LLM Agent Loop</w:t>
             </w:r>
@@ -3264,24 +3602,24 @@
         </w:tc>
         <w:tc>
           <w:tcPr>
-            <w:tcW w:type="dxa" w:w="2484"/>
-            <w:shd w:fill="FFFFFF"/>
+            <w:tcW w:type="dxa" w:w="2340"/>
             <w:tcMar>
               <w:top w:w="100" w:type="dxa"/>
               <w:bottom w:w="100" w:type="dxa"/>
               <w:left w:w="140" w:type="dxa"/>
               <w:right w:w="140" w:type="dxa"/>
             </w:tcMar>
+            <w:shd w:fill="F8FAFC"/>
           </w:tcPr>
           <w:p>
             <w:pPr>
-              <w:jc w:val="left"/>
+              <w:spacing w:before="40" w:after="40" w:line="252" w:lineRule="auto"/>
             </w:pPr>
             <w:r>
               <w:rPr>
                 <w:rFonts w:ascii="Calibri" w:hAnsi="Calibri"/>
-                <w:color w:val="1F2937"/>
-                <w:sz w:val="18"/>
+                <w:color w:val="1E293B"/>
+                <w:sz w:val="19"/>
               </w:rPr>
               <w:t>Eliminates stochastic mood drift, token waste, and hallucination; guarantees mathematical progression rules.</w:t>
             </w:r>
@@ -3289,18 +3627,36 @@
         </w:tc>
       </w:tr>
     </w:tbl>
-    <w:p/>
+    <w:p>
+      <w:pPr>
+        <w:spacing w:before="0" w:after="120"/>
+      </w:pPr>
+    </w:p>
+    <w:p>
+      <w:pPr>
+        <w:spacing w:before="120" w:after="120"/>
+        <w:jc w:val="center"/>
+      </w:pPr>
+      <w:r>
+        <w:rPr>
+          <w:rFonts w:ascii="Calibri" w:hAnsi="Calibri"/>
+          <w:color w:val="C8D2DC"/>
+          <w:sz w:val="18"/>
+        </w:rPr>
+        <w:t>―――――――――――――――――――――――――――――――――――――――――――――</w:t>
+      </w:r>
+    </w:p>
     <w:p>
       <w:pPr>
         <w:keepNext/>
-        <w:spacing w:before="280" w:after="80"/>
+        <w:spacing w:before="280" w:after="100"/>
       </w:pPr>
       <w:r>
         <w:rPr>
           <w:rFonts w:ascii="Calibri" w:hAnsi="Calibri"/>
           <w:b/>
-          <w:color w:val="1E293B"/>
-          <w:sz w:val="28"/>
+          <w:color w:val="2C5282"/>
+          <w:sz w:val="30"/>
         </w:rPr>
         <w:t>6. AI VS. DETERMINISTIC LOGIC: THE CRITICAL DISTINCTION</w:t>
       </w:r>
@@ -3310,27 +3666,35 @@
         <w:tblW w:type="auto" w:w="0"/>
         <w:jc w:val="center"/>
         <w:tblLook w:firstColumn="1" w:firstRow="1" w:lastColumn="0" w:lastRow="0" w:noHBand="0" w:noVBand="1" w:val="04A0"/>
+        <w:tblBorders>
+          <w:top w:val="single" w:sz="4" w:space="0" w:color="CBD5E0"/>
+          <w:left w:val="single" w:sz="4" w:space="0" w:color="CBD5E0"/>
+          <w:bottom w:val="single" w:sz="4" w:space="0" w:color="CBD5E0"/>
+          <w:right w:val="single" w:sz="4" w:space="0" w:color="CBD5E0"/>
+          <w:insideH w:val="single" w:sz="4" w:space="0" w:color="CBD5E0"/>
+          <w:insideV w:val="single" w:sz="4" w:space="0" w:color="CBD5E0"/>
+        </w:tblBorders>
       </w:tblPr>
       <w:tblGrid>
-        <w:gridCol w:w="3312"/>
-        <w:gridCol w:w="3312"/>
-        <w:gridCol w:w="3312"/>
+        <w:gridCol w:w="3120"/>
+        <w:gridCol w:w="3120"/>
+        <w:gridCol w:w="3120"/>
       </w:tblGrid>
       <w:tr>
         <w:tc>
           <w:tcPr>
-            <w:tcW w:type="dxa" w:w="3312"/>
-            <w:shd w:fill="1E3A8A"/>
+            <w:tcW w:type="dxa" w:w="3120"/>
             <w:tcMar>
-              <w:top w:w="120" w:type="dxa"/>
-              <w:bottom w:w="120" w:type="dxa"/>
+              <w:top w:w="100" w:type="dxa"/>
+              <w:bottom w:w="100" w:type="dxa"/>
               <w:left w:w="140" w:type="dxa"/>
               <w:right w:w="140" w:type="dxa"/>
             </w:tcMar>
+            <w:shd w:fill="1B365D"/>
           </w:tcPr>
           <w:p>
             <w:pPr>
-              <w:jc w:val="left"/>
+              <w:spacing w:before="40" w:after="40" w:line="252" w:lineRule="auto"/>
             </w:pPr>
             <w:r>
               <w:rPr>
@@ -3345,18 +3709,18 @@
         </w:tc>
         <w:tc>
           <w:tcPr>
-            <w:tcW w:type="dxa" w:w="3312"/>
-            <w:shd w:fill="1E3A8A"/>
+            <w:tcW w:type="dxa" w:w="3120"/>
             <w:tcMar>
-              <w:top w:w="120" w:type="dxa"/>
-              <w:bottom w:w="120" w:type="dxa"/>
+              <w:top w:w="100" w:type="dxa"/>
+              <w:bottom w:w="100" w:type="dxa"/>
               <w:left w:w="140" w:type="dxa"/>
               <w:right w:w="140" w:type="dxa"/>
             </w:tcMar>
+            <w:shd w:fill="1B365D"/>
           </w:tcPr>
           <w:p>
             <w:pPr>
-              <w:jc w:val="left"/>
+              <w:spacing w:before="40" w:after="40" w:line="252" w:lineRule="auto"/>
             </w:pPr>
             <w:r>
               <w:rPr>
@@ -3371,18 +3735,18 @@
         </w:tc>
         <w:tc>
           <w:tcPr>
-            <w:tcW w:type="dxa" w:w="3312"/>
-            <w:shd w:fill="1E3A8A"/>
+            <w:tcW w:type="dxa" w:w="3120"/>
             <w:tcMar>
-              <w:top w:w="120" w:type="dxa"/>
-              <w:bottom w:w="120" w:type="dxa"/>
+              <w:top w:w="100" w:type="dxa"/>
+              <w:bottom w:w="100" w:type="dxa"/>
               <w:left w:w="140" w:type="dxa"/>
               <w:right w:w="140" w:type="dxa"/>
             </w:tcMar>
+            <w:shd w:fill="1B365D"/>
           </w:tcPr>
           <w:p>
             <w:pPr>
-              <w:jc w:val="left"/>
+              <w:spacing w:before="40" w:after="40" w:line="252" w:lineRule="auto"/>
             </w:pPr>
             <w:r>
               <w:rPr>
@@ -3399,49 +3763,50 @@
       <w:tr>
         <w:tc>
           <w:tcPr>
-            <w:tcW w:type="dxa" w:w="3312"/>
-            <w:shd w:fill="FFFFFF"/>
+            <w:tcW w:type="dxa" w:w="3120"/>
             <w:tcMar>
               <w:top w:w="100" w:type="dxa"/>
               <w:bottom w:w="100" w:type="dxa"/>
               <w:left w:w="140" w:type="dxa"/>
               <w:right w:w="140" w:type="dxa"/>
             </w:tcMar>
+            <w:shd w:fill="F8FAFC"/>
           </w:tcPr>
           <w:p>
             <w:pPr>
-              <w:jc w:val="left"/>
+              <w:spacing w:before="40" w:after="40" w:line="252" w:lineRule="auto"/>
             </w:pPr>
             <w:r>
               <w:rPr>
                 <w:rFonts w:ascii="Calibri" w:hAnsi="Calibri"/>
-                <w:color w:val="1F2937"/>
-                <w:sz w:val="18"/>
+                <w:b/>
+                <w:color w:val="141414"/>
+                <w:sz w:val="19"/>
               </w:rPr>
-              <w:t>**Question Formulation**</w:t>
+              <w:t>Question Formulation</w:t>
             </w:r>
           </w:p>
         </w:tc>
         <w:tc>
           <w:tcPr>
-            <w:tcW w:type="dxa" w:w="3312"/>
-            <w:shd w:fill="FFFFFF"/>
+            <w:tcW w:type="dxa" w:w="3120"/>
             <w:tcMar>
               <w:top w:w="100" w:type="dxa"/>
               <w:bottom w:w="100" w:type="dxa"/>
               <w:left w:w="140" w:type="dxa"/>
               <w:right w:w="140" w:type="dxa"/>
             </w:tcMar>
+            <w:shd w:fill="F8FAFC"/>
           </w:tcPr>
           <w:p>
             <w:pPr>
-              <w:jc w:val="left"/>
+              <w:spacing w:before="40" w:after="40" w:line="252" w:lineRule="auto"/>
             </w:pPr>
             <w:r>
               <w:rPr>
                 <w:rFonts w:ascii="Calibri" w:hAnsi="Calibri"/>
-                <w:color w:val="1F2937"/>
-                <w:sz w:val="18"/>
+                <w:color w:val="1E293B"/>
+                <w:sz w:val="19"/>
               </w:rPr>
               <w:t>Computes query vector, filters domain chunks, enforces Bloom prompt</w:t>
             </w:r>
@@ -3449,24 +3814,24 @@
         </w:tc>
         <w:tc>
           <w:tcPr>
-            <w:tcW w:type="dxa" w:w="3312"/>
-            <w:shd w:fill="FFFFFF"/>
+            <w:tcW w:type="dxa" w:w="3120"/>
             <w:tcMar>
               <w:top w:w="100" w:type="dxa"/>
               <w:bottom w:w="100" w:type="dxa"/>
               <w:left w:w="140" w:type="dxa"/>
               <w:right w:w="140" w:type="dxa"/>
             </w:tcMar>
+            <w:shd w:fill="F8FAFC"/>
           </w:tcPr>
           <w:p>
             <w:pPr>
-              <w:jc w:val="left"/>
+              <w:spacing w:before="40" w:after="40" w:line="252" w:lineRule="auto"/>
             </w:pPr>
             <w:r>
               <w:rPr>
                 <w:rFonts w:ascii="Calibri" w:hAnsi="Calibri"/>
-                <w:color w:val="1F2937"/>
-                <w:sz w:val="18"/>
+                <w:color w:val="1E293B"/>
+                <w:sz w:val="19"/>
               </w:rPr>
               <w:t>Synthesizes natural, varied question text adhering strictly to context</w:t>
             </w:r>
@@ -3476,49 +3841,50 @@
       <w:tr>
         <w:tc>
           <w:tcPr>
-            <w:tcW w:type="dxa" w:w="3312"/>
-            <w:shd w:fill="F8FAFC"/>
+            <w:tcW w:type="dxa" w:w="3120"/>
             <w:tcMar>
               <w:top w:w="100" w:type="dxa"/>
               <w:bottom w:w="100" w:type="dxa"/>
               <w:left w:w="140" w:type="dxa"/>
               <w:right w:w="140" w:type="dxa"/>
             </w:tcMar>
+            <w:shd w:fill="FFFFFF"/>
           </w:tcPr>
           <w:p>
             <w:pPr>
-              <w:jc w:val="left"/>
+              <w:spacing w:before="40" w:after="40" w:line="252" w:lineRule="auto"/>
             </w:pPr>
             <w:r>
               <w:rPr>
                 <w:rFonts w:ascii="Calibri" w:hAnsi="Calibri"/>
-                <w:color w:val="1F2937"/>
-                <w:sz w:val="18"/>
+                <w:b/>
+                <w:color w:val="141414"/>
+                <w:sz w:val="19"/>
               </w:rPr>
-              <w:t>**Cognitive Progression**</w:t>
+              <w:t>Cognitive Progression</w:t>
             </w:r>
           </w:p>
         </w:tc>
         <w:tc>
           <w:tcPr>
-            <w:tcW w:type="dxa" w:w="3312"/>
-            <w:shd w:fill="F8FAFC"/>
+            <w:tcW w:type="dxa" w:w="3120"/>
             <w:tcMar>
               <w:top w:w="100" w:type="dxa"/>
               <w:bottom w:w="100" w:type="dxa"/>
               <w:left w:w="140" w:type="dxa"/>
               <w:right w:w="140" w:type="dxa"/>
             </w:tcMar>
+            <w:shd w:fill="FFFFFF"/>
           </w:tcPr>
           <w:p>
             <w:pPr>
-              <w:jc w:val="left"/>
+              <w:spacing w:before="40" w:after="40" w:line="252" w:lineRule="auto"/>
             </w:pPr>
             <w:r>
               <w:rPr>
                 <w:rFonts w:ascii="Calibri" w:hAnsi="Calibri"/>
-                <w:color w:val="1F2937"/>
-                <w:sz w:val="18"/>
+                <w:color w:val="1E293B"/>
+                <w:sz w:val="19"/>
               </w:rPr>
               <w:t>Checks thresholds ($\ge 75, 50-74, &lt;50$), advances/regresses Bloom state</w:t>
             </w:r>
@@ -3526,26 +3892,35 @@
         </w:tc>
         <w:tc>
           <w:tcPr>
-            <w:tcW w:type="dxa" w:w="3312"/>
-            <w:shd w:fill="F8FAFC"/>
+            <w:tcW w:type="dxa" w:w="3120"/>
             <w:tcMar>
               <w:top w:w="100" w:type="dxa"/>
               <w:bottom w:w="100" w:type="dxa"/>
               <w:left w:w="140" w:type="dxa"/>
               <w:right w:w="140" w:type="dxa"/>
             </w:tcMar>
+            <w:shd w:fill="FFFFFF"/>
           </w:tcPr>
           <w:p>
             <w:pPr>
-              <w:jc w:val="left"/>
+              <w:spacing w:before="40" w:after="40" w:line="252" w:lineRule="auto"/>
             </w:pPr>
             <w:r>
               <w:rPr>
                 <w:rFonts w:ascii="Calibri" w:hAnsi="Calibri"/>
-                <w:color w:val="1F2937"/>
-                <w:sz w:val="18"/>
+                <w:b/>
+                <w:color w:val="141414"/>
+                <w:sz w:val="19"/>
               </w:rPr>
-              <w:t>**ZERO control** (LLM is never allowed to decide what level comes next)</w:t>
+              <w:t>ZERO control</w:t>
+            </w:r>
+            <w:r>
+              <w:rPr>
+                <w:rFonts w:ascii="Calibri" w:hAnsi="Calibri"/>
+                <w:color w:val="1E293B"/>
+                <w:sz w:val="19"/>
+              </w:rPr>
+              <w:t xml:space="preserve"> (LLM is never allowed to decide what level comes next)</w:t>
             </w:r>
           </w:p>
         </w:tc>
@@ -3553,49 +3928,50 @@
       <w:tr>
         <w:tc>
           <w:tcPr>
-            <w:tcW w:type="dxa" w:w="3312"/>
-            <w:shd w:fill="FFFFFF"/>
+            <w:tcW w:type="dxa" w:w="3120"/>
             <w:tcMar>
               <w:top w:w="100" w:type="dxa"/>
               <w:bottom w:w="100" w:type="dxa"/>
               <w:left w:w="140" w:type="dxa"/>
               <w:right w:w="140" w:type="dxa"/>
             </w:tcMar>
+            <w:shd w:fill="F8FAFC"/>
           </w:tcPr>
           <w:p>
             <w:pPr>
-              <w:jc w:val="left"/>
+              <w:spacing w:before="40" w:after="40" w:line="252" w:lineRule="auto"/>
             </w:pPr>
             <w:r>
               <w:rPr>
                 <w:rFonts w:ascii="Calibri" w:hAnsi="Calibri"/>
-                <w:color w:val="1F2937"/>
-                <w:sz w:val="18"/>
+                <w:b/>
+                <w:color w:val="141414"/>
+                <w:sz w:val="19"/>
               </w:rPr>
-              <w:t>**Skill Selection**</w:t>
+              <w:t>Skill Selection</w:t>
             </w:r>
           </w:p>
         </w:tc>
         <w:tc>
           <w:tcPr>
-            <w:tcW w:type="dxa" w:w="3312"/>
-            <w:shd w:fill="FFFFFF"/>
+            <w:tcW w:type="dxa" w:w="3120"/>
             <w:tcMar>
               <w:top w:w="100" w:type="dxa"/>
               <w:bottom w:w="100" w:type="dxa"/>
               <w:left w:w="140" w:type="dxa"/>
               <w:right w:w="140" w:type="dxa"/>
             </w:tcMar>
+            <w:shd w:fill="F8FAFC"/>
           </w:tcPr>
           <w:p>
             <w:pPr>
-              <w:jc w:val="left"/>
+              <w:spacing w:before="40" w:after="40" w:line="252" w:lineRule="auto"/>
             </w:pPr>
             <w:r>
               <w:rPr>
                 <w:rFonts w:ascii="Calibri" w:hAnsi="Calibri"/>
-                <w:color w:val="1F2937"/>
-                <w:sz w:val="18"/>
+                <w:color w:val="1E293B"/>
+                <w:sz w:val="19"/>
               </w:rPr>
               <w:t>Evaluates priority formula $P(s)$, selects least-tested skill</w:t>
             </w:r>
@@ -3603,26 +3979,27 @@
         </w:tc>
         <w:tc>
           <w:tcPr>
-            <w:tcW w:type="dxa" w:w="3312"/>
-            <w:shd w:fill="FFFFFF"/>
+            <w:tcW w:type="dxa" w:w="3120"/>
             <w:tcMar>
               <w:top w:w="100" w:type="dxa"/>
               <w:bottom w:w="100" w:type="dxa"/>
               <w:left w:w="140" w:type="dxa"/>
               <w:right w:w="140" w:type="dxa"/>
             </w:tcMar>
+            <w:shd w:fill="F8FAFC"/>
           </w:tcPr>
           <w:p>
             <w:pPr>
-              <w:jc w:val="left"/>
+              <w:spacing w:before="40" w:after="40" w:line="252" w:lineRule="auto"/>
             </w:pPr>
             <w:r>
               <w:rPr>
                 <w:rFonts w:ascii="Calibri" w:hAnsi="Calibri"/>
-                <w:color w:val="1F2937"/>
-                <w:sz w:val="18"/>
+                <w:b/>
+                <w:color w:val="141414"/>
+                <w:sz w:val="19"/>
               </w:rPr>
-              <w:t>**ZERO control**</w:t>
+              <w:t>ZERO control</w:t>
             </w:r>
           </w:p>
         </w:tc>
@@ -3630,49 +4007,50 @@
       <w:tr>
         <w:tc>
           <w:tcPr>
-            <w:tcW w:type="dxa" w:w="3312"/>
-            <w:shd w:fill="F8FAFC"/>
+            <w:tcW w:type="dxa" w:w="3120"/>
             <w:tcMar>
               <w:top w:w="100" w:type="dxa"/>
               <w:bottom w:w="100" w:type="dxa"/>
               <w:left w:w="140" w:type="dxa"/>
               <w:right w:w="140" w:type="dxa"/>
             </w:tcMar>
+            <w:shd w:fill="FFFFFF"/>
           </w:tcPr>
           <w:p>
             <w:pPr>
-              <w:jc w:val="left"/>
+              <w:spacing w:before="40" w:after="40" w:line="252" w:lineRule="auto"/>
             </w:pPr>
             <w:r>
               <w:rPr>
                 <w:rFonts w:ascii="Calibri" w:hAnsi="Calibri"/>
-                <w:color w:val="1F2937"/>
-                <w:sz w:val="18"/>
+                <w:b/>
+                <w:color w:val="141414"/>
+                <w:sz w:val="19"/>
               </w:rPr>
-              <w:t>**Answer Scoring**</w:t>
+              <w:t>Answer Scoring</w:t>
             </w:r>
           </w:p>
         </w:tc>
         <w:tc>
           <w:tcPr>
-            <w:tcW w:type="dxa" w:w="3312"/>
-            <w:shd w:fill="F8FAFC"/>
+            <w:tcW w:type="dxa" w:w="3120"/>
             <w:tcMar>
               <w:top w:w="100" w:type="dxa"/>
               <w:bottom w:w="100" w:type="dxa"/>
               <w:left w:w="140" w:type="dxa"/>
               <w:right w:w="140" w:type="dxa"/>
             </w:tcMar>
+            <w:shd w:fill="FFFFFF"/>
           </w:tcPr>
           <w:p>
             <w:pPr>
-              <w:jc w:val="left"/>
+              <w:spacing w:before="40" w:after="40" w:line="252" w:lineRule="auto"/>
             </w:pPr>
             <w:r>
               <w:rPr>
                 <w:rFonts w:ascii="Calibri" w:hAnsi="Calibri"/>
-                <w:color w:val="1F2937"/>
-                <w:sz w:val="18"/>
+                <w:color w:val="1E293B"/>
+                <w:sz w:val="19"/>
               </w:rPr>
               <w:t>Computes Cosine Similarity ($S$), keyword coverage ratio ($K$), and final sum</w:t>
             </w:r>
@@ -3680,24 +4058,24 @@
         </w:tc>
         <w:tc>
           <w:tcPr>
-            <w:tcW w:type="dxa" w:w="3312"/>
-            <w:shd w:fill="F8FAFC"/>
+            <w:tcW w:type="dxa" w:w="3120"/>
             <w:tcMar>
               <w:top w:w="100" w:type="dxa"/>
               <w:bottom w:w="100" w:type="dxa"/>
               <w:left w:w="140" w:type="dxa"/>
               <w:right w:w="140" w:type="dxa"/>
             </w:tcMar>
+            <w:shd w:fill="FFFFFF"/>
           </w:tcPr>
           <w:p>
             <w:pPr>
-              <w:jc w:val="left"/>
+              <w:spacing w:before="40" w:after="40" w:line="252" w:lineRule="auto"/>
             </w:pPr>
             <w:r>
               <w:rPr>
                 <w:rFonts w:ascii="Calibri" w:hAnsi="Calibri"/>
-                <w:color w:val="1F2937"/>
-                <w:sz w:val="18"/>
+                <w:color w:val="1E293B"/>
+                <w:sz w:val="19"/>
               </w:rPr>
               <w:t>Grades Technical Accuracy ($T$), Completeness ($C$), and Relevance ($R$)</w:t>
             </w:r>
@@ -3707,49 +4085,50 @@
       <w:tr>
         <w:tc>
           <w:tcPr>
-            <w:tcW w:type="dxa" w:w="3312"/>
-            <w:shd w:fill="FFFFFF"/>
+            <w:tcW w:type="dxa" w:w="3120"/>
             <w:tcMar>
               <w:top w:w="100" w:type="dxa"/>
               <w:bottom w:w="100" w:type="dxa"/>
               <w:left w:w="140" w:type="dxa"/>
               <w:right w:w="140" w:type="dxa"/>
             </w:tcMar>
+            <w:shd w:fill="F8FAFC"/>
           </w:tcPr>
           <w:p>
             <w:pPr>
-              <w:jc w:val="left"/>
+              <w:spacing w:before="40" w:after="40" w:line="252" w:lineRule="auto"/>
             </w:pPr>
             <w:r>
               <w:rPr>
                 <w:rFonts w:ascii="Calibri" w:hAnsi="Calibri"/>
-                <w:color w:val="1F2937"/>
-                <w:sz w:val="18"/>
+                <w:b/>
+                <w:color w:val="141414"/>
+                <w:sz w:val="19"/>
               </w:rPr>
-              <w:t>**Audio Processing**</w:t>
+              <w:t>Audio Processing</w:t>
             </w:r>
           </w:p>
         </w:tc>
         <w:tc>
           <w:tcPr>
-            <w:tcW w:type="dxa" w:w="3312"/>
-            <w:shd w:fill="FFFFFF"/>
+            <w:tcW w:type="dxa" w:w="3120"/>
             <w:tcMar>
               <w:top w:w="100" w:type="dxa"/>
               <w:bottom w:w="100" w:type="dxa"/>
               <w:left w:w="140" w:type="dxa"/>
               <w:right w:w="140" w:type="dxa"/>
             </w:tcMar>
+            <w:shd w:fill="F8FAFC"/>
           </w:tcPr>
           <w:p>
             <w:pPr>
-              <w:jc w:val="left"/>
+              <w:spacing w:before="40" w:after="40" w:line="252" w:lineRule="auto"/>
             </w:pPr>
             <w:r>
               <w:rPr>
                 <w:rFonts w:ascii="Calibri" w:hAnsi="Calibri"/>
-                <w:color w:val="1F2937"/>
-                <w:sz w:val="18"/>
+                <w:color w:val="1E293B"/>
+                <w:sz w:val="19"/>
               </w:rPr>
               <w:t>AudioContext frequency analysis, canvas waveform rendering</w:t>
             </w:r>
@@ -3757,24 +4136,24 @@
         </w:tc>
         <w:tc>
           <w:tcPr>
-            <w:tcW w:type="dxa" w:w="3312"/>
-            <w:shd w:fill="FFFFFF"/>
+            <w:tcW w:type="dxa" w:w="3120"/>
             <w:tcMar>
               <w:top w:w="100" w:type="dxa"/>
               <w:bottom w:w="100" w:type="dxa"/>
               <w:left w:w="140" w:type="dxa"/>
               <w:right w:w="140" w:type="dxa"/>
             </w:tcMar>
+            <w:shd w:fill="F8FAFC"/>
           </w:tcPr>
           <w:p>
             <w:pPr>
-              <w:jc w:val="left"/>
+              <w:spacing w:before="40" w:after="40" w:line="252" w:lineRule="auto"/>
             </w:pPr>
             <w:r>
               <w:rPr>
                 <w:rFonts w:ascii="Calibri" w:hAnsi="Calibri"/>
-                <w:color w:val="1F2937"/>
-                <w:sz w:val="18"/>
+                <w:color w:val="1E293B"/>
+                <w:sz w:val="19"/>
               </w:rPr>
               <w:t>Whisper-large-v3 neural STT + Edge-TTS neural speech synthesis</w:t>
             </w:r>
@@ -3784,1044 +4163,911 @@
       <w:tr>
         <w:tc>
           <w:tcPr>
-            <w:tcW w:type="dxa" w:w="3312"/>
-            <w:shd w:fill="F8FAFC"/>
+            <w:tcW w:type="dxa" w:w="3120"/>
             <w:tcMar>
               <w:top w:w="100" w:type="dxa"/>
               <w:bottom w:w="100" w:type="dxa"/>
               <w:left w:w="140" w:type="dxa"/>
               <w:right w:w="140" w:type="dxa"/>
             </w:tcMar>
+            <w:shd w:fill="FFFFFF"/>
           </w:tcPr>
           <w:p>
             <w:pPr>
-              <w:jc w:val="left"/>
+              <w:spacing w:before="40" w:after="40" w:line="252" w:lineRule="auto"/>
             </w:pPr>
             <w:r>
               <w:rPr>
                 <w:rFonts w:ascii="Calibri" w:hAnsi="Calibri"/>
-                <w:color w:val="1F2937"/>
-                <w:sz w:val="18"/>
+                <w:b/>
+                <w:color w:val="141414"/>
+                <w:sz w:val="19"/>
               </w:rPr>
-              <w:t>**Session Persistence**</w:t>
+              <w:t>Session Persistence</w:t>
             </w:r>
           </w:p>
         </w:tc>
         <w:tc>
           <w:tcPr>
-            <w:tcW w:type="dxa" w:w="3312"/>
-            <w:shd w:fill="F8FAFC"/>
+            <w:tcW w:type="dxa" w:w="3120"/>
             <w:tcMar>
               <w:top w:w="100" w:type="dxa"/>
               <w:bottom w:w="100" w:type="dxa"/>
               <w:left w:w="140" w:type="dxa"/>
               <w:right w:w="140" w:type="dxa"/>
             </w:tcMar>
+            <w:shd w:fill="FFFFFF"/>
           </w:tcPr>
           <w:p>
             <w:pPr>
-              <w:jc w:val="left"/>
+              <w:spacing w:before="40" w:after="40" w:line="252" w:lineRule="auto"/>
             </w:pPr>
             <w:r>
               <w:rPr>
                 <w:rFonts w:ascii="Calibri" w:hAnsi="Calibri"/>
-                <w:color w:val="1F2937"/>
-                <w:sz w:val="18"/>
+                <w:color w:val="1E293B"/>
+                <w:sz w:val="19"/>
               </w:rPr>
-              <w:t>Commits relational ACID transactions, serializes `AdaptiveState` JSON</w:t>
+              <w:t xml:space="preserve">Commits relational ACID transactions, serializes </w:t>
+            </w:r>
+            <w:r>
+              <w:rPr>
+                <w:rFonts w:ascii="Consolas" w:hAnsi="Consolas"/>
+                <w:color w:val="B42828"/>
+                <w:sz w:val="17"/>
+              </w:rPr>
+              <w:t>AdaptiveState</w:t>
+            </w:r>
+            <w:r>
+              <w:rPr>
+                <w:rFonts w:ascii="Calibri" w:hAnsi="Calibri"/>
+                <w:color w:val="1E293B"/>
+                <w:sz w:val="19"/>
+              </w:rPr>
+              <w:t xml:space="preserve"> JSON</w:t>
             </w:r>
           </w:p>
         </w:tc>
         <w:tc>
           <w:tcPr>
-            <w:tcW w:type="dxa" w:w="3312"/>
-            <w:shd w:fill="F8FAFC"/>
+            <w:tcW w:type="dxa" w:w="3120"/>
             <w:tcMar>
               <w:top w:w="100" w:type="dxa"/>
               <w:bottom w:w="100" w:type="dxa"/>
               <w:left w:w="140" w:type="dxa"/>
               <w:right w:w="140" w:type="dxa"/>
             </w:tcMar>
+            <w:shd w:fill="FFFFFF"/>
           </w:tcPr>
           <w:p>
             <w:pPr>
-              <w:jc w:val="left"/>
+              <w:spacing w:before="40" w:after="40" w:line="252" w:lineRule="auto"/>
             </w:pPr>
             <w:r>
               <w:rPr>
                 <w:rFonts w:ascii="Calibri" w:hAnsi="Calibri"/>
-                <w:color w:val="1F2937"/>
-                <w:sz w:val="18"/>
+                <w:b/>
+                <w:color w:val="141414"/>
+                <w:sz w:val="19"/>
               </w:rPr>
-              <w:t>**ZERO control**</w:t>
+              <w:t>ZERO control</w:t>
             </w:r>
           </w:p>
         </w:tc>
       </w:tr>
     </w:tbl>
-    <w:p/>
+    <w:p>
+      <w:pPr>
+        <w:spacing w:before="0" w:after="120"/>
+      </w:pPr>
+    </w:p>
+    <w:p>
+      <w:pPr>
+        <w:spacing w:before="120" w:after="120"/>
+        <w:jc w:val="center"/>
+      </w:pPr>
+      <w:r>
+        <w:rPr>
+          <w:rFonts w:ascii="Calibri" w:hAnsi="Calibri"/>
+          <w:color w:val="C8D2DC"/>
+          <w:sz w:val="18"/>
+        </w:rPr>
+        <w:t>―――――――――――――――――――――――――――――――――――――――――――――</w:t>
+      </w:r>
+    </w:p>
     <w:p>
       <w:pPr>
         <w:keepNext/>
-        <w:spacing w:before="280" w:after="80"/>
+        <w:spacing w:before="280" w:after="100"/>
       </w:pPr>
       <w:r>
         <w:rPr>
           <w:rFonts w:ascii="Calibri" w:hAnsi="Calibri"/>
           <w:b/>
-          <w:color w:val="1E293B"/>
-          <w:sz w:val="28"/>
+          <w:color w:val="2C5282"/>
+          <w:sz w:val="30"/>
         </w:rPr>
         <w:t>7. TOP 25 VIVA QUESTIONS &amp; CRISP KILLER ANSWERS</w:t>
       </w:r>
     </w:p>
     <w:p>
       <w:pPr>
-        <w:spacing w:before="40" w:after="80" w:line="276" w:lineRule="auto"/>
+        <w:pStyle w:val="ListNumber"/>
+        <w:spacing w:before="40" w:after="40" w:line="276" w:lineRule="auto"/>
       </w:pPr>
       <w:r>
         <w:rPr>
           <w:rFonts w:ascii="Calibri" w:hAnsi="Calibri"/>
-          <w:color w:val="1F2937"/>
-          <w:sz w:val="20"/>
-        </w:rPr>
-        <w:t xml:space="preserve">1. </w:t>
-      </w:r>
-      <w:r>
-        <w:rPr>
-          <w:rFonts w:ascii="Calibri" w:hAnsi="Calibri"/>
           <w:b/>
-          <w:color w:val="0F172A"/>
-          <w:sz w:val="20"/>
+          <w:color w:val="141414"/>
+          <w:sz w:val="21"/>
         </w:rPr>
         <w:t>What is SmartInterview?</w:t>
       </w:r>
     </w:p>
     <w:p>
       <w:pPr>
-        <w:spacing w:before="40" w:after="80" w:line="276" w:lineRule="auto"/>
+        <w:spacing w:before="0" w:after="100" w:line="276" w:lineRule="auto"/>
       </w:pPr>
       <w:r>
         <w:rPr>
           <w:rFonts w:ascii="Calibri" w:hAnsi="Calibri"/>
           <w:i/>
           <w:color w:val="1E293B"/>
-          <w:sz w:val="20"/>
+          <w:sz w:val="21"/>
         </w:rPr>
         <w:t>An AI-powered adaptive technical mock interview platform that grounds questions in a 402-chunk CS knowledge base via RAG, adapts difficulty via Bloom's Taxonomy, and evaluates answers using a 5-signal hybrid formula.</w:t>
       </w:r>
     </w:p>
     <w:p>
       <w:pPr>
-        <w:spacing w:before="40" w:after="80" w:line="276" w:lineRule="auto"/>
+        <w:pStyle w:val="ListNumber"/>
+        <w:spacing w:before="40" w:after="40" w:line="276" w:lineRule="auto"/>
       </w:pPr>
       <w:r>
         <w:rPr>
           <w:rFonts w:ascii="Calibri" w:hAnsi="Calibri"/>
-          <w:color w:val="1F2937"/>
-          <w:sz w:val="20"/>
-        </w:rPr>
-        <w:t xml:space="preserve">2. </w:t>
-      </w:r>
-      <w:r>
-        <w:rPr>
-          <w:rFonts w:ascii="Calibri" w:hAnsi="Calibri"/>
           <w:b/>
-          <w:color w:val="0F172A"/>
-          <w:sz w:val="20"/>
+          <w:color w:val="141414"/>
+          <w:sz w:val="21"/>
         </w:rPr>
         <w:t>Why use RAG instead of asking the LLM directly?</w:t>
       </w:r>
     </w:p>
     <w:p>
       <w:pPr>
-        <w:spacing w:before="40" w:after="80" w:line="276" w:lineRule="auto"/>
+        <w:spacing w:before="0" w:after="100" w:line="276" w:lineRule="auto"/>
       </w:pPr>
       <w:r>
         <w:rPr>
           <w:rFonts w:ascii="Calibri" w:hAnsi="Calibri"/>
           <w:i/>
           <w:color w:val="1E293B"/>
-          <w:sz w:val="20"/>
+          <w:sz w:val="21"/>
         </w:rPr>
         <w:t>Ungrounded LLMs hallucinate technical facts and drift off-topic. RAG anchors question generation in verified computer science literature.</w:t>
       </w:r>
     </w:p>
     <w:p>
       <w:pPr>
-        <w:spacing w:before="40" w:after="80" w:line="276" w:lineRule="auto"/>
+        <w:pStyle w:val="ListNumber"/>
+        <w:spacing w:before="40" w:after="40" w:line="276" w:lineRule="auto"/>
       </w:pPr>
       <w:r>
         <w:rPr>
           <w:rFonts w:ascii="Calibri" w:hAnsi="Calibri"/>
-          <w:color w:val="1F2937"/>
-          <w:sz w:val="20"/>
-        </w:rPr>
-        <w:t xml:space="preserve">3. </w:t>
-      </w:r>
-      <w:r>
-        <w:rPr>
-          <w:rFonts w:ascii="Calibri" w:hAnsi="Calibri"/>
           <w:b/>
-          <w:color w:val="0F172A"/>
-          <w:sz w:val="20"/>
+          <w:color w:val="141414"/>
+          <w:sz w:val="21"/>
         </w:rPr>
         <w:t>What is the embedding model and where does it execute?</w:t>
       </w:r>
     </w:p>
     <w:p>
       <w:pPr>
-        <w:spacing w:before="40" w:after="80" w:line="276" w:lineRule="auto"/>
+        <w:spacing w:before="0" w:after="100" w:line="276" w:lineRule="auto"/>
       </w:pPr>
       <w:r>
         <w:rPr>
           <w:rFonts w:ascii="Calibri" w:hAnsi="Calibri"/>
           <w:i/>
           <w:color w:val="1E293B"/>
-          <w:sz w:val="20"/>
+          <w:sz w:val="21"/>
         </w:rPr>
         <w:t>`all-MiniLM-L6-v2` (384 dimensions, 22.7M parameters) running locally on the server CPU in under 15ms.</w:t>
       </w:r>
     </w:p>
     <w:p>
       <w:pPr>
-        <w:spacing w:before="40" w:after="80" w:line="276" w:lineRule="auto"/>
+        <w:pStyle w:val="ListNumber"/>
+        <w:spacing w:before="40" w:after="40" w:line="276" w:lineRule="auto"/>
       </w:pPr>
       <w:r>
         <w:rPr>
           <w:rFonts w:ascii="Calibri" w:hAnsi="Calibri"/>
-          <w:color w:val="1F2937"/>
-          <w:sz w:val="20"/>
-        </w:rPr>
-        <w:t xml:space="preserve">4. </w:t>
-      </w:r>
-      <w:r>
-        <w:rPr>
-          <w:rFonts w:ascii="Calibri" w:hAnsi="Calibri"/>
           <w:b/>
-          <w:color w:val="0F172A"/>
-          <w:sz w:val="20"/>
+          <w:color w:val="141414"/>
+          <w:sz w:val="21"/>
         </w:rPr>
         <w:t>Why ChromaDB over cloud vector databases like Pinecone?</w:t>
       </w:r>
     </w:p>
     <w:p>
       <w:pPr>
-        <w:spacing w:before="40" w:after="80" w:line="276" w:lineRule="auto"/>
+        <w:spacing w:before="0" w:after="100" w:line="276" w:lineRule="auto"/>
       </w:pPr>
       <w:r>
         <w:rPr>
           <w:rFonts w:ascii="Calibri" w:hAnsi="Calibri"/>
           <w:i/>
           <w:color w:val="1E293B"/>
-          <w:sz w:val="20"/>
+          <w:sz w:val="21"/>
         </w:rPr>
         <w:t>ChromaDB runs in-process with 0ms network latency, requires no cloud subscriptions, and supports native dictionary metadata filtering.</w:t>
       </w:r>
     </w:p>
     <w:p>
       <w:pPr>
-        <w:spacing w:before="40" w:after="80" w:line="276" w:lineRule="auto"/>
+        <w:pStyle w:val="ListNumber"/>
+        <w:spacing w:before="40" w:after="40" w:line="276" w:lineRule="auto"/>
       </w:pPr>
       <w:r>
         <w:rPr>
           <w:rFonts w:ascii="Calibri" w:hAnsi="Calibri"/>
-          <w:color w:val="1F2937"/>
-          <w:sz w:val="20"/>
-        </w:rPr>
-        <w:t xml:space="preserve">5. </w:t>
-      </w:r>
-      <w:r>
-        <w:rPr>
-          <w:rFonts w:ascii="Calibri" w:hAnsi="Calibri"/>
           <w:b/>
-          <w:color w:val="0F172A"/>
-          <w:sz w:val="20"/>
+          <w:color w:val="141414"/>
+          <w:sz w:val="21"/>
         </w:rPr>
         <w:t>What is the mathematical formula for Cosine Similarity?</w:t>
       </w:r>
     </w:p>
     <w:p>
       <w:pPr>
-        <w:spacing w:before="40" w:after="80" w:line="276" w:lineRule="auto"/>
+        <w:spacing w:before="0" w:after="100" w:line="276" w:lineRule="auto"/>
       </w:pPr>
       <w:r>
         <w:rPr>
           <w:rFonts w:ascii="Calibri" w:hAnsi="Calibri"/>
           <w:i/>
           <w:color w:val="1E293B"/>
-          <w:sz w:val="20"/>
+          <w:sz w:val="21"/>
         </w:rPr>
         <w:t>$\cos(\theta) = (\mathbf{a} \cdot \mathbf{r}) / (\|\mathbf{a}\| \|\mathbf{r}\|)$. Because our vectors are unit normalized, it simplifies to the dot product $\sum a_i r_i$.</w:t>
       </w:r>
     </w:p>
     <w:p>
       <w:pPr>
-        <w:spacing w:before="40" w:after="80" w:line="276" w:lineRule="auto"/>
+        <w:pStyle w:val="ListNumber"/>
+        <w:spacing w:before="40" w:after="40" w:line="276" w:lineRule="auto"/>
       </w:pPr>
       <w:r>
         <w:rPr>
           <w:rFonts w:ascii="Calibri" w:hAnsi="Calibri"/>
-          <w:color w:val="1F2937"/>
-          <w:sz w:val="20"/>
-        </w:rPr>
-        <w:t xml:space="preserve">6. </w:t>
-      </w:r>
-      <w:r>
-        <w:rPr>
-          <w:rFonts w:ascii="Calibri" w:hAnsi="Calibri"/>
           <w:b/>
-          <w:color w:val="0F172A"/>
-          <w:sz w:val="20"/>
+          <w:color w:val="141414"/>
+          <w:sz w:val="21"/>
         </w:rPr>
         <w:t>What are the six levels of Bloom's Revised Taxonomy?</w:t>
       </w:r>
     </w:p>
     <w:p>
       <w:pPr>
-        <w:spacing w:before="40" w:after="80" w:line="276" w:lineRule="auto"/>
+        <w:spacing w:before="0" w:after="100" w:line="276" w:lineRule="auto"/>
       </w:pPr>
       <w:r>
         <w:rPr>
           <w:rFonts w:ascii="Calibri" w:hAnsi="Calibri"/>
           <w:i/>
           <w:color w:val="1E293B"/>
-          <w:sz w:val="20"/>
+          <w:sz w:val="21"/>
         </w:rPr>
         <w:t>Remember $\rightarrow$ Understand $\rightarrow$ Apply $\rightarrow$ Analyze $\rightarrow$ Evaluate $\rightarrow$ Create.</w:t>
       </w:r>
     </w:p>
     <w:p>
       <w:pPr>
-        <w:spacing w:before="40" w:after="80" w:line="276" w:lineRule="auto"/>
+        <w:pStyle w:val="ListNumber"/>
+        <w:spacing w:before="40" w:after="40" w:line="276" w:lineRule="auto"/>
       </w:pPr>
       <w:r>
         <w:rPr>
           <w:rFonts w:ascii="Calibri" w:hAnsi="Calibri"/>
-          <w:color w:val="1F2937"/>
-          <w:sz w:val="20"/>
-        </w:rPr>
-        <w:t xml:space="preserve">7. </w:t>
-      </w:r>
-      <w:r>
-        <w:rPr>
-          <w:rFonts w:ascii="Calibri" w:hAnsi="Calibri"/>
           <w:b/>
-          <w:color w:val="0F172A"/>
-          <w:sz w:val="20"/>
+          <w:color w:val="141414"/>
+          <w:sz w:val="21"/>
         </w:rPr>
         <w:t>What are your exact Bloom transition score thresholds?</w:t>
       </w:r>
     </w:p>
     <w:p>
       <w:pPr>
-        <w:spacing w:before="40" w:after="80" w:line="276" w:lineRule="auto"/>
+        <w:spacing w:before="0" w:after="100" w:line="276" w:lineRule="auto"/>
       </w:pPr>
       <w:r>
         <w:rPr>
           <w:rFonts w:ascii="Calibri" w:hAnsi="Calibri"/>
           <w:i/>
           <w:color w:val="1E293B"/>
-          <w:sz w:val="20"/>
+          <w:sz w:val="21"/>
         </w:rPr>
         <w:t>Score $\ge 75$: elevate Bloom level. Score $50–74$: maintain level and vary question type. Score $&lt; 50$: scaffold downward to preceding level.</w:t>
       </w:r>
     </w:p>
     <w:p>
       <w:pPr>
-        <w:spacing w:before="40" w:after="80" w:line="276" w:lineRule="auto"/>
+        <w:pStyle w:val="ListNumber"/>
+        <w:spacing w:before="40" w:after="40" w:line="276" w:lineRule="auto"/>
       </w:pPr>
       <w:r>
         <w:rPr>
           <w:rFonts w:ascii="Calibri" w:hAnsi="Calibri"/>
-          <w:color w:val="1F2937"/>
-          <w:sz w:val="20"/>
-        </w:rPr>
-        <w:t xml:space="preserve">8. </w:t>
-      </w:r>
-      <w:r>
-        <w:rPr>
-          <w:rFonts w:ascii="Calibri" w:hAnsi="Calibri"/>
           <w:b/>
-          <w:color w:val="0F172A"/>
-          <w:sz w:val="20"/>
+          <w:color w:val="141414"/>
+          <w:sz w:val="21"/>
         </w:rPr>
         <w:t>What are the 5 signals in your scoring rubric and their weights?</w:t>
       </w:r>
     </w:p>
     <w:p>
       <w:pPr>
-        <w:spacing w:before="40" w:after="80" w:line="276" w:lineRule="auto"/>
+        <w:spacing w:before="0" w:after="100" w:line="276" w:lineRule="auto"/>
       </w:pPr>
       <w:r>
         <w:rPr>
           <w:rFonts w:ascii="Calibri" w:hAnsi="Calibri"/>
           <w:i/>
           <w:color w:val="1E293B"/>
-          <w:sz w:val="20"/>
+          <w:sz w:val="21"/>
         </w:rPr>
         <w:t>Technical Accuracy (30%), Completeness (20%), Relevance (20%), Semantic Similarity (15%), Concept Coverage (15%).</w:t>
       </w:r>
     </w:p>
     <w:p>
       <w:pPr>
-        <w:spacing w:before="40" w:after="80" w:line="276" w:lineRule="auto"/>
+        <w:pStyle w:val="ListNumber"/>
+        <w:spacing w:before="40" w:after="40" w:line="276" w:lineRule="auto"/>
       </w:pPr>
       <w:r>
         <w:rPr>
           <w:rFonts w:ascii="Calibri" w:hAnsi="Calibri"/>
-          <w:color w:val="1F2937"/>
-          <w:sz w:val="20"/>
-        </w:rPr>
-        <w:t xml:space="preserve">9. </w:t>
-      </w:r>
-      <w:r>
-        <w:rPr>
-          <w:rFonts w:ascii="Calibri" w:hAnsi="Calibri"/>
           <w:b/>
-          <w:color w:val="0F172A"/>
-          <w:sz w:val="20"/>
+          <w:color w:val="141414"/>
+          <w:sz w:val="21"/>
         </w:rPr>
         <w:t>Why is semantic similarity alone insufficient for grading?</w:t>
       </w:r>
     </w:p>
     <w:p>
       <w:pPr>
-        <w:spacing w:before="40" w:after="80" w:line="276" w:lineRule="auto"/>
+        <w:spacing w:before="0" w:after="100" w:line="276" w:lineRule="auto"/>
       </w:pPr>
       <w:r>
         <w:rPr>
           <w:rFonts w:ascii="Calibri" w:hAnsi="Calibri"/>
           <w:i/>
           <w:color w:val="1E293B"/>
-          <w:sz w:val="20"/>
+          <w:sz w:val="21"/>
         </w:rPr>
         <w:t>It measures topical overlap, not correctness. An articulate student asserting that "HTTP runs over UDP" would get a high semantic score without factual accuracy.</w:t>
       </w:r>
     </w:p>
     <w:p>
       <w:pPr>
-        <w:spacing w:before="40" w:after="80" w:line="276" w:lineRule="auto"/>
+        <w:pStyle w:val="ListNumber"/>
+        <w:spacing w:before="40" w:after="40" w:line="276" w:lineRule="auto"/>
       </w:pPr>
       <w:r>
         <w:rPr>
           <w:rFonts w:ascii="Calibri" w:hAnsi="Calibri"/>
-          <w:color w:val="1F2937"/>
-          <w:sz w:val="20"/>
-        </w:rPr>
-        <w:t xml:space="preserve">10. </w:t>
-      </w:r>
-      <w:r>
-        <w:rPr>
-          <w:rFonts w:ascii="Calibri" w:hAnsi="Calibri"/>
           <w:b/>
-          <w:color w:val="0F172A"/>
-          <w:sz w:val="20"/>
+          <w:color w:val="141414"/>
+          <w:sz w:val="21"/>
         </w:rPr>
         <w:t>How does voice input work?</w:t>
       </w:r>
     </w:p>
     <w:p>
       <w:pPr>
-        <w:spacing w:before="40" w:after="80" w:line="276" w:lineRule="auto"/>
+        <w:spacing w:before="0" w:after="100" w:line="276" w:lineRule="auto"/>
       </w:pPr>
       <w:r>
         <w:rPr>
           <w:rFonts w:ascii="Calibri" w:hAnsi="Calibri"/>
           <w:i/>
           <w:color w:val="1E293B"/>
-          <w:sz w:val="20"/>
+          <w:sz w:val="21"/>
         </w:rPr>
         <w:t>Browser captures audio via Web Audio API; Groq Whisper-large-v3 transcribes it with technical vocabulary prompt biasing in ~350ms.</w:t>
       </w:r>
     </w:p>
     <w:p>
       <w:pPr>
-        <w:spacing w:before="40" w:after="80" w:line="276" w:lineRule="auto"/>
+        <w:pStyle w:val="ListNumber"/>
+        <w:spacing w:before="40" w:after="40" w:line="276" w:lineRule="auto"/>
       </w:pPr>
       <w:r>
         <w:rPr>
           <w:rFonts w:ascii="Calibri" w:hAnsi="Calibri"/>
-          <w:color w:val="1F2937"/>
-          <w:sz w:val="20"/>
-        </w:rPr>
-        <w:t xml:space="preserve">11. </w:t>
-      </w:r>
-      <w:r>
-        <w:rPr>
-          <w:rFonts w:ascii="Calibri" w:hAnsi="Calibri"/>
           <w:b/>
-          <w:color w:val="0F172A"/>
-          <w:sz w:val="20"/>
+          <w:color w:val="141414"/>
+          <w:sz w:val="21"/>
         </w:rPr>
         <w:t>How does voice output work?</w:t>
       </w:r>
     </w:p>
     <w:p>
       <w:pPr>
-        <w:spacing w:before="40" w:after="80" w:line="276" w:lineRule="auto"/>
+        <w:spacing w:before="0" w:after="100" w:line="276" w:lineRule="auto"/>
       </w:pPr>
       <w:r>
         <w:rPr>
           <w:rFonts w:ascii="Calibri" w:hAnsi="Calibri"/>
           <w:i/>
           <w:color w:val="1E293B"/>
-          <w:sz w:val="20"/>
+          <w:sz w:val="21"/>
         </w:rPr>
         <w:t>Microsoft Edge-TTS streams `en-US-ChristopherNeural` MP3 chunks in-memory via WebSockets directly to the browser.</w:t>
       </w:r>
     </w:p>
     <w:p>
       <w:pPr>
-        <w:spacing w:before="40" w:after="80" w:line="276" w:lineRule="auto"/>
+        <w:pStyle w:val="ListNumber"/>
+        <w:spacing w:before="40" w:after="40" w:line="276" w:lineRule="auto"/>
       </w:pPr>
       <w:r>
         <w:rPr>
           <w:rFonts w:ascii="Calibri" w:hAnsi="Calibri"/>
-          <w:color w:val="1F2937"/>
-          <w:sz w:val="20"/>
-        </w:rPr>
-        <w:t xml:space="preserve">12. </w:t>
-      </w:r>
-      <w:r>
-        <w:rPr>
-          <w:rFonts w:ascii="Calibri" w:hAnsi="Calibri"/>
           <w:b/>
-          <w:color w:val="0F172A"/>
-          <w:sz w:val="20"/>
+          <w:color w:val="141414"/>
+          <w:sz w:val="21"/>
         </w:rPr>
         <w:t>How does the system prevent repeated questions?</w:t>
       </w:r>
     </w:p>
     <w:p>
       <w:pPr>
-        <w:spacing w:before="40" w:after="80" w:line="276" w:lineRule="auto"/>
+        <w:spacing w:before="0" w:after="100" w:line="276" w:lineRule="auto"/>
       </w:pPr>
       <w:r>
         <w:rPr>
           <w:rFonts w:ascii="Calibri" w:hAnsi="Calibri"/>
           <w:i/>
           <w:color w:val="1E293B"/>
-          <w:sz w:val="20"/>
+          <w:sz w:val="21"/>
         </w:rPr>
         <w:t>Previously asked questions are tracked in `AdaptiveState` and injected into the Groq prompt as negative conditioning constraints.</w:t>
       </w:r>
     </w:p>
     <w:p>
       <w:pPr>
-        <w:spacing w:before="40" w:after="80" w:line="276" w:lineRule="auto"/>
+        <w:pStyle w:val="ListNumber"/>
+        <w:spacing w:before="40" w:after="40" w:line="276" w:lineRule="auto"/>
       </w:pPr>
       <w:r>
         <w:rPr>
           <w:rFonts w:ascii="Calibri" w:hAnsi="Calibri"/>
-          <w:color w:val="1F2937"/>
-          <w:sz w:val="20"/>
-        </w:rPr>
-        <w:t xml:space="preserve">13. </w:t>
-      </w:r>
-      <w:r>
-        <w:rPr>
-          <w:rFonts w:ascii="Calibri" w:hAnsi="Calibri"/>
           <w:b/>
-          <w:color w:val="0F172A"/>
-          <w:sz w:val="20"/>
+          <w:color w:val="141414"/>
+          <w:sz w:val="21"/>
         </w:rPr>
         <w:t>What database stores user data and session histories?</w:t>
       </w:r>
     </w:p>
     <w:p>
       <w:pPr>
-        <w:spacing w:before="40" w:after="80" w:line="276" w:lineRule="auto"/>
+        <w:spacing w:before="0" w:after="100" w:line="276" w:lineRule="auto"/>
       </w:pPr>
       <w:r>
         <w:rPr>
           <w:rFonts w:ascii="Calibri" w:hAnsi="Calibri"/>
           <w:i/>
           <w:color w:val="1E293B"/>
-          <w:sz w:val="20"/>
+          <w:sz w:val="21"/>
         </w:rPr>
         <w:t>MySQL 8.0 (InnoDB) with 7 relational tables, foreign key cascades, and a `token_blacklist` table.</w:t>
       </w:r>
     </w:p>
     <w:p>
       <w:pPr>
-        <w:spacing w:before="40" w:after="80" w:line="276" w:lineRule="auto"/>
+        <w:pStyle w:val="ListNumber"/>
+        <w:spacing w:before="40" w:after="40" w:line="276" w:lineRule="auto"/>
       </w:pPr>
       <w:r>
         <w:rPr>
           <w:rFonts w:ascii="Calibri" w:hAnsi="Calibri"/>
-          <w:color w:val="1F2937"/>
-          <w:sz w:val="20"/>
-        </w:rPr>
-        <w:t xml:space="preserve">14. </w:t>
-      </w:r>
-      <w:r>
-        <w:rPr>
-          <w:rFonts w:ascii="Calibri" w:hAnsi="Calibri"/>
           <w:b/>
-          <w:color w:val="0F172A"/>
-          <w:sz w:val="20"/>
+          <w:color w:val="141414"/>
+          <w:sz w:val="21"/>
         </w:rPr>
         <w:t>How do you handle JWT revocation on logout?</w:t>
       </w:r>
     </w:p>
     <w:p>
       <w:pPr>
-        <w:spacing w:before="40" w:after="80" w:line="276" w:lineRule="auto"/>
+        <w:spacing w:before="0" w:after="100" w:line="276" w:lineRule="auto"/>
       </w:pPr>
       <w:r>
         <w:rPr>
           <w:rFonts w:ascii="Calibri" w:hAnsi="Calibri"/>
           <w:i/>
           <w:color w:val="1E293B"/>
-          <w:sz w:val="20"/>
+          <w:sz w:val="21"/>
         </w:rPr>
         <w:t>When a user logs out, the SHA-256 hash of their JWT is saved in the `token_blacklist` table. Subsequent requests check this table.</w:t>
       </w:r>
     </w:p>
     <w:p>
       <w:pPr>
-        <w:spacing w:before="40" w:after="80" w:line="276" w:lineRule="auto"/>
+        <w:pStyle w:val="ListNumber"/>
+        <w:spacing w:before="40" w:after="40" w:line="276" w:lineRule="auto"/>
       </w:pPr>
       <w:r>
         <w:rPr>
           <w:rFonts w:ascii="Calibri" w:hAnsi="Calibri"/>
-          <w:color w:val="1F2937"/>
-          <w:sz w:val="20"/>
-        </w:rPr>
-        <w:t xml:space="preserve">15. </w:t>
-      </w:r>
-      <w:r>
-        <w:rPr>
-          <w:rFonts w:ascii="Calibri" w:hAnsi="Calibri"/>
           <w:b/>
-          <w:color w:val="0F172A"/>
-          <w:sz w:val="20"/>
+          <w:color w:val="141414"/>
+          <w:sz w:val="21"/>
         </w:rPr>
         <w:t>How are resumes parsed?</w:t>
       </w:r>
     </w:p>
     <w:p>
       <w:pPr>
-        <w:spacing w:before="40" w:after="80" w:line="276" w:lineRule="auto"/>
+        <w:spacing w:before="0" w:after="100" w:line="276" w:lineRule="auto"/>
       </w:pPr>
       <w:r>
         <w:rPr>
           <w:rFonts w:ascii="Calibri" w:hAnsi="Calibri"/>
           <w:i/>
           <w:color w:val="1E293B"/>
-          <w:sz w:val="20"/>
+          <w:sz w:val="21"/>
         </w:rPr>
         <w:t>PyMuPDF (`fitz`) extracts raw C-level PDF glyph streams in 12ms and matches against a 50+ canonical CS skill regex taxonomy.</w:t>
       </w:r>
     </w:p>
     <w:p>
       <w:pPr>
-        <w:spacing w:before="40" w:after="80" w:line="276" w:lineRule="auto"/>
+        <w:pStyle w:val="ListNumber"/>
+        <w:spacing w:before="40" w:after="40" w:line="276" w:lineRule="auto"/>
       </w:pPr>
       <w:r>
         <w:rPr>
           <w:rFonts w:ascii="Calibri" w:hAnsi="Calibri"/>
-          <w:color w:val="1F2937"/>
-          <w:sz w:val="20"/>
-        </w:rPr>
-        <w:t xml:space="preserve">16. </w:t>
-      </w:r>
-      <w:r>
-        <w:rPr>
-          <w:rFonts w:ascii="Calibri" w:hAnsi="Calibri"/>
           <w:b/>
-          <w:color w:val="0F172A"/>
-          <w:sz w:val="20"/>
+          <w:color w:val="141414"/>
+          <w:sz w:val="21"/>
         </w:rPr>
         <w:t>What is the difference between Matched Skills and Gap Skills?</w:t>
       </w:r>
     </w:p>
     <w:p>
       <w:pPr>
-        <w:spacing w:before="40" w:after="80" w:line="276" w:lineRule="auto"/>
+        <w:spacing w:before="0" w:after="100" w:line="276" w:lineRule="auto"/>
       </w:pPr>
       <w:r>
         <w:rPr>
           <w:rFonts w:ascii="Calibri" w:hAnsi="Calibri"/>
           <w:i/>
           <w:color w:val="1E293B"/>
-          <w:sz w:val="20"/>
+          <w:sz w:val="21"/>
         </w:rPr>
         <w:t>Matched Skills = Resume $\cap$ JD. Gap Skills = JD $\setminus$ Resume.</w:t>
       </w:r>
     </w:p>
     <w:p>
       <w:pPr>
-        <w:spacing w:before="40" w:after="80" w:line="276" w:lineRule="auto"/>
+        <w:pStyle w:val="ListNumber"/>
+        <w:spacing w:before="40" w:after="40" w:line="276" w:lineRule="auto"/>
       </w:pPr>
       <w:r>
         <w:rPr>
           <w:rFonts w:ascii="Calibri" w:hAnsi="Calibri"/>
-          <w:color w:val="1F2937"/>
-          <w:sz w:val="20"/>
-        </w:rPr>
-        <w:t xml:space="preserve">17. </w:t>
-      </w:r>
-      <w:r>
-        <w:rPr>
-          <w:rFonts w:ascii="Calibri" w:hAnsi="Calibri"/>
           <w:b/>
-          <w:color w:val="0F172A"/>
-          <w:sz w:val="20"/>
+          <w:color w:val="141414"/>
+          <w:sz w:val="21"/>
         </w:rPr>
         <w:t>What is the purpose of `SKILL_DOMAIN_MAP`?</w:t>
       </w:r>
     </w:p>
     <w:p>
       <w:pPr>
-        <w:spacing w:before="40" w:after="80" w:line="276" w:lineRule="auto"/>
+        <w:spacing w:before="0" w:after="100" w:line="276" w:lineRule="auto"/>
       </w:pPr>
       <w:r>
         <w:rPr>
           <w:rFonts w:ascii="Calibri" w:hAnsi="Calibri"/>
           <w:i/>
           <w:color w:val="1E293B"/>
-          <w:sz w:val="20"/>
+          <w:sz w:val="21"/>
         </w:rPr>
         <w:t>It maps skills to knowledge domains (e.g., SQL $\rightarrow$ DBMS), applying metadata filters in ChromaDB to prevent cross-domain chunk noise.</w:t>
       </w:r>
     </w:p>
     <w:p>
       <w:pPr>
-        <w:spacing w:before="40" w:after="80" w:line="276" w:lineRule="auto"/>
+        <w:pStyle w:val="ListNumber"/>
+        <w:spacing w:before="40" w:after="40" w:line="276" w:lineRule="auto"/>
       </w:pPr>
       <w:r>
         <w:rPr>
           <w:rFonts w:ascii="Calibri" w:hAnsi="Calibri"/>
-          <w:color w:val="1F2937"/>
-          <w:sz w:val="20"/>
-        </w:rPr>
-        <w:t xml:space="preserve">18. </w:t>
-      </w:r>
-      <w:r>
-        <w:rPr>
-          <w:rFonts w:ascii="Calibri" w:hAnsi="Calibri"/>
           <w:b/>
-          <w:color w:val="0F172A"/>
-          <w:sz w:val="20"/>
+          <w:color w:val="141414"/>
+          <w:sz w:val="21"/>
         </w:rPr>
         <w:t>What models run on Groq LPU?</w:t>
       </w:r>
     </w:p>
     <w:p>
       <w:pPr>
-        <w:spacing w:before="40" w:after="80" w:line="276" w:lineRule="auto"/>
+        <w:spacing w:before="0" w:after="100" w:line="276" w:lineRule="auto"/>
       </w:pPr>
       <w:r>
         <w:rPr>
           <w:rFonts w:ascii="Calibri" w:hAnsi="Calibri"/>
           <w:i/>
           <w:color w:val="1E293B"/>
-          <w:sz w:val="20"/>
+          <w:sz w:val="21"/>
         </w:rPr>
         <w:t>Primary: `openai/gpt-oss-120b` (or `llama-3.3-70b-versatile`). Fallback: `openai/gpt-oss-20b` (or `llama-3.1-8b-instant`).</w:t>
       </w:r>
     </w:p>
     <w:p>
       <w:pPr>
-        <w:spacing w:before="40" w:after="80" w:line="276" w:lineRule="auto"/>
+        <w:pStyle w:val="ListNumber"/>
+        <w:spacing w:before="40" w:after="40" w:line="276" w:lineRule="auto"/>
       </w:pPr>
       <w:r>
         <w:rPr>
           <w:rFonts w:ascii="Calibri" w:hAnsi="Calibri"/>
-          <w:color w:val="1F2937"/>
-          <w:sz w:val="20"/>
-        </w:rPr>
-        <w:t xml:space="preserve">19. </w:t>
-      </w:r>
-      <w:r>
-        <w:rPr>
-          <w:rFonts w:ascii="Calibri" w:hAnsi="Calibri"/>
           <w:b/>
-          <w:color w:val="0F172A"/>
-          <w:sz w:val="20"/>
+          <w:color w:val="141414"/>
+          <w:sz w:val="21"/>
         </w:rPr>
         <w:t>What happens if Groq API goes down?</w:t>
       </w:r>
     </w:p>
     <w:p>
       <w:pPr>
-        <w:spacing w:before="40" w:after="80" w:line="276" w:lineRule="auto"/>
+        <w:spacing w:before="0" w:after="100" w:line="276" w:lineRule="auto"/>
       </w:pPr>
       <w:r>
         <w:rPr>
           <w:rFonts w:ascii="Calibri" w:hAnsi="Calibri"/>
           <w:i/>
           <w:color w:val="1E293B"/>
-          <w:sz w:val="20"/>
+          <w:sz w:val="21"/>
         </w:rPr>
         <w:t>The system trips an automated failover to the secondary model, and if offline, activates local heuristic scoring via CPU SentenceTransformers.</w:t>
       </w:r>
     </w:p>
     <w:p>
       <w:pPr>
-        <w:spacing w:before="40" w:after="80" w:line="276" w:lineRule="auto"/>
+        <w:pStyle w:val="ListNumber"/>
+        <w:spacing w:before="40" w:after="40" w:line="276" w:lineRule="auto"/>
       </w:pPr>
       <w:r>
         <w:rPr>
           <w:rFonts w:ascii="Calibri" w:hAnsi="Calibri"/>
-          <w:color w:val="1F2937"/>
-          <w:sz w:val="20"/>
-        </w:rPr>
-        <w:t xml:space="preserve">20. </w:t>
-      </w:r>
-      <w:r>
-        <w:rPr>
-          <w:rFonts w:ascii="Calibri" w:hAnsi="Calibri"/>
           <w:b/>
-          <w:color w:val="0F172A"/>
-          <w:sz w:val="20"/>
+          <w:color w:val="141414"/>
+          <w:sz w:val="21"/>
         </w:rPr>
         <w:t>Why did you use 384 dimensions instead of 1,536?</w:t>
       </w:r>
     </w:p>
     <w:p>
       <w:pPr>
-        <w:spacing w:before="40" w:after="80" w:line="276" w:lineRule="auto"/>
+        <w:spacing w:before="0" w:after="100" w:line="276" w:lineRule="auto"/>
       </w:pPr>
       <w:r>
         <w:rPr>
           <w:rFonts w:ascii="Calibri" w:hAnsi="Calibri"/>
           <w:i/>
           <w:color w:val="1E293B"/>
-          <w:sz w:val="20"/>
+          <w:sz w:val="21"/>
         </w:rPr>
         <w:t>384 dimensions capture all necessary semantic variance for technical sentence matching while executing in &lt;15ms on CPU at zero cost.</w:t>
       </w:r>
     </w:p>
     <w:p>
       <w:pPr>
-        <w:spacing w:before="40" w:after="80" w:line="276" w:lineRule="auto"/>
+        <w:pStyle w:val="ListNumber"/>
+        <w:spacing w:before="40" w:after="40" w:line="276" w:lineRule="auto"/>
       </w:pPr>
       <w:r>
         <w:rPr>
           <w:rFonts w:ascii="Calibri" w:hAnsi="Calibri"/>
-          <w:color w:val="1F2937"/>
-          <w:sz w:val="20"/>
-        </w:rPr>
-        <w:t xml:space="preserve">21. </w:t>
-      </w:r>
-      <w:r>
-        <w:rPr>
-          <w:rFonts w:ascii="Calibri" w:hAnsi="Calibri"/>
           <w:b/>
-          <w:color w:val="0F172A"/>
-          <w:sz w:val="20"/>
+          <w:color w:val="141414"/>
+          <w:sz w:val="21"/>
         </w:rPr>
         <w:t>What is University Syllabus Mode?</w:t>
       </w:r>
     </w:p>
     <w:p>
       <w:pPr>
-        <w:spacing w:before="40" w:after="80" w:line="276" w:lineRule="auto"/>
+        <w:spacing w:before="0" w:after="100" w:line="276" w:lineRule="auto"/>
       </w:pPr>
       <w:r>
         <w:rPr>
           <w:rFonts w:ascii="Calibri" w:hAnsi="Calibri"/>
           <w:i/>
           <w:color w:val="1E293B"/>
-          <w:sz w:val="20"/>
+          <w:sz w:val="21"/>
         </w:rPr>
         <w:t>An isolated mode where questions are grounded in specific institutional course syllabi (e.g., JNTUH CS501PC) across 5 course units.</w:t>
       </w:r>
     </w:p>
     <w:p>
       <w:pPr>
-        <w:spacing w:before="40" w:after="80" w:line="276" w:lineRule="auto"/>
+        <w:pStyle w:val="ListNumber"/>
+        <w:spacing w:before="40" w:after="40" w:line="276" w:lineRule="auto"/>
       </w:pPr>
       <w:r>
         <w:rPr>
           <w:rFonts w:ascii="Calibri" w:hAnsi="Calibri"/>
-          <w:color w:val="1F2937"/>
-          <w:sz w:val="20"/>
-        </w:rPr>
-        <w:t xml:space="preserve">22. </w:t>
-      </w:r>
-      <w:r>
-        <w:rPr>
-          <w:rFonts w:ascii="Calibri" w:hAnsi="Calibri"/>
           <w:b/>
-          <w:color w:val="0F172A"/>
-          <w:sz w:val="20"/>
+          <w:color w:val="141414"/>
+          <w:sz w:val="21"/>
         </w:rPr>
         <w:t>What does the final Performance Dashboard display?</w:t>
       </w:r>
     </w:p>
     <w:p>
       <w:pPr>
-        <w:spacing w:before="40" w:after="80" w:line="276" w:lineRule="auto"/>
+        <w:spacing w:before="0" w:after="100" w:line="276" w:lineRule="auto"/>
       </w:pPr>
       <w:r>
         <w:rPr>
           <w:rFonts w:ascii="Calibri" w:hAnsi="Calibri"/>
           <w:i/>
           <w:color w:val="1E293B"/>
-          <w:sz w:val="20"/>
+          <w:sz w:val="21"/>
         </w:rPr>
         <w:t>A 5-axis Radar Chart (Cognitive Depth, Precision, Completeness, Relevance, Breadth), turn-by-turn scores, and a study roadmap.</w:t>
       </w:r>
     </w:p>
     <w:p>
       <w:pPr>
-        <w:spacing w:before="40" w:after="80" w:line="276" w:lineRule="auto"/>
+        <w:pStyle w:val="ListNumber"/>
+        <w:spacing w:before="40" w:after="40" w:line="276" w:lineRule="auto"/>
       </w:pPr>
       <w:r>
         <w:rPr>
           <w:rFonts w:ascii="Calibri" w:hAnsi="Calibri"/>
-          <w:color w:val="1F2937"/>
-          <w:sz w:val="20"/>
-        </w:rPr>
-        <w:t xml:space="preserve">23. </w:t>
-      </w:r>
-      <w:r>
-        <w:rPr>
-          <w:rFonts w:ascii="Calibri" w:hAnsi="Calibri"/>
           <w:b/>
-          <w:color w:val="0F172A"/>
-          <w:sz w:val="20"/>
+          <w:color w:val="141414"/>
+          <w:sz w:val="21"/>
         </w:rPr>
         <w:t>How does FastAPI handle high concurrency?</w:t>
       </w:r>
     </w:p>
     <w:p>
       <w:pPr>
-        <w:spacing w:before="40" w:after="80" w:line="276" w:lineRule="auto"/>
+        <w:spacing w:before="0" w:after="100" w:line="276" w:lineRule="auto"/>
       </w:pPr>
       <w:r>
         <w:rPr>
           <w:rFonts w:ascii="Calibri" w:hAnsi="Calibri"/>
           <w:i/>
           <w:color w:val="1E293B"/>
-          <w:sz w:val="20"/>
+          <w:sz w:val="21"/>
         </w:rPr>
         <w:t>Using asynchronous coroutines (`async`/`await`) on Uvicorn ASGI, offloading CPU tasks to thread pools.</w:t>
       </w:r>
     </w:p>
     <w:p>
       <w:pPr>
-        <w:spacing w:before="40" w:after="80" w:line="276" w:lineRule="auto"/>
+        <w:pStyle w:val="ListNumber"/>
+        <w:spacing w:before="40" w:after="40" w:line="276" w:lineRule="auto"/>
       </w:pPr>
       <w:r>
         <w:rPr>
           <w:rFonts w:ascii="Calibri" w:hAnsi="Calibri"/>
-          <w:color w:val="1F2937"/>
-          <w:sz w:val="20"/>
-        </w:rPr>
-        <w:t xml:space="preserve">24. </w:t>
-      </w:r>
-      <w:r>
-        <w:rPr>
-          <w:rFonts w:ascii="Calibri" w:hAnsi="Calibri"/>
           <w:b/>
-          <w:color w:val="0F172A"/>
-          <w:sz w:val="20"/>
+          <w:color w:val="141414"/>
+          <w:sz w:val="21"/>
         </w:rPr>
         <w:t>Did AI write this project for you?</w:t>
       </w:r>
     </w:p>
     <w:p>
       <w:pPr>
-        <w:spacing w:before="40" w:after="80" w:line="276" w:lineRule="auto"/>
+        <w:spacing w:before="0" w:after="100" w:line="276" w:lineRule="auto"/>
       </w:pPr>
       <w:r>
         <w:rPr>
           <w:rFonts w:ascii="Calibri" w:hAnsi="Calibri"/>
           <w:i/>
           <w:color w:val="1E293B"/>
-          <w:sz w:val="20"/>
+          <w:sz w:val="21"/>
         </w:rPr>
         <w:t>No. AI is an accelerator, but software engineers architect systems. The decoupled 4-tier design, Bloom state machine, 5-factor formula, and MySQL schema were engineered line-by-line by our team.</w:t>
       </w:r>
     </w:p>
     <w:p>
       <w:pPr>
-        <w:spacing w:before="40" w:after="80" w:line="276" w:lineRule="auto"/>
+        <w:pStyle w:val="ListNumber"/>
+        <w:spacing w:before="40" w:after="40" w:line="276" w:lineRule="auto"/>
       </w:pPr>
       <w:r>
         <w:rPr>
           <w:rFonts w:ascii="Calibri" w:hAnsi="Calibri"/>
-          <w:color w:val="1F2937"/>
-          <w:sz w:val="20"/>
-        </w:rPr>
-        <w:t xml:space="preserve">25. </w:t>
-      </w:r>
-      <w:r>
-        <w:rPr>
-          <w:rFonts w:ascii="Calibri" w:hAnsi="Calibri"/>
           <w:b/>
-          <w:color w:val="0F172A"/>
-          <w:sz w:val="20"/>
+          <w:color w:val="141414"/>
+          <w:sz w:val="21"/>
         </w:rPr>
         <w:t>What is your Pearson correlation with human interviewers?</w:t>
       </w:r>
     </w:p>
     <w:p>
       <w:pPr>
-        <w:spacing w:before="40" w:after="80" w:line="276" w:lineRule="auto"/>
+        <w:spacing w:before="0" w:after="100" w:line="276" w:lineRule="auto"/>
       </w:pPr>
       <w:r>
         <w:rPr>
           <w:rFonts w:ascii="Calibri" w:hAnsi="Calibri"/>
           <w:i/>
           <w:color w:val="1E293B"/>
-          <w:sz w:val="20"/>
+          <w:sz w:val="21"/>
         </w:rPr>
         <w:t>$r = 0.89$, proven through our IEEE conference paper ablation study across 100 evaluated turns.</w:t>
       </w:r>
     </w:p>
     <w:p>
       <w:pPr>
+        <w:spacing w:before="120" w:after="120"/>
+        <w:jc w:val="center"/>
+      </w:pPr>
+      <w:r>
+        <w:rPr>
+          <w:rFonts w:ascii="Calibri" w:hAnsi="Calibri"/>
+          <w:color w:val="C8D2DC"/>
+          <w:sz w:val="18"/>
+        </w:rPr>
+        <w:t>―――――――――――――――――――――――――――――――――――――――――――――</w:t>
+      </w:r>
+    </w:p>
+    <w:p>
+      <w:pPr>
         <w:keepNext/>
-        <w:spacing w:before="280" w:after="80"/>
+        <w:spacing w:before="280" w:after="100"/>
       </w:pPr>
       <w:r>
         <w:rPr>
           <w:rFonts w:ascii="Calibri" w:hAnsi="Calibri"/>
           <w:b/>
-          <w:color w:val="1E293B"/>
-          <w:sz w:val="28"/>
+          <w:color w:val="2C5282"/>
+          <w:sz w:val="30"/>
         </w:rPr>
         <w:t>8. EMERGENCY HOSTILE QUESTION DEFENSE CHEAT SHEET</w:t>
       </w:r>
     </w:p>
     <w:p>
       <w:pPr>
-        <w:spacing w:before="40" w:after="80" w:line="276" w:lineRule="auto"/>
-        <w:ind w:left="360"/>
+        <w:pStyle w:val="ListBullet"/>
+        <w:spacing w:before="40" w:after="40" w:line="276" w:lineRule="auto"/>
       </w:pPr>
       <w:r>
         <w:rPr>
           <w:rFonts w:ascii="Calibri" w:hAnsi="Calibri"/>
-          <w:color w:val="1E3A8A"/>
-          <w:sz w:val="20"/>
-        </w:rPr>
-        <w:t xml:space="preserve">•  </w:t>
-      </w:r>
-      <w:r>
-        <w:rPr>
-          <w:rFonts w:ascii="Calibri" w:hAnsi="Calibri"/>
           <w:b/>
-          <w:color w:val="0F172A"/>
-          <w:sz w:val="20"/>
+          <w:color w:val="141414"/>
+          <w:sz w:val="21"/>
         </w:rPr>
         <w:t>If asked: "Why not just use ChatGPT directly?"</w:t>
       </w:r>
     </w:p>
     <w:p>
       <w:pPr>
-        <w:spacing w:before="40" w:after="80" w:line="276" w:lineRule="auto"/>
+        <w:spacing w:before="0" w:after="100" w:line="276" w:lineRule="auto"/>
       </w:pPr>
       <w:r>
         <w:rPr>
           <w:rFonts w:ascii="Calibri" w:hAnsi="Calibri"/>
-          <w:color w:val="1F2937"/>
-          <w:sz w:val="20"/>
+          <w:color w:val="1E293B"/>
+          <w:sz w:val="21"/>
         </w:rPr>
         <w:t xml:space="preserve">$\rightarrow$ Answer: </w:t>
       </w:r>
@@ -4830,43 +5076,35 @@
           <w:rFonts w:ascii="Calibri" w:hAnsi="Calibri"/>
           <w:i/>
           <w:color w:val="1E293B"/>
-          <w:sz w:val="20"/>
+          <w:sz w:val="21"/>
         </w:rPr>
         <w:t>"ChatGPT hallucinates technical standards, drifts off-topic, grades subjectively without anchored rubrics, and has no curriculum alignment or deterministic Bloom state tracking."</w:t>
       </w:r>
     </w:p>
     <w:p>
       <w:pPr>
-        <w:spacing w:before="40" w:after="80" w:line="276" w:lineRule="auto"/>
-        <w:ind w:left="360"/>
+        <w:pStyle w:val="ListBullet"/>
+        <w:spacing w:before="40" w:after="40" w:line="276" w:lineRule="auto"/>
       </w:pPr>
       <w:r>
         <w:rPr>
           <w:rFonts w:ascii="Calibri" w:hAnsi="Calibri"/>
-          <w:color w:val="1E3A8A"/>
-          <w:sz w:val="20"/>
-        </w:rPr>
-        <w:t xml:space="preserve">•  </w:t>
-      </w:r>
-      <w:r>
-        <w:rPr>
-          <w:rFonts w:ascii="Calibri" w:hAnsi="Calibri"/>
           <w:b/>
-          <w:color w:val="0F172A"/>
-          <w:sz w:val="20"/>
+          <w:color w:val="141414"/>
+          <w:sz w:val="21"/>
         </w:rPr>
         <w:t>If asked: "Did you invent the 30/20/20/15/15 weights arbitrarily?"</w:t>
       </w:r>
     </w:p>
     <w:p>
       <w:pPr>
-        <w:spacing w:before="40" w:after="80" w:line="276" w:lineRule="auto"/>
+        <w:spacing w:before="0" w:after="100" w:line="276" w:lineRule="auto"/>
       </w:pPr>
       <w:r>
         <w:rPr>
           <w:rFonts w:ascii="Calibri" w:hAnsi="Calibri"/>
-          <w:color w:val="1F2937"/>
-          <w:sz w:val="20"/>
+          <w:color w:val="1E293B"/>
+          <w:sz w:val="21"/>
         </w:rPr>
         <w:t xml:space="preserve">$\rightarrow$ Answer: </w:t>
       </w:r>
@@ -4875,43 +5113,35 @@
           <w:rFonts w:ascii="Calibri" w:hAnsi="Calibri"/>
           <w:i/>
           <w:color w:val="1E293B"/>
-          <w:sz w:val="20"/>
+          <w:sz w:val="21"/>
         </w:rPr>
         <w:t>"No. They were determined through an empirical ablation study in Table V of our IEEE paper, achieving an $r=0.89$ correlation with human senior engineers and under 3.8% scoring variance."</w:t>
       </w:r>
     </w:p>
     <w:p>
       <w:pPr>
-        <w:spacing w:before="40" w:after="80" w:line="276" w:lineRule="auto"/>
-        <w:ind w:left="360"/>
+        <w:pStyle w:val="ListBullet"/>
+        <w:spacing w:before="40" w:after="40" w:line="276" w:lineRule="auto"/>
       </w:pPr>
       <w:r>
         <w:rPr>
           <w:rFonts w:ascii="Calibri" w:hAnsi="Calibri"/>
-          <w:color w:val="1E3A8A"/>
-          <w:sz w:val="20"/>
-        </w:rPr>
-        <w:t xml:space="preserve">•  </w:t>
-      </w:r>
-      <w:r>
-        <w:rPr>
-          <w:rFonts w:ascii="Calibri" w:hAnsi="Calibri"/>
           <w:b/>
-          <w:color w:val="0F172A"/>
-          <w:sz w:val="20"/>
+          <w:color w:val="141414"/>
+          <w:sz w:val="21"/>
         </w:rPr>
         <w:t>If asked: "What if a candidate attempts a prompt injection jailbreak?"</w:t>
       </w:r>
     </w:p>
     <w:p>
       <w:pPr>
-        <w:spacing w:before="40" w:after="80" w:line="276" w:lineRule="auto"/>
+        <w:spacing w:before="0" w:after="100" w:line="276" w:lineRule="auto"/>
       </w:pPr>
       <w:r>
         <w:rPr>
           <w:rFonts w:ascii="Calibri" w:hAnsi="Calibri"/>
-          <w:color w:val="1F2937"/>
-          <w:sz w:val="20"/>
+          <w:color w:val="1E293B"/>
+          <w:sz w:val="21"/>
         </w:rPr>
         <w:t xml:space="preserve">$\rightarrow$ Answer: </w:t>
       </w:r>
@@ -4920,43 +5150,35 @@
           <w:rFonts w:ascii="Calibri" w:hAnsi="Calibri"/>
           <w:i/>
           <w:color w:val="1E293B"/>
-          <w:sz w:val="20"/>
+          <w:sz w:val="21"/>
         </w:rPr>
         <w:t>"Answers are passed as passive data variables in backticks, and 30% of the score is hardcoded to deterministic cosine similarity ($S$) and keyword ratios ($K$), dragging malicious answers down."</w:t>
       </w:r>
     </w:p>
     <w:p>
       <w:pPr>
-        <w:spacing w:before="40" w:after="80" w:line="276" w:lineRule="auto"/>
-        <w:ind w:left="360"/>
+        <w:pStyle w:val="ListBullet"/>
+        <w:spacing w:before="40" w:after="40" w:line="276" w:lineRule="auto"/>
       </w:pPr>
       <w:r>
         <w:rPr>
           <w:rFonts w:ascii="Calibri" w:hAnsi="Calibri"/>
-          <w:color w:val="1E3A8A"/>
-          <w:sz w:val="20"/>
-        </w:rPr>
-        <w:t xml:space="preserve">•  </w:t>
-      </w:r>
-      <w:r>
-        <w:rPr>
-          <w:rFonts w:ascii="Calibri" w:hAnsi="Calibri"/>
           <w:b/>
-          <w:color w:val="0F172A"/>
-          <w:sz w:val="20"/>
+          <w:color w:val="141414"/>
+          <w:sz w:val="21"/>
         </w:rPr>
         <w:t>If asked: "Why two databases (MySQL and ChromaDB)?"</w:t>
       </w:r>
     </w:p>
     <w:p>
       <w:pPr>
-        <w:spacing w:before="40" w:after="80" w:line="276" w:lineRule="auto"/>
+        <w:spacing w:before="0" w:after="100" w:line="276" w:lineRule="auto"/>
       </w:pPr>
       <w:r>
         <w:rPr>
           <w:rFonts w:ascii="Calibri" w:hAnsi="Calibri"/>
-          <w:color w:val="1F2937"/>
-          <w:sz w:val="20"/>
+          <w:color w:val="1E293B"/>
+          <w:sz w:val="21"/>
         </w:rPr>
         <w:t xml:space="preserve">$\rightarrow$ Answer: </w:t>
       </w:r>
@@ -4965,19 +5187,59 @@
           <w:rFonts w:ascii="Calibri" w:hAnsi="Calibri"/>
           <w:i/>
           <w:color w:val="1E293B"/>
-          <w:sz w:val="20"/>
+          <w:sz w:val="21"/>
         </w:rPr>
         <w:t>"Polyglot persistence: MySQL provides strict ACID guarantees for relational parent-child entities; ChromaDB provides logarithmic $\mathcal{O}(\log N)$ HNSW vector search."</w:t>
       </w:r>
     </w:p>
     <w:sectPr>
+      <w:headerReference w:type="default" r:id="rId9"/>
+      <w:footerReference w:type="default" r:id="rId10"/>
       <w:pgSz w:w="12240" w:h="15840"/>
-      <w:pgMar w:top="1152" w:right="1152" w:bottom="1152" w:left="1152" w:header="720" w:footer="720" w:gutter="0"/>
+      <w:pgMar w:top="1440" w:right="1440" w:bottom="1440" w:left="1440" w:header="720" w:footer="720" w:gutter="0"/>
       <w:cols w:space="720"/>
       <w:docGrid w:linePitch="360"/>
     </w:sectPr>
   </w:body>
 </w:document>
+</file>
+
+<file path=word/footer1.xml><?xml version="1.0" encoding="utf-8"?>
+<w:ftr xmlns:m="http://schemas.openxmlformats.org/officeDocument/2006/math" xmlns:mc="http://schemas.openxmlformats.org/markup-compatibility/2006" xmlns:mo="http://schemas.microsoft.com/office/mac/office/2008/main" xmlns:mv="urn:schemas-microsoft-com:mac:vml" xmlns:o="urn:schemas-microsoft-com:office:office" xmlns:r="http://schemas.openxmlformats.org/officeDocument/2006/relationships" xmlns:v="urn:schemas-microsoft-com:vml" xmlns:w10="urn:schemas-microsoft-com:office:word" xmlns:w14="http://schemas.microsoft.com/office/word/2010/wordml" xmlns:w="http://schemas.openxmlformats.org/wordprocessingml/2006/main" xmlns:wne="http://schemas.microsoft.com/office/word/2006/wordml" xmlns:wp14="http://schemas.microsoft.com/office/word/2010/wordprocessingDrawing" xmlns:wp="http://schemas.openxmlformats.org/drawingml/2006/wordprocessingDrawing" xmlns:wpc="http://schemas.microsoft.com/office/word/2010/wordprocessingCanvas" xmlns:wpg="http://schemas.microsoft.com/office/word/2010/wordprocessingGroup" xmlns:wpi="http://schemas.microsoft.com/office/word/2010/wordprocessingInk" xmlns:wps="http://schemas.microsoft.com/office/word/2010/wordprocessingShape" mc:Ignorable="w14 wp14">
+  <w:p>
+    <w:pPr>
+      <w:pStyle w:val="Footer"/>
+      <w:jc w:val="center"/>
+    </w:pPr>
+    <w:r>
+      <w:rPr>
+        <w:rFonts w:ascii="Calibri" w:hAnsi="Calibri"/>
+        <w:color w:val="A0A0A0"/>
+        <w:sz w:val="17"/>
+      </w:rPr>
+      <w:t>Bachelor of Technology Final Project Documentation — Confidential &amp; Academic Use</w:t>
+    </w:r>
+  </w:p>
+</w:ftr>
+</file>
+
+<file path=word/header1.xml><?xml version="1.0" encoding="utf-8"?>
+<w:hdr xmlns:m="http://schemas.openxmlformats.org/officeDocument/2006/math" xmlns:mc="http://schemas.openxmlformats.org/markup-compatibility/2006" xmlns:mo="http://schemas.microsoft.com/office/mac/office/2008/main" xmlns:mv="urn:schemas-microsoft-com:mac:vml" xmlns:o="urn:schemas-microsoft-com:office:office" xmlns:r="http://schemas.openxmlformats.org/officeDocument/2006/relationships" xmlns:v="urn:schemas-microsoft-com:vml" xmlns:w10="urn:schemas-microsoft-com:office:word" xmlns:w14="http://schemas.microsoft.com/office/word/2010/wordml" xmlns:w="http://schemas.openxmlformats.org/wordprocessingml/2006/main" xmlns:wne="http://schemas.microsoft.com/office/word/2006/wordml" xmlns:wp14="http://schemas.microsoft.com/office/word/2010/wordprocessingDrawing" xmlns:wp="http://schemas.openxmlformats.org/drawingml/2006/wordprocessingDrawing" xmlns:wpc="http://schemas.microsoft.com/office/word/2010/wordprocessingCanvas" xmlns:wpg="http://schemas.microsoft.com/office/word/2010/wordprocessingGroup" xmlns:wpi="http://schemas.microsoft.com/office/word/2010/wordprocessingInk" xmlns:wps="http://schemas.microsoft.com/office/word/2010/wordprocessingShape" mc:Ignorable="w14 wp14">
+  <w:p>
+    <w:pPr>
+      <w:pStyle w:val="Header"/>
+      <w:jc w:val="right"/>
+    </w:pPr>
+    <w:r>
+      <w:rPr>
+        <w:rFonts w:ascii="Calibri" w:hAnsi="Calibri"/>
+        <w:color w:val="8C96A0"/>
+        <w:sz w:val="17"/>
+      </w:rPr>
+      <w:t>SmartInterview: Adaptive Technical Mock Interview Platform | Academic Report</w:t>
+    </w:r>
+  </w:p>
+</w:hdr>
 </file>
 
 <file path=word/numbering.xml><?xml version="1.0" encoding="utf-8"?>
